--- a/docx_resources/Вечірня-Утреня/В,У - Квітна Тріодь/pascha-3/3-5-ВУ.docx
+++ b/docx_resources/Вечірня-Утреня/В,У - Квітна Тріодь/pascha-3/3-5-ВУ.docx
@@ -59,7 +59,7 @@
     </w:p>
     <w:p>
       <w:pPr>
-        <w:pStyle w:val="Heading1"/>
+        <w:pStyle w:val="1"/>
         <w:spacing w:after="120"/>
         <w:jc w:val="center"/>
         <w:rPr>
@@ -71,7 +71,6 @@
         <w:rPr>
           <w:rFonts w:ascii="Times New Roman" w:hAnsi="Times New Roman" w:cs="Times New Roman"/>
           <w:b/>
-          <w:sz w:val="24"/>
         </w:rPr>
         <w:t>ВЕЧІРНЯ</w:t>
       </w:r>
@@ -413,7 +412,7 @@
     </w:p>
     <w:p>
       <w:pPr>
-        <w:pStyle w:val="Heading2"/>
+        <w:pStyle w:val="2"/>
         <w:spacing w:before="0" w:after="120"/>
         <w:jc w:val="center"/>
         <w:rPr>
@@ -486,14 +485,14 @@
           <w:rFonts w:ascii="Times New Roman" w:hAnsi="Times New Roman"/>
           <w:sz w:val="24"/>
         </w:rPr>
-        <w:t>Із хмар собі́ ро́биш колісни́</w:t>
-      </w:r>
-      <w:r>
-        <w:rPr>
-          <w:rFonts w:ascii="Times New Roman" w:hAnsi="Times New Roman"/>
-          <w:sz w:val="24"/>
-        </w:rPr>
-        <w:t>цю,* хо́диш на кри́лах ві́тру.</w:t>
+        <w:t>Із хмар собі́ ро́би</w:t>
+      </w:r>
+      <w:r>
+        <w:rPr>
+          <w:rFonts w:ascii="Times New Roman" w:hAnsi="Times New Roman"/>
+          <w:sz w:val="24"/>
+        </w:rPr>
+        <w:t>ш колісни́цю,* хо́диш на кри́лах ві́тру.</w:t>
       </w:r>
     </w:p>
     <w:p>
@@ -532,27 +531,27 @@
           <w:rFonts w:ascii="Times New Roman" w:hAnsi="Times New Roman"/>
           <w:sz w:val="24"/>
         </w:rPr>
-        <w:t>Безо́днею, немо́в оде́жею, покри́в її́,* по́над го́рами ста́ли во́ди.</w:t>
-      </w:r>
-    </w:p>
-    <w:p>
-      <w:pPr>
-        <w:spacing w:after="120"/>
-        <w:jc w:val="both"/>
-      </w:pPr>
-      <w:r>
-        <w:rPr>
-          <w:rFonts w:ascii="Times New Roman" w:hAnsi="Times New Roman"/>
-          <w:sz w:val="24"/>
-        </w:rPr>
-        <w:t>Пе</w:t>
-      </w:r>
-      <w:r>
-        <w:rPr>
-          <w:rFonts w:ascii="Times New Roman" w:hAnsi="Times New Roman"/>
-          <w:sz w:val="24"/>
-        </w:rPr>
-        <w:t>́ред погро́зою Твоє́ю вони́ тіка́ли,* пе́ред го́лосом гро́му Твого́ тремті́ли.</w:t>
+        <w:t xml:space="preserve">Безо́днею, немо́в оде́жею, покри́в її́,* по́над го́рами </w:t>
+      </w:r>
+      <w:r>
+        <w:rPr>
+          <w:rFonts w:ascii="Times New Roman" w:hAnsi="Times New Roman"/>
+          <w:sz w:val="24"/>
+        </w:rPr>
+        <w:t>ста́ли во́ди.</w:t>
+      </w:r>
+    </w:p>
+    <w:p>
+      <w:pPr>
+        <w:spacing w:after="120"/>
+        <w:jc w:val="both"/>
+      </w:pPr>
+      <w:r>
+        <w:rPr>
+          <w:rFonts w:ascii="Times New Roman" w:hAnsi="Times New Roman"/>
+          <w:sz w:val="24"/>
+        </w:rPr>
+        <w:t>Пе́ред погро́зою Твоє́ю вони́ тіка́ли,* пе́ред го́лосом гро́му Твого́ тремті́ли.</w:t>
       </w:r>
     </w:p>
     <w:p>
@@ -591,19 +590,27 @@
           <w:rFonts w:ascii="Times New Roman" w:hAnsi="Times New Roman"/>
           <w:sz w:val="24"/>
         </w:rPr>
-        <w:t>Джере́ла посила́єш у рі́ки,* які́ течу́ть по́між го́рами.</w:t>
-      </w:r>
-    </w:p>
-    <w:p>
-      <w:pPr>
-        <w:spacing w:after="120"/>
-        <w:jc w:val="both"/>
-      </w:pPr>
-      <w:r>
-        <w:rPr>
-          <w:rFonts w:ascii="Times New Roman" w:hAnsi="Times New Roman"/>
-          <w:sz w:val="24"/>
-        </w:rPr>
+        <w:t xml:space="preserve">Джере́ла посила́єш у </w:t>
+      </w:r>
+      <w:r>
+        <w:rPr>
+          <w:rFonts w:ascii="Times New Roman" w:hAnsi="Times New Roman"/>
+          <w:sz w:val="24"/>
+        </w:rPr>
+        <w:t>рі́ки,* які́ течу́ть по́між го́рами.</w:t>
+      </w:r>
+    </w:p>
+    <w:p>
+      <w:pPr>
+        <w:spacing w:after="120"/>
+        <w:jc w:val="both"/>
+      </w:pPr>
+      <w:r>
+        <w:rPr>
+          <w:rFonts w:ascii="Times New Roman" w:hAnsi="Times New Roman"/>
+          <w:sz w:val="24"/>
+        </w:rPr>
+        <w:lastRenderedPageBreak/>
         <w:t>Усю́ звірину́, що в по́лі, вони́ напува́ють,* ди́кі осли́ там га́сять свою́ спра́гу.</w:t>
       </w:r>
     </w:p>
@@ -617,27 +624,27 @@
           <w:rFonts w:ascii="Times New Roman" w:hAnsi="Times New Roman"/>
           <w:sz w:val="24"/>
         </w:rPr>
-        <w:t>Над ни́ми ку́блиться небе́сне пта́ство,*</w:t>
-      </w:r>
-      <w:r>
-        <w:rPr>
-          <w:rFonts w:ascii="Times New Roman" w:hAnsi="Times New Roman"/>
-          <w:sz w:val="24"/>
-        </w:rPr>
-        <w:t xml:space="preserve"> з-по́між гілля́к дає́ свій го́лос.</w:t>
-      </w:r>
-    </w:p>
-    <w:p>
-      <w:pPr>
-        <w:spacing w:after="120"/>
-        <w:jc w:val="both"/>
-      </w:pPr>
-      <w:r>
-        <w:rPr>
-          <w:rFonts w:ascii="Times New Roman" w:hAnsi="Times New Roman"/>
-          <w:sz w:val="24"/>
-        </w:rPr>
-        <w:t>Ти напува́єш го́ри з Твої́х го́рниць,* земля́ наси́чується пло́дом діл Твої́х.</w:t>
+        <w:t>Над ни́ми ку́блиться небе́сне пта́ство,* з-по́між гілля́к дає́ свій го́лос.</w:t>
+      </w:r>
+    </w:p>
+    <w:p>
+      <w:pPr>
+        <w:spacing w:after="120"/>
+        <w:jc w:val="both"/>
+      </w:pPr>
+      <w:r>
+        <w:rPr>
+          <w:rFonts w:ascii="Times New Roman" w:hAnsi="Times New Roman"/>
+          <w:sz w:val="24"/>
+        </w:rPr>
+        <w:t>Ти напува́єш го́ри з Твої́х го́рниць,* земля́ наси́чується</w:t>
+      </w:r>
+      <w:r>
+        <w:rPr>
+          <w:rFonts w:ascii="Times New Roman" w:hAnsi="Times New Roman"/>
+          <w:sz w:val="24"/>
+        </w:rPr>
+        <w:t xml:space="preserve"> пло́дом діл Твої́х.</w:t>
       </w:r>
     </w:p>
     <w:p>
@@ -663,27 +670,27 @@
           <w:rFonts w:ascii="Times New Roman" w:hAnsi="Times New Roman"/>
           <w:sz w:val="24"/>
         </w:rPr>
-        <w:t>Вино́, що се́рце лю́дське звеселя́є, олі́ю, щоб від не</w:t>
-      </w:r>
-      <w:r>
-        <w:rPr>
-          <w:rFonts w:ascii="Times New Roman" w:hAnsi="Times New Roman"/>
-          <w:sz w:val="24"/>
-        </w:rPr>
-        <w:t>́ї ясні́ло обли́ччя,* і хліб, що скрі́плює се́рце лю́дське.</w:t>
-      </w:r>
-    </w:p>
-    <w:p>
-      <w:pPr>
-        <w:spacing w:after="120"/>
-        <w:jc w:val="both"/>
-      </w:pPr>
-      <w:r>
-        <w:rPr>
-          <w:rFonts w:ascii="Times New Roman" w:hAnsi="Times New Roman"/>
-          <w:sz w:val="24"/>
-        </w:rPr>
-        <w:t>Наси́чуються дере́ва Госпо́дні,* ке́дри лива́нські, що посади́в їх.</w:t>
+        <w:t>Вино́, що се́рце лю́дське звеселя́є, олі́ю, щоб від не́ї ясні́ло обли́ччя,* і хліб, що скрі́плює се́рце лю́дське.</w:t>
+      </w:r>
+    </w:p>
+    <w:p>
+      <w:pPr>
+        <w:spacing w:after="120"/>
+        <w:jc w:val="both"/>
+      </w:pPr>
+      <w:r>
+        <w:rPr>
+          <w:rFonts w:ascii="Times New Roman" w:hAnsi="Times New Roman"/>
+          <w:sz w:val="24"/>
+        </w:rPr>
+        <w:t>Наси́чуються дере́ва Госпо́дні,* к</w:t>
+      </w:r>
+      <w:r>
+        <w:rPr>
+          <w:rFonts w:ascii="Times New Roman" w:hAnsi="Times New Roman"/>
+          <w:sz w:val="24"/>
+        </w:rPr>
+        <w:t>е́дри лива́нські, що посади́в їх.</w:t>
       </w:r>
     </w:p>
     <w:p>
@@ -722,27 +729,27 @@
           <w:rFonts w:ascii="Times New Roman" w:hAnsi="Times New Roman"/>
           <w:sz w:val="24"/>
         </w:rPr>
-        <w:t>Т</w:t>
-      </w:r>
-      <w:r>
-        <w:rPr>
-          <w:rFonts w:ascii="Times New Roman" w:hAnsi="Times New Roman"/>
-          <w:sz w:val="24"/>
-        </w:rPr>
-        <w:t>и створи́в мі́сяць, щоб значи́ти по́ри;* со́нце зна́є свій за́хід.</w:t>
-      </w:r>
-    </w:p>
-    <w:p>
-      <w:pPr>
-        <w:spacing w:after="120"/>
-        <w:jc w:val="both"/>
-      </w:pPr>
-      <w:r>
-        <w:rPr>
-          <w:rFonts w:ascii="Times New Roman" w:hAnsi="Times New Roman"/>
-          <w:sz w:val="24"/>
-        </w:rPr>
-        <w:t>Наво́диш те́мряву, і ніч надхо́дить,* що в ній вору́шаться усі́ зві́рі дібро́вні.</w:t>
+        <w:t>Ти створи́в мі́сяць, щоб значи́ти по́ри;* со́нце зна́є свій за́хід.</w:t>
+      </w:r>
+    </w:p>
+    <w:p>
+      <w:pPr>
+        <w:spacing w:after="120"/>
+        <w:jc w:val="both"/>
+      </w:pPr>
+      <w:r>
+        <w:rPr>
+          <w:rFonts w:ascii="Times New Roman" w:hAnsi="Times New Roman"/>
+          <w:sz w:val="24"/>
+        </w:rPr>
+        <w:t xml:space="preserve">Наво́диш те́мряву, і ніч </w:t>
+      </w:r>
+      <w:r>
+        <w:rPr>
+          <w:rFonts w:ascii="Times New Roman" w:hAnsi="Times New Roman"/>
+          <w:sz w:val="24"/>
+        </w:rPr>
+        <w:t>надхо́дить,* що в ній вору́шаться усі́ зві́рі дібро́вні.</w:t>
       </w:r>
     </w:p>
     <w:p>
@@ -768,27 +775,27 @@
           <w:rFonts w:ascii="Times New Roman" w:hAnsi="Times New Roman"/>
           <w:sz w:val="24"/>
         </w:rPr>
-        <w:t>Хова́ються, як ті́льки зі́йд</w:t>
-      </w:r>
-      <w:r>
-        <w:rPr>
-          <w:rFonts w:ascii="Times New Roman" w:hAnsi="Times New Roman"/>
-          <w:sz w:val="24"/>
-        </w:rPr>
-        <w:t>е со́нце,* ляга́ють у свої́х но́рах.</w:t>
-      </w:r>
-    </w:p>
-    <w:p>
-      <w:pPr>
-        <w:spacing w:after="120"/>
-        <w:jc w:val="both"/>
-      </w:pPr>
-      <w:r>
-        <w:rPr>
-          <w:rFonts w:ascii="Times New Roman" w:hAnsi="Times New Roman"/>
-          <w:sz w:val="24"/>
-        </w:rPr>
-        <w:t>Вихо́дить люди́на до свого́ ді́ла,* і до своє́ї пра́ці аж до ве́чора.</w:t>
+        <w:t>Хова́ються, як ті́льки зі́йде со́нце,* ляга́ють у свої́х но́рах.</w:t>
+      </w:r>
+    </w:p>
+    <w:p>
+      <w:pPr>
+        <w:spacing w:after="120"/>
+        <w:jc w:val="both"/>
+      </w:pPr>
+      <w:r>
+        <w:rPr>
+          <w:rFonts w:ascii="Times New Roman" w:hAnsi="Times New Roman"/>
+          <w:sz w:val="24"/>
+        </w:rPr>
+        <w:t xml:space="preserve">Вихо́дить люди́на до свого́ ді́ла,* і до своє́ї пра́ці </w:t>
+      </w:r>
+      <w:r>
+        <w:rPr>
+          <w:rFonts w:ascii="Times New Roman" w:hAnsi="Times New Roman"/>
+          <w:sz w:val="24"/>
+        </w:rPr>
+        <w:t>аж до ве́чора.</w:t>
       </w:r>
     </w:p>
     <w:p>
@@ -814,27 +821,27 @@
           <w:rFonts w:ascii="Times New Roman" w:hAnsi="Times New Roman"/>
           <w:sz w:val="24"/>
         </w:rPr>
-        <w:t>Ось мо́ре вели́ке, преширо́ке,* у ньо́му плаз</w:t>
-      </w:r>
-      <w:r>
-        <w:rPr>
-          <w:rFonts w:ascii="Times New Roman" w:hAnsi="Times New Roman"/>
-          <w:sz w:val="24"/>
-        </w:rPr>
-        <w:t>уні́в без лі́ку, зві́рів мали́х і вели́ких.</w:t>
-      </w:r>
-    </w:p>
-    <w:p>
-      <w:pPr>
-        <w:spacing w:after="120"/>
-        <w:jc w:val="both"/>
-      </w:pPr>
-      <w:r>
-        <w:rPr>
-          <w:rFonts w:ascii="Times New Roman" w:hAnsi="Times New Roman"/>
-          <w:sz w:val="24"/>
-        </w:rPr>
-        <w:t>Там кораблі́ прохо́дять,* є і левіята́н, яко́го Ти створи́в, щоб ним ба́витися.</w:t>
+        <w:t>Ось мо́ре вели́ке, преширо́ке,* у ньо́му плазуні́в без лі́ку, зві́рів мали́х і вели́ких.</w:t>
+      </w:r>
+    </w:p>
+    <w:p>
+      <w:pPr>
+        <w:spacing w:after="120"/>
+        <w:jc w:val="both"/>
+      </w:pPr>
+      <w:r>
+        <w:rPr>
+          <w:rFonts w:ascii="Times New Roman" w:hAnsi="Times New Roman"/>
+          <w:sz w:val="24"/>
+        </w:rPr>
+        <w:t>Там кораблі́ прохо́дять,* є і левіята́н, яко́го Ти</w:t>
+      </w:r>
+      <w:r>
+        <w:rPr>
+          <w:rFonts w:ascii="Times New Roman" w:hAnsi="Times New Roman"/>
+          <w:sz w:val="24"/>
+        </w:rPr>
+        <w:t xml:space="preserve"> створи́в, щоб ним ба́витися.</w:t>
       </w:r>
     </w:p>
     <w:p>
@@ -860,27 +867,27 @@
           <w:rFonts w:ascii="Times New Roman" w:hAnsi="Times New Roman"/>
           <w:sz w:val="24"/>
         </w:rPr>
-        <w:t>Коли́ дає́ш їм, вони́ її́ збира́ють,* як розту́люєш Твою́ ру́ку, во</w:t>
-      </w:r>
-      <w:r>
-        <w:rPr>
-          <w:rFonts w:ascii="Times New Roman" w:hAnsi="Times New Roman"/>
-          <w:sz w:val="24"/>
-        </w:rPr>
-        <w:t>ни́ наси́чуються бла́гом.</w:t>
-      </w:r>
-    </w:p>
-    <w:p>
-      <w:pPr>
-        <w:spacing w:after="120"/>
-        <w:jc w:val="both"/>
-      </w:pPr>
-      <w:r>
-        <w:rPr>
-          <w:rFonts w:ascii="Times New Roman" w:hAnsi="Times New Roman"/>
-          <w:sz w:val="24"/>
-        </w:rPr>
-        <w:t>Вони́ бенте́жаться, коли́ хова́єш вид Свій;* як забира́єш дух у них, вони́ ги́нуть і поверта́ються у свій по́рох.</w:t>
+        <w:t>Коли́ дає́ш їм, вони́ її́ збира́ють,* як розту́люєш Твою́ ру́ку, вони́ наси́чуються бла́гом.</w:t>
+      </w:r>
+    </w:p>
+    <w:p>
+      <w:pPr>
+        <w:spacing w:after="120"/>
+        <w:jc w:val="both"/>
+      </w:pPr>
+      <w:r>
+        <w:rPr>
+          <w:rFonts w:ascii="Times New Roman" w:hAnsi="Times New Roman"/>
+          <w:sz w:val="24"/>
+        </w:rPr>
+        <w:t>Вони́ бенте́жаться, коли́ хова́єш вид Свій;* як забира́єш дух у них,</w:t>
+      </w:r>
+      <w:r>
+        <w:rPr>
+          <w:rFonts w:ascii="Times New Roman" w:hAnsi="Times New Roman"/>
+          <w:sz w:val="24"/>
+        </w:rPr>
+        <w:t xml:space="preserve"> вони́ ги́нуть і поверта́ються у свій по́рох.</w:t>
       </w:r>
     </w:p>
     <w:p>
@@ -919,7 +926,14 @@
           <w:rFonts w:ascii="Times New Roman" w:hAnsi="Times New Roman"/>
           <w:sz w:val="24"/>
         </w:rPr>
-        <w:t>Спогля́не Він на зе́млю, і вона́ стряса́ється,* торкне́ться гір, вони́ диму́ють.</w:t>
+        <w:t xml:space="preserve">Спогля́не Він на зе́млю, і вона́ </w:t>
+      </w:r>
+      <w:r>
+        <w:rPr>
+          <w:rFonts w:ascii="Times New Roman" w:hAnsi="Times New Roman"/>
+          <w:sz w:val="24"/>
+        </w:rPr>
+        <w:t>стряса́ється,* торкне́ться гір, вони́ диму́ють.</w:t>
       </w:r>
     </w:p>
     <w:p>
@@ -958,14 +972,14 @@
           <w:rFonts w:ascii="Times New Roman" w:hAnsi="Times New Roman"/>
           <w:sz w:val="24"/>
         </w:rPr>
-        <w:t xml:space="preserve">Неха́й грі́шники </w:t>
-      </w:r>
-      <w:r>
-        <w:rPr>
-          <w:rFonts w:ascii="Times New Roman" w:hAnsi="Times New Roman"/>
-          <w:sz w:val="24"/>
-        </w:rPr>
-        <w:t>з землі ще́знуть, і беззако́нних бі́льше неха́й не бу́де.* Благослови́, душе́ моя́, Го́спода.</w:t>
+        <w:t xml:space="preserve">Неха́й грі́шники з землі ще́знуть, і беззако́нних </w:t>
+      </w:r>
+      <w:r>
+        <w:rPr>
+          <w:rFonts w:ascii="Times New Roman" w:hAnsi="Times New Roman"/>
+          <w:sz w:val="24"/>
+        </w:rPr>
+        <w:t>бі́льше неха́й не бу́де.* Благослови́, душе́ моя́, Го́спода.</w:t>
       </w:r>
     </w:p>
     <w:p>
@@ -1004,14 +1018,14 @@
           <w:rFonts w:ascii="Times New Roman" w:hAnsi="Times New Roman"/>
           <w:sz w:val="24"/>
         </w:rPr>
-        <w:t>Сла́ва Отцю́, і Си́ну, і Свято</w:t>
-      </w:r>
-      <w:r>
-        <w:rPr>
-          <w:rFonts w:ascii="Times New Roman" w:hAnsi="Times New Roman"/>
-          <w:sz w:val="24"/>
-        </w:rPr>
-        <w:t>́му Ду́хові,* І ни́ні, і повсякча́с, і на ві́ки вікі́в. Амі́нь.</w:t>
+        <w:t>Сла́ва Отцю́, і Си́ну, і Свято́му Ду́хові,* І ни́ні, і повсякча</w:t>
+      </w:r>
+      <w:r>
+        <w:rPr>
+          <w:rFonts w:ascii="Times New Roman" w:hAnsi="Times New Roman"/>
+          <w:sz w:val="24"/>
+        </w:rPr>
+        <w:t>́с, і на ві́ки вікі́в. Амі́нь.</w:t>
       </w:r>
     </w:p>
     <w:p>
@@ -1049,7 +1063,7 @@
     </w:p>
     <w:p>
       <w:pPr>
-        <w:pStyle w:val="Heading3"/>
+        <w:pStyle w:val="3"/>
         <w:spacing w:before="0" w:after="120"/>
         <w:jc w:val="center"/>
         <w:rPr>
@@ -1065,7 +1079,6 @@
           <w:b/>
           <w:i/>
           <w:color w:val="FF0000"/>
-          <w:sz w:val="24"/>
         </w:rPr>
         <w:t>Вечірні молитви</w:t>
       </w:r>
@@ -1117,7 +1130,16 @@
           <w:sz w:val="24"/>
           <w:szCs w:val="24"/>
         </w:rPr>
-        <w:t xml:space="preserve"> Господи щедрий і милосердний, довготерпеливий і многомилостивий! Вислухай молитви наші і зверни увагу на голос моління нашого і яви нам знак милости твоєї, наведи нас на дорогу твою, щоб ходили ми в твоїй правді. Звесели серця наші, щоб ми боялись імення твого святого, бо ти великий і твориш чуда; ти Бог єдиний і немає подібного тобі між богами, Господи. Ти сильний у милості і добрий у силі, аби допомагати й утішати, і спасати всіх, хто на ім'я твоє святе уповає. Бо тобі належить усяка слава, честь і поклоніння: Отцю, Сину, і Святому Духові, нині і повсякчас, і на віки віків. Амінь.</w:t>
+        <w:t xml:space="preserve"> Господи щедрий і милосердний, довготерпеливий і многомилостивий! Вислухай молитви наші і зверни увагу на голос моління нашого і яви нам знак милости твоєї, наведи </w:t>
+      </w:r>
+      <w:r>
+        <w:rPr>
+          <w:rFonts w:ascii="Times New Roman" w:hAnsi="Times New Roman"/>
+          <w:sz w:val="24"/>
+          <w:szCs w:val="24"/>
+        </w:rPr>
+        <w:lastRenderedPageBreak/>
+        <w:t>нас на дорогу твою, щоб ходили ми в твоїй правді. Звесели серця наші, щоб ми боялись імення твого святого, бо ти великий і твориш чуда; ти Бог єдиний і немає подібного тобі між богами, Господи. Ти сильний у милості і добрий у силі, аби допомагати й утішати, і спасати всіх, хто на ім'я твоє святе уповає. Бо тобі належить усяка слава, честь і поклоніння: Отцю, Сину, і Святому Духові, нині і повсякчас, і на віки віків. Амінь.</w:t>
       </w:r>
     </w:p>
     <w:p>
@@ -1313,25 +1335,34 @@
           <w:sz w:val="24"/>
           <w:szCs w:val="24"/>
         </w:rPr>
-        <w:t xml:space="preserve"> Боже великий і вишній, в тебе одного є безсмертність і в світлі живеш недоступнім. Ти все створіння мудро створив, відокремив світло від темряви і сонце поклав, щоб правити днем, а місяць і зорі, щоб володіли ніччю, нас же грішних вчинив достойними і в теперішню годину стати перед твоїм обличчям, щоб тебе визнавати і принести тобі вечірнє славослов'я. Направ, Людинолюбче, молитву нашу, немов кадило, перед тобою і прийми її, як благовонний запах. Дай нам мирний цей вечір і близьку вже ніч; зодягни нас у броню світла; визволь нас від нічного страху і всякої речі, що в темряві з'являється, і дай сон, що його ти дарував на відпочинок нашій немічності, вільний від усякого маріння диявольського. Владико, давче добра, хай і на нашій постелі, бувши тобі милими, згадуємо вночі твоє ім'я і, просвічувані навчанням твоїх заповідей, встанемо в душевній радості до звеличування твоєї доброти, приносячи твоєму милосердю молитви і моління, за наші і всіх твоїх людей провини. Відвідай їх задля молитов святої Богородиці. Бо ти є добрий і людинолюбний Бог, і тобі віддаємо славу: Отцю, і Сину, і Святому Духові, нині і повсякчас, і на віки віків. Амінь.</w:t>
-      </w:r>
-    </w:p>
-    <w:p>
-      <w:pPr>
-        <w:spacing w:after="120"/>
-        <w:jc w:val="both"/>
-        <w:rPr>
-          <w:rFonts w:ascii="Times New Roman" w:hAnsi="Times New Roman"/>
-          <w:i/>
-          <w:color w:val="FF0000"/>
-          <w:sz w:val="24"/>
-          <w:szCs w:val="24"/>
-        </w:rPr>
-      </w:pPr>
-    </w:p>
-    <w:p>
-      <w:pPr>
-        <w:pStyle w:val="Heading2"/>
+        <w:t xml:space="preserve"> Боже великий і вишній, в тебе одного є безсмертність і в світлі живеш недоступнім. Ти все створіння мудро створив, відокремив світло від темряви і сонце поклав, щоб правити днем, а місяць і зорі, щоб володіли ніччю, нас же грішних вчинив достойними і в теперішню годину стати перед твоїм обличчям, щоб тебе визнавати і принести тобі вечірнє славослов'я. Направ, Людинолюбче, молитву нашу, немов кадило, перед тобою і прийми її, як благовонний запах. Дай нам мирний цей вечір і близьку вже ніч; зодягни нас у броню світла; визволь нас від нічного страху і всякої речі, що в темряві з'являється, і дай сон, що його ти дарував на відпочинок нашій немічності, вільний від усякого маріння диявольського. Владико, давче добра, хай і на нашій постелі, бувши тобі милими, згадуємо вночі твоє ім'я і, просвічувані навчанням твоїх заповідей, встанемо в душевній </w:t>
+      </w:r>
+      <w:r>
+        <w:rPr>
+          <w:rFonts w:ascii="Times New Roman" w:hAnsi="Times New Roman"/>
+          <w:sz w:val="24"/>
+          <w:szCs w:val="24"/>
+        </w:rPr>
+        <w:lastRenderedPageBreak/>
+        <w:t>радості до звеличування твоєї доброти, приносячи твоєму милосердю молитви і моління, за наші і всіх твоїх людей провини. Відвідай їх задля молитов святої Богородиці. Бо ти є добрий і людинолюбний Бог, і тобі віддаємо славу: Отцю, і Сину, і Святому Духові, нині і повсякчас, і на віки віків. Амінь.</w:t>
+      </w:r>
+    </w:p>
+    <w:p>
+      <w:pPr>
+        <w:spacing w:after="120"/>
+        <w:jc w:val="both"/>
+        <w:rPr>
+          <w:rFonts w:ascii="Times New Roman" w:hAnsi="Times New Roman"/>
+          <w:i/>
+          <w:color w:val="FF0000"/>
+          <w:sz w:val="24"/>
+          <w:szCs w:val="24"/>
+        </w:rPr>
+      </w:pPr>
+    </w:p>
+    <w:p>
+      <w:pPr>
+        <w:pStyle w:val="2"/>
         <w:spacing w:before="0" w:after="120"/>
         <w:jc w:val="center"/>
         <w:rPr>
@@ -1762,7 +1793,7 @@
           <w:sz w:val="24"/>
           <w:u w:val="single"/>
         </w:rPr>
-        <w:t>[Господи щедрий і милосердний, дов</w:t>
+        <w:t>[Господи щедрий і милосердний, довготерпеливий і многомилостивий! Вислухай молитви наші і зверни увагу на голос моління нашого і яви нам знак милости Твоєї, наведи нас на дорогу Твою, щоб ходили ми в Твоїй правді. Звесели серця</w:t>
       </w:r>
       <w:r>
         <w:rPr>
@@ -1770,15 +1801,7 @@
           <w:sz w:val="24"/>
           <w:u w:val="single"/>
         </w:rPr>
-        <w:t>готерпеливий і многомилостивий! Вислухай молитви наші і зверни увагу на голос моління нашого і яви нам знак милости Твоєї, наведи нас на дорогу Твою, щоб ходили ми в Твоїй правді. Звесели серця наші, щоб ми боялись імення Твого святого, бо Ти великий і тво</w:t>
-      </w:r>
-      <w:r>
-        <w:rPr>
-          <w:rFonts w:ascii="Times New Roman" w:hAnsi="Times New Roman"/>
-          <w:sz w:val="24"/>
-          <w:u w:val="single"/>
-        </w:rPr>
-        <w:t>риш чуда; Ти Бог єдиний і немає подібного Тобі між богами, Господи. Ти сильний у милості і добрий у силі, аби допомагати й утішати, і спасати всіх, хто на ім'я Твоє святе уповає.]</w:t>
+        <w:t xml:space="preserve"> наші, щоб ми боялись імення Твого святого, бо Ти великий і твориш чуда; Ти Бог єдиний і немає подібного Тобі між богами, Господи. Ти сильний у милості і добрий у силі, аби допомагати й утішати, і спасати всіх, хто на ім'я Твоє святе уповає.]</w:t>
       </w:r>
     </w:p>
     <w:p>
@@ -1843,7 +1866,7 @@
     </w:p>
     <w:p>
       <w:pPr>
-        <w:pStyle w:val="Heading2"/>
+        <w:pStyle w:val="2"/>
         <w:spacing w:before="0" w:after="120"/>
         <w:jc w:val="center"/>
         <w:rPr>
@@ -1915,6 +1938,7 @@
           <w:color w:val="000000"/>
           <w:sz w:val="24"/>
         </w:rPr>
+        <w:lastRenderedPageBreak/>
         <w:t>Неха́й піднесе́ться моли́тва моя́,* мов кади́ло пе́ред Тобо́ю;* підно́шення рук мої́х,* як же́ртва вечі́рня.* Ви́слухай мене́, Го́споди.</w:t>
       </w:r>
     </w:p>
@@ -1980,14 +2004,7 @@
           <w:rFonts w:ascii="Times New Roman" w:hAnsi="Times New Roman"/>
           <w:sz w:val="24"/>
         </w:rPr>
-        <w:t>Я все-таки́ моли́тимусь,* незважа́ючи на ї́хн</w:t>
-      </w:r>
-      <w:r>
-        <w:rPr>
-          <w:rFonts w:ascii="Times New Roman" w:hAnsi="Times New Roman"/>
-          <w:sz w:val="24"/>
-        </w:rPr>
-        <w:t>і злі вчи́нки.</w:t>
+        <w:t>Я все-таки́ моли́тимусь,* незважа́ючи на ї́хні злі вчи́нки.</w:t>
       </w:r>
     </w:p>
     <w:p>
@@ -2013,40 +2030,47 @@
           <w:rFonts w:ascii="Times New Roman" w:hAnsi="Times New Roman"/>
           <w:sz w:val="24"/>
         </w:rPr>
-        <w:t>Немо́вби хтось розби́в і розри́в зе́млю,* розки́дано ї́хні ко́сті пе́ред а́дом.</w:t>
-      </w:r>
-    </w:p>
-    <w:p>
-      <w:pPr>
-        <w:spacing w:after="120"/>
-        <w:jc w:val="both"/>
-      </w:pPr>
-      <w:r>
-        <w:rPr>
-          <w:rFonts w:ascii="Times New Roman" w:hAnsi="Times New Roman"/>
-          <w:sz w:val="24"/>
-        </w:rPr>
-        <w:t>Бо до Те́бе, Го́споди, мій Бо́же, мої́ о́чі;* до Те́бе прибіга́ю, не губи́ д</w:t>
-      </w:r>
-      <w:r>
-        <w:rPr>
-          <w:rFonts w:ascii="Times New Roman" w:hAnsi="Times New Roman"/>
-          <w:sz w:val="24"/>
-        </w:rPr>
-        <w:t>уші́ моє́ї.</w:t>
-      </w:r>
-    </w:p>
-    <w:p>
-      <w:pPr>
-        <w:spacing w:after="120"/>
-        <w:jc w:val="both"/>
-      </w:pPr>
-      <w:r>
-        <w:rPr>
-          <w:rFonts w:ascii="Times New Roman" w:hAnsi="Times New Roman"/>
-          <w:sz w:val="24"/>
-        </w:rPr>
-        <w:t>Збережи́ мене́ від пе́тлі, що її́ наста́вили на ме́не,* і від сильця́ тих, що тво́рять беззако́ння.</w:t>
+        <w:t>Н</w:t>
+      </w:r>
+      <w:r>
+        <w:rPr>
+          <w:rFonts w:ascii="Times New Roman" w:hAnsi="Times New Roman"/>
+          <w:sz w:val="24"/>
+        </w:rPr>
+        <w:t>емо́вби хтось розби́в і розри́в зе́млю,* розки́дано ї́хні ко́сті пе́ред а́дом.</w:t>
+      </w:r>
+    </w:p>
+    <w:p>
+      <w:pPr>
+        <w:spacing w:after="120"/>
+        <w:jc w:val="both"/>
+      </w:pPr>
+      <w:r>
+        <w:rPr>
+          <w:rFonts w:ascii="Times New Roman" w:hAnsi="Times New Roman"/>
+          <w:sz w:val="24"/>
+        </w:rPr>
+        <w:t>Бо до Те́бе, Го́споди, мій Бо́же, мої́ о́чі;* до Те́бе прибіга́ю, не губи́ душі́ моє́ї.</w:t>
+      </w:r>
+    </w:p>
+    <w:p>
+      <w:pPr>
+        <w:spacing w:after="120"/>
+        <w:jc w:val="both"/>
+      </w:pPr>
+      <w:r>
+        <w:rPr>
+          <w:rFonts w:ascii="Times New Roman" w:hAnsi="Times New Roman"/>
+          <w:sz w:val="24"/>
+        </w:rPr>
+        <w:t>Збережи́ мене́ від пе́тлі, що її́ наста́вили на ме́не,* і від сильця́ тих, що тво́рять бе</w:t>
+      </w:r>
+      <w:r>
+        <w:rPr>
+          <w:rFonts w:ascii="Times New Roman" w:hAnsi="Times New Roman"/>
+          <w:sz w:val="24"/>
+        </w:rPr>
+        <w:t>ззако́ння.</w:t>
       </w:r>
     </w:p>
     <w:p>
@@ -2088,14 +2112,7 @@
           <w:rFonts w:ascii="Times New Roman" w:hAnsi="Times New Roman"/>
           <w:sz w:val="24"/>
         </w:rPr>
-        <w:t>Я го́лосом мої́м до Го́спода взива́ю,* я го́лосом мої́м</w:t>
-      </w:r>
-      <w:r>
-        <w:rPr>
-          <w:rFonts w:ascii="Times New Roman" w:hAnsi="Times New Roman"/>
-          <w:sz w:val="24"/>
-        </w:rPr>
-        <w:t xml:space="preserve"> до Го́спода молю́ся.</w:t>
+        <w:t>Я го́лосом мої́м до Го́спода взива́ю,* я го́лосом мої́м до Го́спода молю́ся.</w:t>
       </w:r>
     </w:p>
     <w:p>
@@ -2121,40 +2138,47 @@
           <w:rFonts w:ascii="Times New Roman" w:hAnsi="Times New Roman"/>
           <w:sz w:val="24"/>
         </w:rPr>
-        <w:t>Коли́ триво́житься в мені́ дух мій, Ти знає́ш мою́ сте́жку.* На доро́зі, де я ступа́ю, та́йно розста́вили сильце́ на ме́не.</w:t>
-      </w:r>
-    </w:p>
-    <w:p>
-      <w:pPr>
-        <w:spacing w:after="120"/>
-        <w:jc w:val="both"/>
-      </w:pPr>
-      <w:r>
-        <w:rPr>
-          <w:rFonts w:ascii="Times New Roman" w:hAnsi="Times New Roman"/>
-          <w:sz w:val="24"/>
-        </w:rPr>
-        <w:t>Погля́нь право́руч і подиви́ся:* нема́ ніко́</w:t>
-      </w:r>
-      <w:r>
-        <w:rPr>
-          <w:rFonts w:ascii="Times New Roman" w:hAnsi="Times New Roman"/>
-          <w:sz w:val="24"/>
-        </w:rPr>
-        <w:t>го, хто дбав би за ме́не.</w:t>
-      </w:r>
-    </w:p>
-    <w:p>
-      <w:pPr>
-        <w:spacing w:after="120"/>
-        <w:jc w:val="both"/>
-      </w:pPr>
-      <w:r>
-        <w:rPr>
-          <w:rFonts w:ascii="Times New Roman" w:hAnsi="Times New Roman"/>
-          <w:sz w:val="24"/>
-        </w:rPr>
-        <w:t>Нема́ куди́ мені́ втіка́ти,* нема́ ніко́го, хто піклува́вся би мно́ю.</w:t>
+        <w:t xml:space="preserve">Коли́ </w:t>
+      </w:r>
+      <w:r>
+        <w:rPr>
+          <w:rFonts w:ascii="Times New Roman" w:hAnsi="Times New Roman"/>
+          <w:sz w:val="24"/>
+        </w:rPr>
+        <w:t>триво́житься в мені́ дух мій, Ти знає́ш мою́ сте́жку.* На доро́зі, де я ступа́ю, та́йно розста́вили сильце́ на ме́не.</w:t>
+      </w:r>
+    </w:p>
+    <w:p>
+      <w:pPr>
+        <w:spacing w:after="120"/>
+        <w:jc w:val="both"/>
+      </w:pPr>
+      <w:r>
+        <w:rPr>
+          <w:rFonts w:ascii="Times New Roman" w:hAnsi="Times New Roman"/>
+          <w:sz w:val="24"/>
+        </w:rPr>
+        <w:t>Погля́нь право́руч і подиви́ся:* нема́ ніко́го, хто дбав би за ме́не.</w:t>
+      </w:r>
+    </w:p>
+    <w:p>
+      <w:pPr>
+        <w:spacing w:after="120"/>
+        <w:jc w:val="both"/>
+      </w:pPr>
+      <w:r>
+        <w:rPr>
+          <w:rFonts w:ascii="Times New Roman" w:hAnsi="Times New Roman"/>
+          <w:sz w:val="24"/>
+        </w:rPr>
+        <w:t>Нема́ куди́ мені́ втіка́ти,* нема́ ніко́го, хто піклува́вся би мно́ю</w:t>
+      </w:r>
+      <w:r>
+        <w:rPr>
+          <w:rFonts w:ascii="Times New Roman" w:hAnsi="Times New Roman"/>
+          <w:sz w:val="24"/>
+        </w:rPr>
+        <w:t>.</w:t>
       </w:r>
     </w:p>
     <w:p>
@@ -2275,7 +2299,7 @@
     </w:p>
     <w:p>
       <w:pPr>
-        <w:pStyle w:val="Heading3"/>
+        <w:pStyle w:val="3"/>
         <w:spacing w:before="0" w:after="120"/>
         <w:jc w:val="center"/>
         <w:rPr>
@@ -2291,7 +2315,6 @@
           <w:b/>
           <w:i/>
           <w:color w:val="FF0000"/>
-          <w:sz w:val="24"/>
         </w:rPr>
         <w:t>Стихири</w:t>
       </w:r>
@@ -2416,6 +2439,7 @@
           <w:sz w:val="24"/>
           <w:szCs w:val="24"/>
         </w:rPr>
+        <w:lastRenderedPageBreak/>
         <w:t>Збір жінок,* бажаючи побачити Життя,* що в гробі спочивало,* прийшов вн</w:t>
       </w:r>
       <w:r>
@@ -2760,7 +2784,7 @@
     </w:p>
     <w:p>
       <w:pPr>
-        <w:pStyle w:val="Heading2"/>
+        <w:pStyle w:val="2"/>
         <w:spacing w:before="0" w:after="120"/>
         <w:jc w:val="center"/>
         <w:rPr>
@@ -2920,7 +2944,7 @@
     </w:p>
     <w:p>
       <w:pPr>
-        <w:pStyle w:val="Heading3"/>
+        <w:pStyle w:val="3"/>
         <w:spacing w:before="0" w:after="120"/>
         <w:jc w:val="center"/>
         <w:rPr>
@@ -2935,7 +2959,6 @@
           <w:b/>
           <w:i/>
           <w:color w:val="FF0000"/>
-          <w:sz w:val="24"/>
         </w:rPr>
         <w:t xml:space="preserve">Прокімен: </w:t>
       </w:r>
@@ -2944,7 +2967,6 @@
           <w:rFonts w:ascii="Times New Roman" w:hAnsi="Times New Roman"/>
           <w:i/>
           <w:color w:val="FF0000"/>
-          <w:sz w:val="24"/>
         </w:rPr>
         <w:t>Псалом 120 (г. 6):</w:t>
       </w:r>
@@ -2990,6 +3012,7 @@
           <w:sz w:val="24"/>
           <w:szCs w:val="24"/>
         </w:rPr>
+        <w:lastRenderedPageBreak/>
         <w:t>Стих:</w:t>
       </w:r>
       <w:r>
@@ -3024,7 +3047,7 @@
     </w:p>
     <w:p>
       <w:pPr>
-        <w:pStyle w:val="Heading3"/>
+        <w:pStyle w:val="3"/>
         <w:spacing w:before="0" w:after="120"/>
         <w:jc w:val="center"/>
         <w:rPr>
@@ -3040,7 +3063,6 @@
           <w:b/>
           <w:i/>
           <w:color w:val="FF0000"/>
-          <w:sz w:val="24"/>
         </w:rPr>
         <w:t>Сподоби, Господи</w:t>
       </w:r>
@@ -3248,7 +3270,7 @@
     </w:p>
     <w:p>
       <w:pPr>
-        <w:pStyle w:val="Heading3"/>
+        <w:pStyle w:val="3"/>
         <w:spacing w:before="0" w:after="120"/>
         <w:jc w:val="center"/>
         <w:rPr>
@@ -3264,7 +3286,6 @@
           <w:b/>
           <w:i/>
           <w:color w:val="FF0000"/>
-          <w:sz w:val="24"/>
         </w:rPr>
         <w:t>Ектенія</w:t>
       </w:r>
@@ -3646,6 +3667,7 @@
           <w:sz w:val="24"/>
           <w:u w:val="single"/>
         </w:rPr>
+        <w:lastRenderedPageBreak/>
         <w:t>[Боже великий і вишній, в Тебе одного є безсмертність і в світлі живеш недоступнім. Ти все створіння мудро створив, відокремив світло від темряви і сонце поклав, щоб правити днем, а місяць і зорі, щоб володіли ніччю, нас же грішних вчинив достойними і в теперішню годину стати перед Твоїм обличчям, щоб Тебе визнавати і принести Тобі вечірнє славослов'я. Направ, Людинолюбче, молитву нашу, немов кадило, перед Тобою і прийми її, як благовонний запах. Дай нам мирний цей вечір і близьку вже ніч; зодягни нас у броню світла; визволь нас від нічного страху і всякої речі, що в темряві з'являється, і дай сон, що його Ти дарував на відпочинок нашій немічності, вільний від усякого маріння диявольського. Владико, давче добра, хай і на нашій постелі, бувши Тобі милими, згадуємо вночі Твоє ім'я і, просвічувані навчанням Твоїх заповідей, встанемо в душевній радості до звеличування Твоєї доброти, приносячи твоєму милосердю молитви і моління, за наші і всіх Твоїх людей провини. Відвідай їх задля молитов святої Богородиці.]</w:t>
       </w:r>
     </w:p>
@@ -3949,7 +3971,7 @@
     </w:p>
     <w:p>
       <w:pPr>
-        <w:pStyle w:val="Heading2"/>
+        <w:pStyle w:val="2"/>
         <w:spacing w:before="0" w:after="120"/>
         <w:jc w:val="center"/>
         <w:rPr>
@@ -4161,7 +4183,7 @@
     </w:p>
     <w:p>
       <w:pPr>
-        <w:pStyle w:val="Heading3"/>
+        <w:pStyle w:val="3"/>
         <w:spacing w:before="0" w:after="120"/>
         <w:jc w:val="center"/>
         <w:rPr>
@@ -4177,7 +4199,6 @@
           <w:b/>
           <w:i/>
           <w:color w:val="FF0000"/>
-          <w:sz w:val="24"/>
         </w:rPr>
         <w:t>Пісня Симеона</w:t>
       </w:r>
@@ -4394,7 +4415,7 @@
     </w:p>
     <w:p>
       <w:pPr>
-        <w:pStyle w:val="Heading3"/>
+        <w:pStyle w:val="3"/>
         <w:spacing w:before="0" w:after="120"/>
         <w:jc w:val="center"/>
         <w:rPr>
@@ -4410,7 +4431,6 @@
           <w:b/>
           <w:i/>
           <w:color w:val="FF0000"/>
-          <w:sz w:val="24"/>
         </w:rPr>
         <w:t>Тропарі</w:t>
       </w:r>
@@ -4571,7 +4591,7 @@
     </w:p>
     <w:p>
       <w:pPr>
-        <w:pStyle w:val="Heading3"/>
+        <w:pStyle w:val="3"/>
         <w:spacing w:before="0" w:after="120"/>
         <w:jc w:val="center"/>
         <w:rPr>
@@ -4587,7 +4607,6 @@
           <w:b/>
           <w:i/>
           <w:color w:val="FF0000"/>
-          <w:sz w:val="24"/>
         </w:rPr>
         <w:t>Ектенія усильного благання:</w:t>
       </w:r>
@@ -4747,6 +4766,7 @@
           <w:color w:val="FF4400"/>
           <w:sz w:val="24"/>
         </w:rPr>
+        <w:lastRenderedPageBreak/>
         <w:t>Вірні:</w:t>
       </w:r>
       <w:r>
@@ -4819,7 +4839,7 @@
           <w:sz w:val="24"/>
           <w:u w:val="single"/>
         </w:rPr>
-        <w:t>[Господи, Боже наш! Згадай нас грішних і недостойних слуг Твоїх, коли призиваємо святе ім'я Твоє, і не осороми нас, коли очікуємо милости Твоєї, але вислухай, Господи, усі наші спасенні прохання, і вчини нас достойними любити і</w:t>
+        <w:t>[Господи, Боже наш! Згадай нас грішних і недостойних слуг Твоїх,</w:t>
       </w:r>
       <w:r>
         <w:rPr>
@@ -4827,7 +4847,7 @@
           <w:sz w:val="24"/>
           <w:u w:val="single"/>
         </w:rPr>
-        <w:t xml:space="preserve"> боятися Тебе від усього серця нашого і творити в усьому волю Твою.]</w:t>
+        <w:t xml:space="preserve"> коли призиваємо святе ім'я Твоє, і не осороми нас, коли очікуємо милости Твоєї, але вислухай, Господи, усі наші спасенні прохання, і вчини нас достойними любити і боятися Тебе від усього серця нашого і творити в усьому волю Твою.]</w:t>
       </w:r>
     </w:p>
     <w:p>
@@ -4895,7 +4915,7 @@
     </w:p>
     <w:p>
       <w:pPr>
-        <w:pStyle w:val="Heading2"/>
+        <w:pStyle w:val="2"/>
         <w:spacing w:before="0" w:after="120"/>
         <w:jc w:val="center"/>
         <w:rPr>
@@ -5358,7 +5378,7 @@
     </w:p>
     <w:p>
       <w:pPr>
-        <w:pStyle w:val="Heading1"/>
+        <w:pStyle w:val="1"/>
         <w:spacing w:after="120"/>
         <w:jc w:val="center"/>
         <w:rPr>
@@ -5370,7 +5390,6 @@
         <w:rPr>
           <w:rFonts w:ascii="Times New Roman" w:hAnsi="Times New Roman" w:cs="Times New Roman"/>
           <w:b/>
-          <w:sz w:val="24"/>
         </w:rPr>
         <w:t>УТРЕНЯ</w:t>
       </w:r>
@@ -5603,7 +5622,7 @@
     </w:p>
     <w:p>
       <w:pPr>
-        <w:pStyle w:val="Heading2"/>
+        <w:pStyle w:val="2"/>
         <w:spacing w:before="0" w:after="120"/>
         <w:jc w:val="center"/>
         <w:rPr>
@@ -6082,6 +6101,7 @@
           <w:sz w:val="24"/>
           <w:szCs w:val="24"/>
         </w:rPr>
+        <w:lastRenderedPageBreak/>
         <w:t>І ті, що на моє життя зазіхають, тенета наставляють,* і ті, що бажають мені нещастя, говорять про погибель, увесь час міркують лукаве.</w:t>
       </w:r>
     </w:p>
@@ -6762,6 +6782,7 @@
           <w:sz w:val="24"/>
           <w:szCs w:val="24"/>
         </w:rPr>
+        <w:lastRenderedPageBreak/>
         <w:t>Поміж мерцями моє ложе, немов убиті, що лежать у могилі,* що їх не згадуєш уже більше, що їх відтято від руки твоєї.</w:t>
       </w:r>
     </w:p>
@@ -7385,6 +7406,7 @@
           <w:sz w:val="24"/>
           <w:szCs w:val="24"/>
         </w:rPr>
+        <w:lastRenderedPageBreak/>
         <w:t>Господь на небі утвердив престол свій,* і царство його всім володіє.</w:t>
       </w:r>
     </w:p>
@@ -7739,7 +7761,7 @@
     </w:p>
     <w:p>
       <w:pPr>
-        <w:pStyle w:val="Heading3"/>
+        <w:pStyle w:val="3"/>
         <w:spacing w:before="0" w:after="120"/>
         <w:jc w:val="center"/>
         <w:rPr>
@@ -7755,7 +7777,6 @@
           <w:b/>
           <w:i/>
           <w:color w:val="FF0000"/>
-          <w:sz w:val="24"/>
         </w:rPr>
         <w:t>Утренні молитви</w:t>
       </w:r>
@@ -7861,7 +7882,16 @@
           <w:color w:val="000000"/>
           <w:sz w:val="24"/>
         </w:rPr>
-        <w:t>Від ночі лине дух наш до Тебе, Боже, бо світлом є повеління Твої на землі. Навчи нас у страсі Твоєму виконувати правду й добро, бо Тебе славимо як правдивого Бога нашого. Прихили вухо своє і вислухай нас, і пом'яни, Господи, тих, що є та що моляться з нами, всіх по імені, і спаси їх силою Твоєю. Благослови людей Твоїх і освяти спадкоємство Твоє: мир світові Твоєму даруй, церквам Твоїм, Священникам, владі, і всім людям. Хай благословиться і прославляється всечесне і величне ім'я Твоє, Отця, і Сина, і Святого Духа, нині і повсякчас, і на віки віків. Амінь.</w:t>
+        <w:t xml:space="preserve">Від ночі лине дух наш до Тебе, Боже, бо світлом є повеління Твої на землі. Навчи нас у страсі Твоєму виконувати правду й добро, бо Тебе славимо як правдивого Бога нашого. Прихили вухо своє і вислухай нас, і пом'яни, Господи, тих, що є та що моляться з нами, всіх по імені, і спаси їх силою Твоєю. Благослови людей Твоїх і освяти спадкоємство Твоє: мир світові Твоєму даруй, церквам Твоїм, Священникам, владі, і всім людям. Хай </w:t>
+      </w:r>
+      <w:r>
+        <w:rPr>
+          <w:rFonts w:ascii="Times New Roman" w:hAnsi="Times New Roman"/>
+          <w:color w:val="000000"/>
+          <w:sz w:val="24"/>
+        </w:rPr>
+        <w:lastRenderedPageBreak/>
+        <w:t>благословиться і прославляється всечесне і величне ім'я Твоє, Отця, і Сина, і Святого Духа, нині і повсякчас, і на віки віків. Амінь.</w:t>
       </w:r>
     </w:p>
     <w:p>
@@ -8105,7 +8135,16 @@
           <w:color w:val="000000"/>
           <w:sz w:val="24"/>
         </w:rPr>
-        <w:t>Господи, Боже наш, що сонну неміч забрав від нас і покликав нас візванням святим, щоб і вночі підносити руки наші і прославляти Тебе за справедливі Твої присуди. Прийми благання наші, моління, визнавання, нічні служби і даруй нам, Боже, віру бездоганну, надію впевнену, любов нелицемірну. Благослови наші входи й виходи, вчинки, слова, діла й думки; і дай нам дочекатися початку дня, нам, що хвалять й оспівують, і благословлять добрість Твоєї несказанної сили, щоб було благословенне Твоє пресвяте ім'я і прославлене Твоє царство: Отця, і Сина, і Святого Духа, нині і повсякчас, і на віки віків. Амінь.</w:t>
+        <w:t xml:space="preserve">Господи, Боже наш, що сонну неміч забрав від нас і покликав нас візванням святим, щоб і вночі підносити руки наші і прославляти Тебе за справедливі Твої присуди. Прийми благання наші, моління, визнавання, нічні служби і даруй нам, Боже, віру бездоганну, надію впевнену, любов нелицемірну. Благослови наші входи й виходи, вчинки, слова, діла </w:t>
+      </w:r>
+      <w:r>
+        <w:rPr>
+          <w:rFonts w:ascii="Times New Roman" w:hAnsi="Times New Roman"/>
+          <w:color w:val="000000"/>
+          <w:sz w:val="24"/>
+        </w:rPr>
+        <w:lastRenderedPageBreak/>
+        <w:t>й думки; і дай нам дочекатися початку дня, нам, що хвалять й оспівують, і благословлять добрість Твоєї несказанної сили, щоб було благословенне Твоє пресвяте ім'я і прославлене Твоє царство: Отця, і Сина, і Святого Духа, нині і повсякчас, і на віки віків. Амінь.</w:t>
       </w:r>
     </w:p>
     <w:p>
@@ -8141,31 +8180,31 @@
           <w:color w:val="FF0000"/>
           <w:sz w:val="24"/>
         </w:rPr>
-        <w:t>10</w:t>
-      </w:r>
-      <w:r>
-        <w:rPr>
-          <w:rFonts w:ascii="Times New Roman" w:hAnsi="Times New Roman"/>
-          <w:color w:val="FF0000"/>
-          <w:sz w:val="24"/>
-        </w:rPr>
-        <w:t>.</w:t>
-      </w:r>
-      <w:r>
-        <w:rPr>
-          <w:rFonts w:ascii="Times New Roman" w:hAnsi="Times New Roman"/>
-          <w:color w:val="000000"/>
-          <w:sz w:val="24"/>
-        </w:rPr>
-        <w:t xml:space="preserve"> Боже, Боже наш! Ти сотворив розумні й духовні сили Своєю волею. Тебе просимо й Тобі молимося: Прийми наші посильні величання з усіма Твоїми творіннями і збагати щедрими даруваннями Твоєї ласки. Бо перед Тобою згинається всяке коліно: на небі, на землі й </w:t>
-      </w:r>
-      <w:r>
-        <w:rPr>
-          <w:rFonts w:ascii="Times New Roman" w:hAnsi="Times New Roman"/>
-          <w:color w:val="000000"/>
-          <w:sz w:val="24"/>
-        </w:rPr>
-        <w:t>під землею, і все, що живе, і все створіння оспівує неосяжну Твою славу, бо Ти Бог правдивий і вельми милостивий. Тебе бо хвалять усі небесні сили, і Тобі славу возсилаємо: Отцю, і Сину, і Святому Духові, нині і повсякчас, і на віки віків. Амінь.</w:t>
+        <w:t>10.</w:t>
+      </w:r>
+      <w:r>
+        <w:rPr>
+          <w:rFonts w:ascii="Times New Roman" w:hAnsi="Times New Roman"/>
+          <w:color w:val="000000"/>
+          <w:sz w:val="24"/>
+        </w:rPr>
+        <w:t xml:space="preserve"> Боже, Боже наш! Ти сотворив розумні й д</w:t>
+      </w:r>
+      <w:r>
+        <w:rPr>
+          <w:rFonts w:ascii="Times New Roman" w:hAnsi="Times New Roman"/>
+          <w:color w:val="000000"/>
+          <w:sz w:val="24"/>
+        </w:rPr>
+        <w:t>уховні сили Своєю волею. Тебе просимо й Тобі молимося: Прийми наші посильні величання з усіма Твоїми творіннями і збагати щедрими даруваннями Твоєї ласки. Бо перед Тобою згинається всяке коліно: на небі, на землі й під землею, і все, що живе, і все створін</w:t>
+      </w:r>
+      <w:r>
+        <w:rPr>
+          <w:rFonts w:ascii="Times New Roman" w:hAnsi="Times New Roman"/>
+          <w:color w:val="000000"/>
+          <w:sz w:val="24"/>
+        </w:rPr>
+        <w:t>ня оспівує неосяжну Твою славу, бо Ти Бог правдивий і вельми милостивий. Тебе бо хвалять усі небесні сили, і Тобі славу возсилаємо: Отцю, і Сину, і Святому Духові, нині і повсякчас, і на віки віків. Амінь.</w:t>
       </w:r>
     </w:p>
     <w:p>
@@ -8234,7 +8273,7 @@
     </w:p>
     <w:p>
       <w:pPr>
-        <w:pStyle w:val="Heading2"/>
+        <w:pStyle w:val="2"/>
         <w:spacing w:before="0" w:after="120"/>
         <w:jc w:val="center"/>
         <w:rPr>
@@ -8585,6 +8624,7 @@
           <w:sz w:val="24"/>
           <w:szCs w:val="24"/>
         </w:rPr>
+        <w:lastRenderedPageBreak/>
         <w:t>За тих, що плавають, подорожують, за недужих, страждаючих, полонених і за спасіння їх, Господеві помолімся.</w:t>
       </w:r>
     </w:p>
@@ -8759,7 +8799,7 @@
     </w:p>
     <w:p>
       <w:pPr>
-        <w:pStyle w:val="Heading3"/>
+        <w:pStyle w:val="3"/>
         <w:spacing w:before="0" w:after="120"/>
         <w:jc w:val="center"/>
         <w:rPr>
@@ -8775,7 +8815,6 @@
           <w:b/>
           <w:i/>
           <w:color w:val="FF0000"/>
-          <w:sz w:val="24"/>
         </w:rPr>
         <w:t>Бог Господь... (Пс. 117) на глас 2:</w:t>
       </w:r>
@@ -8956,16 +8995,25 @@
     </w:p>
     <w:p>
       <w:pPr>
-        <w:spacing w:after="120"/>
-        <w:jc w:val="both"/>
-        <w:rPr>
-          <w:rFonts w:ascii="Times New Roman" w:hAnsi="Times New Roman"/>
-          <w:i/>
-          <w:color w:val="FF0000"/>
-          <w:sz w:val="24"/>
-          <w:szCs w:val="24"/>
-        </w:rPr>
-      </w:pPr>
+        <w:pStyle w:val="3"/>
+        <w:spacing w:before="0" w:after="120"/>
+        <w:jc w:val="center"/>
+        <w:rPr>
+          <w:rFonts w:ascii="Times New Roman" w:hAnsi="Times New Roman"/>
+          <w:b/>
+          <w:i/>
+          <w:color w:val="FF0000"/>
+        </w:rPr>
+      </w:pPr>
+      <w:r>
+        <w:rPr>
+          <w:rFonts w:ascii="Times New Roman" w:hAnsi="Times New Roman"/>
+          <w:b/>
+          <w:i/>
+          <w:color w:val="FF0000"/>
+        </w:rPr>
+        <w:t>Тропарі</w:t>
+      </w:r>
     </w:p>
     <w:p>
       <w:pPr>
@@ -9141,7 +9189,7 @@
     </w:p>
     <w:p>
       <w:pPr>
-        <w:pStyle w:val="Heading3"/>
+        <w:pStyle w:val="3"/>
         <w:spacing w:before="0" w:after="120"/>
         <w:jc w:val="center"/>
         <w:rPr>
@@ -9157,7 +9205,6 @@
           <w:b/>
           <w:i/>
           <w:color w:val="FF0000"/>
-          <w:sz w:val="24"/>
         </w:rPr>
         <w:t>Мала єктенія</w:t>
       </w:r>
@@ -9241,6 +9288,7 @@
           <w:color w:val="000000"/>
           <w:sz w:val="24"/>
         </w:rPr>
+        <w:lastRenderedPageBreak/>
         <w:t>Пресвяту, пречисту, преблагословенну, славну Владичицю нашу Богородицю і приснодіву Марію, з усіма святими пом’янувши, самих себе, і один одного, і все життя наше Христу Богові віддаймо.</w:t>
       </w:r>
     </w:p>
@@ -9342,7 +9390,7 @@
     </w:p>
     <w:p>
       <w:pPr>
-        <w:pStyle w:val="Heading3"/>
+        <w:pStyle w:val="3"/>
         <w:spacing w:before="0" w:after="120"/>
         <w:jc w:val="center"/>
         <w:rPr>
@@ -9358,7 +9406,6 @@
           <w:b/>
           <w:i/>
           <w:color w:val="FF0000"/>
-          <w:sz w:val="24"/>
         </w:rPr>
         <w:t>Перший сідальний</w:t>
       </w:r>
@@ -9451,7 +9498,7 @@
     </w:p>
     <w:p>
       <w:pPr>
-        <w:pStyle w:val="Heading3"/>
+        <w:pStyle w:val="3"/>
         <w:spacing w:before="0" w:after="120"/>
         <w:jc w:val="center"/>
         <w:rPr>
@@ -9467,7 +9514,6 @@
           <w:b/>
           <w:i/>
           <w:color w:val="FF0000"/>
-          <w:sz w:val="24"/>
         </w:rPr>
         <w:t>Мала єктенія</w:t>
       </w:r>
@@ -9659,7 +9705,7 @@
     </w:p>
     <w:p>
       <w:pPr>
-        <w:pStyle w:val="Heading3"/>
+        <w:pStyle w:val="3"/>
         <w:spacing w:before="0" w:after="120"/>
         <w:jc w:val="center"/>
         <w:rPr>
@@ -9675,8 +9721,8 @@
           <w:b/>
           <w:i/>
           <w:color w:val="FF0000"/>
-          <w:sz w:val="24"/>
-        </w:rPr>
+        </w:rPr>
+        <w:lastRenderedPageBreak/>
         <w:t>Другий сідальний</w:t>
       </w:r>
     </w:p>
@@ -9761,7 +9807,7 @@
     </w:p>
     <w:p>
       <w:pPr>
-        <w:pStyle w:val="Heading3"/>
+        <w:pStyle w:val="3"/>
         <w:spacing w:before="0" w:after="120"/>
         <w:jc w:val="center"/>
         <w:rPr>
@@ -9777,7 +9823,6 @@
           <w:b/>
           <w:i/>
           <w:color w:val="FF0000"/>
-          <w:sz w:val="24"/>
         </w:rPr>
         <w:t>Воскресіння Христове</w:t>
       </w:r>
@@ -9826,7 +9871,7 @@
     </w:p>
     <w:p>
       <w:pPr>
-        <w:pStyle w:val="Heading3"/>
+        <w:pStyle w:val="3"/>
         <w:spacing w:before="0" w:after="120"/>
         <w:jc w:val="center"/>
         <w:rPr>
@@ -9842,7 +9887,6 @@
           <w:b/>
           <w:i/>
           <w:color w:val="FF0000"/>
-          <w:sz w:val="24"/>
         </w:rPr>
         <w:t>Псалом 50</w:t>
       </w:r>
@@ -10238,6 +10282,7 @@
           <w:sz w:val="24"/>
           <w:u w:val="single"/>
         </w:rPr>
+        <w:lastRenderedPageBreak/>
         <w:t>[Господи, Боже наш! Ти за покаяння дарував людям відпущення, нам же, як образ пізнання і визнання гріхів, показав покаяння і прощення пророка Давида. Тож, Владико, помилуй з великої милости Твоєї нас, що в чимало великих гріхів впали, і по багатстві ласк Твоїх очисти беззаконня наші, бо перед Тобою згрішили ми, Господи, що невідомі й таємні речі серця людського знаєш, і єдиний Ти маєш владу прощати гріхи. Серце ж чисте вчини в нас і Духом владичним утверди нас, і радість спасіння Твого яви нам. Не відкинь нас від лиця Твого, але дозволь, як благий і людинолюбний, аж до останнього нашого віддиху появляти Тобі жертву справедливости й приноси на святих Твоїх жертовниках.]</w:t>
       </w:r>
     </w:p>
@@ -10254,7 +10299,7 @@
     </w:p>
     <w:p>
       <w:pPr>
-        <w:pStyle w:val="Heading2"/>
+        <w:pStyle w:val="2"/>
         <w:spacing w:before="0" w:after="120"/>
         <w:jc w:val="center"/>
         <w:rPr>
@@ -10879,7 +10924,7 @@
     </w:p>
     <w:p>
       <w:pPr>
-        <w:pStyle w:val="Heading3"/>
+        <w:pStyle w:val="3"/>
         <w:spacing w:before="0" w:after="120"/>
         <w:jc w:val="center"/>
         <w:rPr>
@@ -10894,8 +10939,8 @@
           <w:b/>
           <w:i/>
           <w:color w:val="FF0000"/>
-          <w:sz w:val="24"/>
-        </w:rPr>
+        </w:rPr>
+        <w:lastRenderedPageBreak/>
         <w:t>Мала єктенія</w:t>
       </w:r>
     </w:p>
@@ -11014,7 +11059,7 @@
           <w:sz w:val="24"/>
           <w:u w:val="single"/>
         </w:rPr>
-        <w:t>[Господи, Боже наш, що сонну неміч забрав від нас і покликав нас візванням святим, щоб і вночі підносити руки наші і прославляти Тебе за спра</w:t>
+        <w:t xml:space="preserve">[Господи, Боже наш, що сонну </w:t>
       </w:r>
       <w:r>
         <w:rPr>
@@ -11022,7 +11067,7 @@
           <w:sz w:val="24"/>
           <w:u w:val="single"/>
         </w:rPr>
-        <w:t>ведливі Твої присуди. Прийми благання наші, моління, визнавання, нічні служби і даруй нам, Боже, віру бездоганну, надію впевнену, любов нелицемірну. Благослови наші входи й виходи, вчинки, слова, діла й думки; і дай нам дочекатися початку дня, нам, що хвал</w:t>
+        <w:t>неміч забрав від нас і покликав нас візванням святим, щоб і вночі підносити руки наші і прославляти Тебе за справедливі Твої присуди. Прийми благання наші, моління, визнавання, нічні служби і даруй нам, Боже, віру бездоганну, надію впевнену, любов нелицемі</w:t>
       </w:r>
       <w:r>
         <w:rPr>
@@ -11030,7 +11075,7 @@
           <w:sz w:val="24"/>
           <w:u w:val="single"/>
         </w:rPr>
-        <w:t>ять й оспівують, і благословлять добрість Твоєї несказанної сили]</w:t>
+        <w:t>рну. Благослови наші входи й виходи, вчинки, слова, діла й думки; і дай нам дочекатися початку дня, нам, що хвалять й оспівують, і благословлять добрість Твоєї несказанної сили]</w:t>
       </w:r>
     </w:p>
     <w:p>
@@ -11514,6 +11559,7 @@
           <w:sz w:val="24"/>
           <w:szCs w:val="24"/>
         </w:rPr>
+        <w:lastRenderedPageBreak/>
         <w:t>Де твоє, смерте, жало? Де твоя, аде, перемога? Нехай взиває Адам: сокрушив тебе оживленням Той, Хто воскресив мертвих.</w:t>
       </w:r>
     </w:p>
@@ -12136,7 +12182,7 @@
     </w:p>
     <w:p>
       <w:pPr>
-        <w:pStyle w:val="Heading3"/>
+        <w:pStyle w:val="3"/>
         <w:spacing w:before="0" w:after="120"/>
         <w:jc w:val="center"/>
         <w:rPr>
@@ -12151,7 +12197,6 @@
           <w:b/>
           <w:i/>
           <w:color w:val="FF0000"/>
-          <w:sz w:val="24"/>
         </w:rPr>
         <w:t>Мала єктенія</w:t>
       </w:r>
@@ -12235,6 +12280,7 @@
           <w:color w:val="000000"/>
           <w:sz w:val="24"/>
         </w:rPr>
+        <w:lastRenderedPageBreak/>
         <w:t>Пресвяту, пречисту, преблагословенну, славну Владичицю нашу Богородицю і приснодіву Марію, з усіма святими пом’янувши, самих себе, і один одного, і все життя наше Христу Богові віддаймо.</w:t>
       </w:r>
     </w:p>
@@ -12758,6 +12804,7 @@
           <w:sz w:val="24"/>
           <w:szCs w:val="24"/>
         </w:rPr>
+        <w:lastRenderedPageBreak/>
         <w:t>Воістину Христос воскрес, переміг ад, умертвив змія, визволив Адама, потряс глибини землі; чому не віруєте й далі, вороги і злочинці?</w:t>
       </w:r>
     </w:p>
@@ -12854,7 +12901,7 @@
     </w:p>
     <w:p>
       <w:pPr>
-        <w:pStyle w:val="Heading3"/>
+        <w:pStyle w:val="3"/>
         <w:spacing w:before="0" w:after="120"/>
         <w:jc w:val="center"/>
         <w:rPr>
@@ -12870,7 +12917,6 @@
           <w:b/>
           <w:i/>
           <w:color w:val="FF0000"/>
-          <w:sz w:val="24"/>
         </w:rPr>
         <w:t>Пісня Богородиці</w:t>
       </w:r>
@@ -13337,7 +13383,7 @@
     </w:p>
     <w:p>
       <w:pPr>
-        <w:pStyle w:val="Heading3"/>
+        <w:pStyle w:val="3"/>
         <w:spacing w:before="0" w:after="120"/>
         <w:jc w:val="center"/>
         <w:rPr>
@@ -13353,8 +13399,8 @@
           <w:b/>
           <w:i/>
           <w:color w:val="FF0000"/>
-          <w:sz w:val="24"/>
-        </w:rPr>
+        </w:rPr>
+        <w:lastRenderedPageBreak/>
         <w:t>Мала єктенія</w:t>
       </w:r>
     </w:p>
@@ -13473,7 +13519,7 @@
           <w:sz w:val="24"/>
           <w:u w:val="single"/>
         </w:rPr>
-        <w:t>[Боже, Боже наш! Ти сотворив розумні й духовні сили Своєю волею. Тебе просимо й Тобі молимося: Прийми наші посильні величання з усіма Твоїми творіннями і збагати щедрими даруваннями Твоєї ласки. Бо перед Тобою згинається всяке коліно: на небі, на землі й п</w:t>
+        <w:t>[Боже, Боже наш! Ти сотворив розумні й духовні сили Своєю волею. Тебе просимо й Тобі молимося: Прийми наші посильні величання з усіма Твоїми творіннями і збагати щедрими даруваннями Твоєї ласки. Бо перед Тобо</w:t>
       </w:r>
       <w:r>
         <w:rPr>
@@ -13481,7 +13527,7 @@
           <w:sz w:val="24"/>
           <w:u w:val="single"/>
         </w:rPr>
-        <w:t>ід землею, і все, що живе, і все створіння оспівує неосяжну Твою славу, бо Ти Бог правдивий і вельми милостивий.]</w:t>
+        <w:t>ю згинається всяке коліно: на небі, на землі й під землею, і все, що живе, і все створіння оспівує неосяжну Твою славу, бо Ти Бог правдивий і вельми милостивий.]</w:t>
       </w:r>
     </w:p>
     <w:p>
@@ -13563,7 +13609,7 @@
     </w:p>
     <w:p>
       <w:pPr>
-        <w:pStyle w:val="Heading3"/>
+        <w:pStyle w:val="3"/>
         <w:spacing w:before="0" w:after="120"/>
         <w:jc w:val="center"/>
         <w:rPr>
@@ -13579,7 +13625,6 @@
           <w:b/>
           <w:i/>
           <w:color w:val="FF0000"/>
-          <w:sz w:val="24"/>
         </w:rPr>
         <w:t>Світильний:</w:t>
       </w:r>
@@ -13648,7 +13693,7 @@
     </w:p>
     <w:p>
       <w:pPr>
-        <w:pStyle w:val="Heading2"/>
+        <w:pStyle w:val="2"/>
         <w:spacing w:before="0" w:after="120"/>
         <w:jc w:val="center"/>
         <w:rPr>
@@ -13960,6 +14005,7 @@
           <w:sz w:val="24"/>
           <w:szCs w:val="24"/>
         </w:rPr>
+        <w:lastRenderedPageBreak/>
         <w:t>Він підняв ріг народу свого.* Хвала всім його святим, синам Ізраїля, народові, що йому близький.</w:t>
       </w:r>
     </w:p>
@@ -14281,7 +14327,7 @@
     </w:p>
     <w:p>
       <w:pPr>
-        <w:pStyle w:val="Heading3"/>
+        <w:pStyle w:val="3"/>
         <w:spacing w:before="0" w:after="120"/>
         <w:jc w:val="center"/>
         <w:rPr>
@@ -14297,7 +14343,6 @@
           <w:b/>
           <w:i/>
           <w:color w:val="FF0000"/>
-          <w:sz w:val="24"/>
         </w:rPr>
         <w:t>Мале славослов'я</w:t>
       </w:r>
@@ -14523,6 +14568,7 @@
           <w:sz w:val="24"/>
           <w:szCs w:val="24"/>
         </w:rPr>
+        <w:lastRenderedPageBreak/>
         <w:t>Господи, ти був нам пристановищем* по всі роди.</w:t>
       </w:r>
     </w:p>
@@ -14794,7 +14840,7 @@
     </w:p>
     <w:p>
       <w:pPr>
-        <w:pStyle w:val="Heading3"/>
+        <w:pStyle w:val="3"/>
         <w:spacing w:before="0" w:after="120"/>
         <w:jc w:val="center"/>
         <w:rPr>
@@ -14810,7 +14856,6 @@
           <w:b/>
           <w:i/>
           <w:color w:val="FF0000"/>
-          <w:sz w:val="24"/>
         </w:rPr>
         <w:t>Прохальна єктенія:</w:t>
       </w:r>
@@ -15178,7 +15223,17 @@
           <w:szCs w:val="24"/>
           <w:u w:val="single"/>
         </w:rPr>
-        <w:t>[Владико, Боже святий і неосяжний, що казав із темряви світлові засіяти, що заспокоїв нас у нічному сні й підвів до величання і моління твоєї доброти! Ти, що даєш себе умолити задля свого милосердя, прийми і нині нас, що поклоняємося тобі й по силі дякуємо тобі; і даруй нам те, чого просимо задля спасіння. Вчини нас синами світла і дня та спадкоємцями вічних твоїх дібр. Пом'яни, Господи, за багатством ласк твоїх усіх людей, що є і моляться з нами, і всю братію нашу на землі й на морі, і на всякому місці володіння твого, що потребують твоєї любови й помочі. Усім вияви велику твою милість, щоб спасенні, як душею так і тілом, завжди перебували й відважно славили чудне й благословенне ім'я твоє.]</w:t>
+        <w:t xml:space="preserve">[Владико, Боже святий і неосяжний, що казав із темряви світлові засіяти, що заспокоїв нас у нічному сні й підвів до величання і моління твоєї доброти! Ти, що даєш себе умолити задля свого милосердя, прийми і нині нас, що поклоняємося тобі й по силі дякуємо тобі; і даруй нам те, чого просимо задля спасіння. Вчини нас синами світла і дня та спадкоємцями вічних твоїх дібр. Пом'яни, Господи, за багатством ласк твоїх усіх людей, що є і моляться з нами, і всю братію нашу на землі й на морі, і на всякому місці володіння твого, що потребують твоєї любови й помочі. Усім вияви велику твою милість, щоб </w:t>
+      </w:r>
+      <w:r>
+        <w:rPr>
+          <w:rFonts w:ascii="Times New Roman" w:hAnsi="Times New Roman"/>
+          <w:sz w:val="24"/>
+          <w:szCs w:val="24"/>
+          <w:u w:val="single"/>
+        </w:rPr>
+        <w:lastRenderedPageBreak/>
+        <w:t>спасенні, як душею так і тілом, завжди перебували й відважно славили чудне й благословенне ім'я твоє.]</w:t>
       </w:r>
     </w:p>
     <w:p>
@@ -15473,7 +15528,7 @@
     </w:p>
     <w:p>
       <w:pPr>
-        <w:pStyle w:val="Heading2"/>
+        <w:pStyle w:val="2"/>
         <w:spacing w:before="0" w:after="120"/>
         <w:jc w:val="center"/>
         <w:rPr>
@@ -15845,6 +15900,7 @@
           <w:rFonts w:ascii="Times New Roman" w:hAnsi="Times New Roman"/>
           <w:sz w:val="24"/>
         </w:rPr>
+        <w:lastRenderedPageBreak/>
         <w:t xml:space="preserve">Го́споди, поми́луй. </w:t>
       </w:r>
       <w:r>
@@ -15966,7 +16022,7 @@
     </w:p>
     <w:p>
       <w:pPr>
-        <w:pStyle w:val="Heading3"/>
+        <w:pStyle w:val="3"/>
         <w:spacing w:before="0" w:after="120"/>
         <w:jc w:val="center"/>
         <w:rPr>
@@ -15982,7 +16038,6 @@
           <w:b/>
           <w:i/>
           <w:color w:val="FF0000"/>
-          <w:sz w:val="24"/>
         </w:rPr>
         <w:t>Тропарі</w:t>
       </w:r>
@@ -16143,7 +16198,7 @@
     </w:p>
     <w:p>
       <w:pPr>
-        <w:pStyle w:val="Heading3"/>
+        <w:pStyle w:val="3"/>
         <w:spacing w:before="0" w:after="120"/>
         <w:jc w:val="center"/>
         <w:rPr>
@@ -16159,7 +16214,6 @@
           <w:b/>
           <w:i/>
           <w:color w:val="FF0000"/>
-          <w:sz w:val="24"/>
         </w:rPr>
         <w:t>Єктенія усильного благання:</w:t>
       </w:r>
@@ -16449,7 +16503,7 @@
     </w:p>
     <w:p>
       <w:pPr>
-        <w:pStyle w:val="Heading2"/>
+        <w:pStyle w:val="2"/>
         <w:spacing w:before="0" w:after="120"/>
         <w:jc w:val="center"/>
         <w:rPr>
@@ -16602,6 +16656,7 @@
           <w:sz w:val="24"/>
           <w:szCs w:val="24"/>
         </w:rPr>
+        <w:lastRenderedPageBreak/>
         <w:t>Вірні:</w:t>
       </w:r>
       <w:r>
@@ -17268,7 +17323,7 @@
     <w:lsdException w:name="Unresolved Mention" w:semiHidden="1" w:unhideWhenUsed="1"/>
     <w:lsdException w:name="Smart Link" w:semiHidden="1" w:unhideWhenUsed="1"/>
   </w:latentStyles>
-  <w:style w:type="paragraph" w:default="1" w:styleId="Normal">
+  <w:style w:type="paragraph" w:default="1" w:styleId="a">
     <w:name w:val="Normal"/>
     <w:qFormat/>
     <w:rsid w:val="00F536D8"/>
@@ -17277,11 +17332,11 @@
       <w:sz w:val="36"/>
     </w:rPr>
   </w:style>
-  <w:style w:type="paragraph" w:styleId="Heading1">
+  <w:style w:type="paragraph" w:styleId="1">
     <w:name w:val="heading 1"/>
-    <w:basedOn w:val="Normal"/>
-    <w:next w:val="Normal"/>
-    <w:link w:val="Heading1Char"/>
+    <w:basedOn w:val="a"/>
+    <w:next w:val="a"/>
+    <w:link w:val="10"/>
     <w:uiPriority w:val="9"/>
     <w:qFormat/>
     <w:rsid w:val="00F536D8"/>
@@ -17297,11 +17352,11 @@
       <w:szCs w:val="24"/>
     </w:rPr>
   </w:style>
-  <w:style w:type="paragraph" w:styleId="Heading2">
+  <w:style w:type="paragraph" w:styleId="2">
     <w:name w:val="heading 2"/>
-    <w:basedOn w:val="Normal"/>
-    <w:next w:val="Normal"/>
-    <w:link w:val="Heading2Char"/>
+    <w:basedOn w:val="a"/>
+    <w:next w:val="a"/>
+    <w:link w:val="20"/>
     <w:uiPriority w:val="9"/>
     <w:unhideWhenUsed/>
     <w:qFormat/>
@@ -17319,11 +17374,11 @@
       <w:szCs w:val="26"/>
     </w:rPr>
   </w:style>
-  <w:style w:type="paragraph" w:styleId="Heading3">
+  <w:style w:type="paragraph" w:styleId="3">
     <w:name w:val="heading 3"/>
-    <w:basedOn w:val="Normal"/>
-    <w:next w:val="Normal"/>
-    <w:link w:val="Heading3Char"/>
+    <w:basedOn w:val="a"/>
+    <w:next w:val="a"/>
+    <w:link w:val="30"/>
     <w:uiPriority w:val="9"/>
     <w:unhideWhenUsed/>
     <w:qFormat/>
@@ -17341,10 +17396,10 @@
       <w:szCs w:val="24"/>
     </w:rPr>
   </w:style>
-  <w:style w:type="paragraph" w:styleId="Heading4">
+  <w:style w:type="paragraph" w:styleId="4">
     <w:name w:val="heading 4"/>
-    <w:basedOn w:val="Normal"/>
-    <w:next w:val="Normal"/>
+    <w:basedOn w:val="a"/>
+    <w:next w:val="a"/>
     <w:uiPriority w:val="9"/>
     <w:semiHidden/>
     <w:unhideWhenUsed/>
@@ -17361,10 +17416,10 @@
       <w:szCs w:val="24"/>
     </w:rPr>
   </w:style>
-  <w:style w:type="paragraph" w:styleId="Heading5">
+  <w:style w:type="paragraph" w:styleId="5">
     <w:name w:val="heading 5"/>
-    <w:basedOn w:val="Normal"/>
-    <w:next w:val="Normal"/>
+    <w:basedOn w:val="a"/>
+    <w:next w:val="a"/>
     <w:uiPriority w:val="9"/>
     <w:semiHidden/>
     <w:unhideWhenUsed/>
@@ -17381,10 +17436,10 @@
       <w:szCs w:val="22"/>
     </w:rPr>
   </w:style>
-  <w:style w:type="paragraph" w:styleId="Heading6">
+  <w:style w:type="paragraph" w:styleId="6">
     <w:name w:val="heading 6"/>
-    <w:basedOn w:val="Normal"/>
-    <w:next w:val="Normal"/>
+    <w:basedOn w:val="a"/>
+    <w:next w:val="a"/>
     <w:uiPriority w:val="9"/>
     <w:semiHidden/>
     <w:unhideWhenUsed/>
@@ -17400,13 +17455,13 @@
       <w:sz w:val="20"/>
     </w:rPr>
   </w:style>
-  <w:style w:type="character" w:default="1" w:styleId="DefaultParagraphFont">
+  <w:style w:type="character" w:default="1" w:styleId="a0">
     <w:name w:val="Default Paragraph Font"/>
     <w:uiPriority w:val="1"/>
     <w:semiHidden/>
     <w:unhideWhenUsed/>
   </w:style>
-  <w:style w:type="table" w:default="1" w:styleId="TableNormal">
+  <w:style w:type="table" w:default="1" w:styleId="a1">
     <w:name w:val="Normal Table"/>
     <w:uiPriority w:val="99"/>
     <w:semiHidden/>
@@ -17421,16 +17476,16 @@
       </w:tblCellMar>
     </w:tblPr>
   </w:style>
-  <w:style w:type="numbering" w:default="1" w:styleId="NoList">
+  <w:style w:type="numbering" w:default="1" w:styleId="a2">
     <w:name w:val="No List"/>
     <w:uiPriority w:val="99"/>
     <w:semiHidden/>
     <w:unhideWhenUsed/>
   </w:style>
-  <w:style w:type="paragraph" w:styleId="Title">
+  <w:style w:type="paragraph" w:styleId="a3">
     <w:name w:val="Title"/>
-    <w:basedOn w:val="Normal"/>
-    <w:next w:val="Normal"/>
+    <w:basedOn w:val="a"/>
+    <w:next w:val="a"/>
     <w:uiPriority w:val="10"/>
     <w:qFormat/>
     <w:pPr>
@@ -17444,9 +17499,9 @@
       <w:szCs w:val="72"/>
     </w:rPr>
   </w:style>
-  <w:style w:type="character" w:customStyle="1" w:styleId="Heading1Char">
-    <w:name w:val="Heading 1 Char"/>
-    <w:link w:val="Heading1"/>
+  <w:style w:type="character" w:customStyle="1" w:styleId="10">
+    <w:name w:val="Заголовок 1 Знак"/>
+    <w:link w:val="1"/>
     <w:rsid w:val="00F536D8"/>
     <w:rPr>
       <w:rFonts w:ascii="Arial" w:eastAsia="Times New Roman" w:hAnsi="Arial" w:cs="Arial"/>
@@ -17456,9 +17511,9 @@
       <w:szCs w:val="24"/>
     </w:rPr>
   </w:style>
-  <w:style w:type="character" w:customStyle="1" w:styleId="Heading2Char">
-    <w:name w:val="Heading 2 Char"/>
-    <w:link w:val="Heading2"/>
+  <w:style w:type="character" w:customStyle="1" w:styleId="20">
+    <w:name w:val="Заголовок 2 Знак"/>
+    <w:link w:val="2"/>
     <w:uiPriority w:val="9"/>
     <w:rsid w:val="00E36909"/>
     <w:rPr>
@@ -17469,9 +17524,9 @@
       <w:lang w:val="en-US"/>
     </w:rPr>
   </w:style>
-  <w:style w:type="character" w:customStyle="1" w:styleId="Heading3Char">
-    <w:name w:val="Heading 3 Char"/>
-    <w:link w:val="Heading3"/>
+  <w:style w:type="character" w:customStyle="1" w:styleId="30">
+    <w:name w:val="Заголовок 3 Знак"/>
+    <w:link w:val="3"/>
     <w:uiPriority w:val="99"/>
     <w:rsid w:val="00A231E9"/>
     <w:rPr>
@@ -17482,10 +17537,10 @@
       <w:lang w:val="en-US"/>
     </w:rPr>
   </w:style>
-  <w:style w:type="paragraph" w:styleId="DocumentMap">
+  <w:style w:type="paragraph" w:styleId="a4">
     <w:name w:val="Document Map"/>
-    <w:basedOn w:val="Normal"/>
-    <w:link w:val="DocumentMapChar"/>
+    <w:basedOn w:val="a"/>
+    <w:link w:val="a5"/>
     <w:uiPriority w:val="99"/>
     <w:semiHidden/>
     <w:unhideWhenUsed/>
@@ -17496,9 +17551,9 @@
       <w:szCs w:val="24"/>
     </w:rPr>
   </w:style>
-  <w:style w:type="character" w:customStyle="1" w:styleId="DocumentMapChar">
-    <w:name w:val="Document Map Char"/>
-    <w:link w:val="DocumentMap"/>
+  <w:style w:type="character" w:customStyle="1" w:styleId="a5">
+    <w:name w:val="Схема документа Знак"/>
+    <w:link w:val="a4"/>
     <w:uiPriority w:val="99"/>
     <w:semiHidden/>
     <w:rsid w:val="00BE02F8"/>
@@ -17509,10 +17564,10 @@
       <w:lang w:val="en-US"/>
     </w:rPr>
   </w:style>
-  <w:style w:type="paragraph" w:styleId="Subtitle">
+  <w:style w:type="paragraph" w:styleId="a6">
     <w:name w:val="Subtitle"/>
-    <w:basedOn w:val="Normal"/>
-    <w:next w:val="Normal"/>
+    <w:basedOn w:val="a"/>
+    <w:next w:val="a"/>
     <w:uiPriority w:val="11"/>
     <w:qFormat/>
     <w:pPr>

--- a/docx_resources/Вечірня-Утреня/В,У - Квітна Тріодь/pascha-3/3-5-ВУ.docx
+++ b/docx_resources/Вечірня-Утреня/В,У - Квітна Тріодь/pascha-3/3-5-ВУ.docx
@@ -59,7 +59,7 @@
     </w:p>
     <w:p>
       <w:pPr>
-        <w:pStyle w:val="1"/>
+        <w:pStyle w:val="Heading1"/>
         <w:spacing w:after="120"/>
         <w:jc w:val="center"/>
         <w:rPr>
@@ -203,6 +203,7 @@
         <w:rPr>
           <w:rFonts w:ascii="Times New Roman" w:hAnsi="Times New Roman"/>
           <w:sz w:val="24"/>
+          <w:szCs w:val="24"/>
         </w:rPr>
         <w:t xml:space="preserve">Святи́й Бо́же, святи́й Крі́пкий, святи́й Безсме́ртний, поми́луй нас. </w:t>
       </w:r>
@@ -212,6 +213,7 @@
           <w:i/>
           <w:color w:val="FF0000"/>
           <w:sz w:val="24"/>
+          <w:szCs w:val="24"/>
         </w:rPr>
         <w:t>(3 р.)</w:t>
       </w:r>
@@ -224,6 +226,7 @@
         <w:rPr>
           <w:rFonts w:ascii="Times New Roman" w:hAnsi="Times New Roman"/>
           <w:sz w:val="24"/>
+          <w:szCs w:val="24"/>
         </w:rPr>
         <w:t>Сла́ва Отцю́, і Си́ну, і Свято́му Ду́хові,* і ни́ні, і повсякча́с, і на ві́ки вікі́в. Амі́нь.</w:t>
       </w:r>
@@ -236,6 +239,7 @@
         <w:rPr>
           <w:rFonts w:ascii="Times New Roman" w:hAnsi="Times New Roman"/>
           <w:sz w:val="24"/>
+          <w:szCs w:val="24"/>
         </w:rPr>
         <w:t>Пресвята́ Тро́йце, поми́луй нас; Го́споди, очи́сти гріхи́ на́ші; Влади́ко, прости́ беззако́ння на́ші; Святи́й, завіта́й і зціли́ не́мочі на́ші, І́мени Твого́ ра́ди.</w:t>
       </w:r>
@@ -248,6 +252,7 @@
         <w:rPr>
           <w:rFonts w:ascii="Times New Roman" w:hAnsi="Times New Roman"/>
           <w:sz w:val="24"/>
+          <w:szCs w:val="24"/>
         </w:rPr>
         <w:t xml:space="preserve">Го́споди, поми́луй. </w:t>
       </w:r>
@@ -257,6 +262,7 @@
           <w:i/>
           <w:color w:val="FF0000"/>
           <w:sz w:val="24"/>
+          <w:szCs w:val="24"/>
         </w:rPr>
         <w:t>(3 р.)</w:t>
       </w:r>
@@ -269,6 +275,7 @@
         <w:rPr>
           <w:rFonts w:ascii="Times New Roman" w:hAnsi="Times New Roman"/>
           <w:sz w:val="24"/>
+          <w:szCs w:val="24"/>
         </w:rPr>
         <w:t>Сла́ва Отцю́, і Си́ну, і Свято́му Ду́хові,* і ни́ні, і повсякча́с, і на ві́ки вікі́в. Амі́нь.</w:t>
       </w:r>
@@ -282,6 +289,7 @@
         <w:rPr>
           <w:rFonts w:ascii="Times New Roman" w:hAnsi="Times New Roman"/>
           <w:sz w:val="24"/>
+          <w:szCs w:val="24"/>
         </w:rPr>
         <w:t>О́тче наш, що єси́ на небеса́х,* неха́й святи́ться ім’я́ Твоє́,* неха́й при́йде ца́рство Твоє́,* неха́й бу́де во́ля Твоя́, як на не́бі, так і на землі́.* Хліб наш насу́щний дай нам сього́дні;* і прости́ нам прови́ни на́ші,* як і ми проща́ємо винува́тцям на́шим;* і не введи́ нас у споку́су,* але́ ви́зволи нас від лука́вого.</w:t>
       </w:r>
@@ -297,6 +305,7 @@
           <w:i/>
           <w:color w:val="FF0000"/>
           <w:sz w:val="24"/>
+          <w:szCs w:val="24"/>
         </w:rPr>
         <w:t>Священник:</w:t>
       </w:r>
@@ -304,6 +313,7 @@
         <w:rPr>
           <w:rFonts w:ascii="Times New Roman" w:hAnsi="Times New Roman"/>
           <w:sz w:val="24"/>
+          <w:szCs w:val="24"/>
         </w:rPr>
         <w:t xml:space="preserve"> Бо Твоє є царство, і сила, і слава, Отця, і Сина, і Святого Духа, нині, і повсякчас, і на віки віків.</w:t>
       </w:r>
@@ -319,6 +329,7 @@
           <w:i/>
           <w:color w:val="FF0000"/>
           <w:sz w:val="24"/>
+          <w:szCs w:val="24"/>
         </w:rPr>
         <w:t>Вірні:</w:t>
       </w:r>
@@ -327,6 +338,7 @@
           <w:rFonts w:ascii="Times New Roman" w:hAnsi="Times New Roman"/>
           <w:color w:val="FF0000"/>
           <w:sz w:val="24"/>
+          <w:szCs w:val="24"/>
         </w:rPr>
         <w:t xml:space="preserve"> </w:t>
       </w:r>
@@ -334,6 +346,7 @@
         <w:rPr>
           <w:rFonts w:ascii="Times New Roman" w:hAnsi="Times New Roman"/>
           <w:sz w:val="24"/>
+          <w:szCs w:val="24"/>
         </w:rPr>
         <w:t xml:space="preserve">Амі́нь. Го́споди, поми́луй. </w:t>
       </w:r>
@@ -343,6 +356,7 @@
           <w:i/>
           <w:color w:val="FF0000"/>
           <w:sz w:val="24"/>
+          <w:szCs w:val="24"/>
         </w:rPr>
         <w:t>(12 р.)</w:t>
       </w:r>
@@ -356,6 +370,7 @@
         <w:rPr>
           <w:rFonts w:ascii="Times New Roman" w:hAnsi="Times New Roman"/>
           <w:sz w:val="24"/>
+          <w:szCs w:val="24"/>
         </w:rPr>
         <w:t>Сла́ва Отцю́, і Си́ну, і Свято́му Ду́хові,* і ни́ні, і повсякча́с, і на ві́ки вікі́в. Амі́нь.</w:t>
       </w:r>
@@ -369,6 +384,7 @@
         <w:rPr>
           <w:rFonts w:ascii="Times New Roman" w:hAnsi="Times New Roman"/>
           <w:sz w:val="24"/>
+          <w:szCs w:val="24"/>
         </w:rPr>
         <w:t>Прийді́те, поклоні́мся* царе́ві на́шому – Бо́гу.</w:t>
       </w:r>
@@ -382,6 +398,7 @@
         <w:rPr>
           <w:rFonts w:ascii="Times New Roman" w:hAnsi="Times New Roman"/>
           <w:sz w:val="24"/>
+          <w:szCs w:val="24"/>
         </w:rPr>
         <w:t>Прийді́те, поклоні́мся* Христо́ві, царе́ві на́шому – Бо́гу.</w:t>
       </w:r>
@@ -395,6 +412,7 @@
         <w:rPr>
           <w:rFonts w:ascii="Times New Roman" w:hAnsi="Times New Roman"/>
           <w:sz w:val="24"/>
+          <w:szCs w:val="24"/>
         </w:rPr>
         <w:t>Прийді́те, поклоні́мся і припаді́м* до само́го Го́спода Ісу́са Христа́ – царя́ і Бо́га на́шого.</w:t>
       </w:r>
@@ -412,7 +430,7 @@
     </w:p>
     <w:p>
       <w:pPr>
-        <w:pStyle w:val="2"/>
+        <w:pStyle w:val="Heading2"/>
         <w:spacing w:before="0" w:after="120"/>
         <w:jc w:val="center"/>
         <w:rPr>
@@ -445,6 +463,7 @@
         <w:rPr>
           <w:rFonts w:ascii="Times New Roman" w:hAnsi="Times New Roman"/>
           <w:sz w:val="24"/>
+          <w:szCs w:val="24"/>
         </w:rPr>
         <w:t>Благослови́, душе́ моя́, Го́спода!* Го́споди, Бо́же мій, Ти ве́льми вели́кий!</w:t>
       </w:r>
@@ -458,6 +477,7 @@
         <w:rPr>
           <w:rFonts w:ascii="Times New Roman" w:hAnsi="Times New Roman"/>
           <w:sz w:val="24"/>
+          <w:szCs w:val="24"/>
         </w:rPr>
         <w:t>Ти одягну́вся ве́личчю і красо́ю,* Ти сві́тлом, на́че ри́зою, покри́вся.</w:t>
       </w:r>
@@ -471,6 +491,7 @@
         <w:rPr>
           <w:rFonts w:ascii="Times New Roman" w:hAnsi="Times New Roman"/>
           <w:sz w:val="24"/>
+          <w:szCs w:val="24"/>
         </w:rPr>
         <w:t>Ти розіп’я́в, нена́че наме́т, не́бо,* Ти збудува́в Твої́ го́рниці у во́дах.</w:t>
       </w:r>
@@ -484,26 +505,21 @@
         <w:rPr>
           <w:rFonts w:ascii="Times New Roman" w:hAnsi="Times New Roman"/>
           <w:sz w:val="24"/>
-        </w:rPr>
-        <w:t>Із хмар собі́ ро́би</w:t>
-      </w:r>
-      <w:r>
-        <w:rPr>
-          <w:rFonts w:ascii="Times New Roman" w:hAnsi="Times New Roman"/>
-          <w:sz w:val="24"/>
-        </w:rPr>
-        <w:t>ш колісни́цю,* хо́диш на кри́лах ві́тру.</w:t>
-      </w:r>
-    </w:p>
-    <w:p>
-      <w:pPr>
-        <w:spacing w:after="120"/>
-        <w:jc w:val="both"/>
-      </w:pPr>
-      <w:r>
-        <w:rPr>
-          <w:rFonts w:ascii="Times New Roman" w:hAnsi="Times New Roman"/>
-          <w:sz w:val="24"/>
+          <w:szCs w:val="24"/>
+        </w:rPr>
+        <w:t>Із хмар собі́ ро́биш колісни́цю,* хо́диш на кри́лах ві́тру.</w:t>
+      </w:r>
+    </w:p>
+    <w:p>
+      <w:pPr>
+        <w:spacing w:after="120"/>
+        <w:jc w:val="both"/>
+      </w:pPr>
+      <w:r>
+        <w:rPr>
+          <w:rFonts w:ascii="Times New Roman" w:eastAsia="Arial Unicode MS" w:hAnsi="Times New Roman" w:cs="Arial Unicode MS"/>
+          <w:sz w:val="24"/>
+          <w:szCs w:val="24"/>
         </w:rPr>
         <w:t>Вітри́ Свої́ми посланця́ми учиня́єш,* по́лум’я вогне́нне − слу́гами Свої́ми.</w:t>
       </w:r>
@@ -517,6 +533,7 @@
         <w:rPr>
           <w:rFonts w:ascii="Times New Roman" w:hAnsi="Times New Roman"/>
           <w:sz w:val="24"/>
+          <w:szCs w:val="24"/>
         </w:rPr>
         <w:t>Ти заснува́в зе́млю на її́ підва́линах,* не захита́ється по ві́ки вікі́в.</w:t>
       </w:r>
@@ -530,26 +547,21 @@
         <w:rPr>
           <w:rFonts w:ascii="Times New Roman" w:hAnsi="Times New Roman"/>
           <w:sz w:val="24"/>
-        </w:rPr>
-        <w:t xml:space="preserve">Безо́днею, немо́в оде́жею, покри́в її́,* по́над го́рами </w:t>
-      </w:r>
-      <w:r>
-        <w:rPr>
-          <w:rFonts w:ascii="Times New Roman" w:hAnsi="Times New Roman"/>
-          <w:sz w:val="24"/>
-        </w:rPr>
-        <w:t>ста́ли во́ди.</w:t>
-      </w:r>
-    </w:p>
-    <w:p>
-      <w:pPr>
-        <w:spacing w:after="120"/>
-        <w:jc w:val="both"/>
-      </w:pPr>
-      <w:r>
-        <w:rPr>
-          <w:rFonts w:ascii="Times New Roman" w:hAnsi="Times New Roman"/>
-          <w:sz w:val="24"/>
+          <w:szCs w:val="24"/>
+        </w:rPr>
+        <w:t>Безо́днею, немо́в оде́жею, покри́в її́,* по́над го́рами ста́ли во́ди.</w:t>
+      </w:r>
+    </w:p>
+    <w:p>
+      <w:pPr>
+        <w:spacing w:after="120"/>
+        <w:jc w:val="both"/>
+      </w:pPr>
+      <w:r>
+        <w:rPr>
+          <w:rFonts w:ascii="Times New Roman" w:hAnsi="Times New Roman"/>
+          <w:sz w:val="24"/>
+          <w:szCs w:val="24"/>
         </w:rPr>
         <w:t>Пе́ред погро́зою Твоє́ю вони́ тіка́ли,* пе́ред го́лосом гро́му Твого́ тремті́ли.</w:t>
       </w:r>
@@ -563,6 +575,7 @@
         <w:rPr>
           <w:rFonts w:ascii="Times New Roman" w:hAnsi="Times New Roman"/>
           <w:sz w:val="24"/>
+          <w:szCs w:val="24"/>
         </w:rPr>
         <w:t>Підвели́ся го́ри, зійшли́ доли́ни до мі́сця,* що Ти їм призна́чив.</w:t>
       </w:r>
@@ -576,6 +589,7 @@
         <w:rPr>
           <w:rFonts w:ascii="Times New Roman" w:hAnsi="Times New Roman"/>
           <w:sz w:val="24"/>
+          <w:szCs w:val="24"/>
         </w:rPr>
         <w:t>Поста́вив їм грани́цю, яко́ї не пере́йдуть,* щоб зно́ву покри́ти зе́млю.</w:t>
       </w:r>
@@ -589,26 +603,21 @@
         <w:rPr>
           <w:rFonts w:ascii="Times New Roman" w:hAnsi="Times New Roman"/>
           <w:sz w:val="24"/>
-        </w:rPr>
-        <w:t xml:space="preserve">Джере́ла посила́єш у </w:t>
-      </w:r>
-      <w:r>
-        <w:rPr>
-          <w:rFonts w:ascii="Times New Roman" w:hAnsi="Times New Roman"/>
-          <w:sz w:val="24"/>
-        </w:rPr>
-        <w:t>рі́ки,* які́ течу́ть по́між го́рами.</w:t>
-      </w:r>
-    </w:p>
-    <w:p>
-      <w:pPr>
-        <w:spacing w:after="120"/>
-        <w:jc w:val="both"/>
-      </w:pPr>
-      <w:r>
-        <w:rPr>
-          <w:rFonts w:ascii="Times New Roman" w:hAnsi="Times New Roman"/>
-          <w:sz w:val="24"/>
+          <w:szCs w:val="24"/>
+        </w:rPr>
+        <w:t>Джере́ла посила́єш у рі́ки,* які́ течу́ть по́між го́рами.</w:t>
+      </w:r>
+    </w:p>
+    <w:p>
+      <w:pPr>
+        <w:spacing w:after="120"/>
+        <w:jc w:val="both"/>
+      </w:pPr>
+      <w:r>
+        <w:rPr>
+          <w:rFonts w:ascii="Times New Roman" w:hAnsi="Times New Roman"/>
+          <w:sz w:val="24"/>
+          <w:szCs w:val="24"/>
         </w:rPr>
         <w:lastRenderedPageBreak/>
         <w:t>Усю́ звірину́, що в по́лі, вони́ напува́ють,* ди́кі осли́ там га́сять свою́ спра́гу.</w:t>
@@ -623,6 +632,7 @@
         <w:rPr>
           <w:rFonts w:ascii="Times New Roman" w:hAnsi="Times New Roman"/>
           <w:sz w:val="24"/>
+          <w:szCs w:val="24"/>
         </w:rPr>
         <w:t>Над ни́ми ку́блиться небе́сне пта́ство,* з-по́між гілля́к дає́ свій го́лос.</w:t>
       </w:r>
@@ -636,26 +646,21 @@
         <w:rPr>
           <w:rFonts w:ascii="Times New Roman" w:hAnsi="Times New Roman"/>
           <w:sz w:val="24"/>
-        </w:rPr>
-        <w:t>Ти напува́єш го́ри з Твої́х го́рниць,* земля́ наси́чується</w:t>
-      </w:r>
-      <w:r>
-        <w:rPr>
-          <w:rFonts w:ascii="Times New Roman" w:hAnsi="Times New Roman"/>
-          <w:sz w:val="24"/>
-        </w:rPr>
-        <w:t xml:space="preserve"> пло́дом діл Твої́х.</w:t>
-      </w:r>
-    </w:p>
-    <w:p>
-      <w:pPr>
-        <w:spacing w:after="120"/>
-        <w:jc w:val="both"/>
-      </w:pPr>
-      <w:r>
-        <w:rPr>
-          <w:rFonts w:ascii="Times New Roman" w:hAnsi="Times New Roman"/>
-          <w:sz w:val="24"/>
+          <w:szCs w:val="24"/>
+        </w:rPr>
+        <w:t>Ти напува́єш го́ри з Твої́х го́рниць,* земля́ наси́чується пло́дом діл Твої́х.</w:t>
+      </w:r>
+    </w:p>
+    <w:p>
+      <w:pPr>
+        <w:spacing w:after="120"/>
+        <w:jc w:val="both"/>
+      </w:pPr>
+      <w:r>
+        <w:rPr>
+          <w:rFonts w:ascii="Times New Roman" w:hAnsi="Times New Roman"/>
+          <w:sz w:val="24"/>
+          <w:szCs w:val="24"/>
         </w:rPr>
         <w:t>Виро́щуєш траву́ для ско́ту, зе́ла – на вжи́ток лю́дям,* щоб хліб із землі́ добува́ли:</w:t>
       </w:r>
@@ -669,6 +674,7 @@
         <w:rPr>
           <w:rFonts w:ascii="Times New Roman" w:hAnsi="Times New Roman"/>
           <w:sz w:val="24"/>
+          <w:szCs w:val="24"/>
         </w:rPr>
         <w:t>Вино́, що се́рце лю́дське звеселя́є, олі́ю, щоб від не́ї ясні́ло обли́ччя,* і хліб, що скрі́плює се́рце лю́дське.</w:t>
       </w:r>
@@ -682,26 +688,21 @@
         <w:rPr>
           <w:rFonts w:ascii="Times New Roman" w:hAnsi="Times New Roman"/>
           <w:sz w:val="24"/>
-        </w:rPr>
-        <w:t>Наси́чуються дере́ва Госпо́дні,* к</w:t>
-      </w:r>
-      <w:r>
-        <w:rPr>
-          <w:rFonts w:ascii="Times New Roman" w:hAnsi="Times New Roman"/>
-          <w:sz w:val="24"/>
-        </w:rPr>
-        <w:t>е́дри лива́нські, що посади́в їх.</w:t>
-      </w:r>
-    </w:p>
-    <w:p>
-      <w:pPr>
-        <w:spacing w:after="120"/>
-        <w:jc w:val="both"/>
-      </w:pPr>
-      <w:r>
-        <w:rPr>
-          <w:rFonts w:ascii="Times New Roman" w:hAnsi="Times New Roman"/>
-          <w:sz w:val="24"/>
+          <w:szCs w:val="24"/>
+        </w:rPr>
+        <w:t>Наси́чуються дере́ва Госпо́дні,* ке́дри лива́нські, що посади́в їх.</w:t>
+      </w:r>
+    </w:p>
+    <w:p>
+      <w:pPr>
+        <w:spacing w:after="120"/>
+        <w:jc w:val="both"/>
+      </w:pPr>
+      <w:r>
+        <w:rPr>
+          <w:rFonts w:ascii="Times New Roman" w:hAnsi="Times New Roman"/>
+          <w:sz w:val="24"/>
+          <w:szCs w:val="24"/>
         </w:rPr>
         <w:t>На них гніздя́ться пти́ці;* бу́сли – на кипари́сах ї́хнє житло́.</w:t>
       </w:r>
@@ -713,8 +714,9 @@
       </w:pPr>
       <w:r>
         <w:rPr>
-          <w:rFonts w:ascii="Times New Roman" w:hAnsi="Times New Roman"/>
-          <w:sz w:val="24"/>
+          <w:rFonts w:ascii="Times New Roman" w:eastAsia="Arial Unicode MS" w:hAnsi="Times New Roman" w:cs="Arial Unicode MS"/>
+          <w:sz w:val="24"/>
+          <w:szCs w:val="24"/>
         </w:rPr>
         <w:t>Висо́кі го́ри для о́ленів,* ске́лі − для за́йців приту́лок.</w:t>
       </w:r>
@@ -728,6 +730,7 @@
         <w:rPr>
           <w:rFonts w:ascii="Times New Roman" w:hAnsi="Times New Roman"/>
           <w:sz w:val="24"/>
+          <w:szCs w:val="24"/>
         </w:rPr>
         <w:t>Ти створи́в мі́сяць, щоб значи́ти по́ри;* со́нце зна́є свій за́хід.</w:t>
       </w:r>
@@ -741,26 +744,21 @@
         <w:rPr>
           <w:rFonts w:ascii="Times New Roman" w:hAnsi="Times New Roman"/>
           <w:sz w:val="24"/>
-        </w:rPr>
-        <w:t xml:space="preserve">Наво́диш те́мряву, і ніч </w:t>
-      </w:r>
-      <w:r>
-        <w:rPr>
-          <w:rFonts w:ascii="Times New Roman" w:hAnsi="Times New Roman"/>
-          <w:sz w:val="24"/>
-        </w:rPr>
-        <w:t>надхо́дить,* що в ній вору́шаться усі́ зві́рі дібро́вні.</w:t>
-      </w:r>
-    </w:p>
-    <w:p>
-      <w:pPr>
-        <w:spacing w:after="120"/>
-        <w:jc w:val="both"/>
-      </w:pPr>
-      <w:r>
-        <w:rPr>
-          <w:rFonts w:ascii="Times New Roman" w:hAnsi="Times New Roman"/>
-          <w:sz w:val="24"/>
+          <w:szCs w:val="24"/>
+        </w:rPr>
+        <w:t>Наво́диш те́мряву, і ніч надхо́дить,* що в ній вору́шаться усі́ зві́рі дібро́вні.</w:t>
+      </w:r>
+    </w:p>
+    <w:p>
+      <w:pPr>
+        <w:spacing w:after="120"/>
+        <w:jc w:val="both"/>
+      </w:pPr>
+      <w:r>
+        <w:rPr>
+          <w:rFonts w:ascii="Times New Roman" w:hAnsi="Times New Roman"/>
+          <w:sz w:val="24"/>
+          <w:szCs w:val="24"/>
         </w:rPr>
         <w:t>Левеня́та рика́ють за здо́биччю своє́ю,* пожи́ви від Бо́га для се́бе про́сять.</w:t>
       </w:r>
@@ -774,6 +772,7 @@
         <w:rPr>
           <w:rFonts w:ascii="Times New Roman" w:hAnsi="Times New Roman"/>
           <w:sz w:val="24"/>
+          <w:szCs w:val="24"/>
         </w:rPr>
         <w:t>Хова́ються, як ті́льки зі́йде со́нце,* ляга́ють у свої́х но́рах.</w:t>
       </w:r>
@@ -787,26 +786,21 @@
         <w:rPr>
           <w:rFonts w:ascii="Times New Roman" w:hAnsi="Times New Roman"/>
           <w:sz w:val="24"/>
-        </w:rPr>
-        <w:t xml:space="preserve">Вихо́дить люди́на до свого́ ді́ла,* і до своє́ї пра́ці </w:t>
-      </w:r>
-      <w:r>
-        <w:rPr>
-          <w:rFonts w:ascii="Times New Roman" w:hAnsi="Times New Roman"/>
-          <w:sz w:val="24"/>
-        </w:rPr>
-        <w:t>аж до ве́чора.</w:t>
-      </w:r>
-    </w:p>
-    <w:p>
-      <w:pPr>
-        <w:spacing w:after="120"/>
-        <w:jc w:val="both"/>
-      </w:pPr>
-      <w:r>
-        <w:rPr>
-          <w:rFonts w:ascii="Times New Roman" w:hAnsi="Times New Roman"/>
-          <w:sz w:val="24"/>
+          <w:szCs w:val="24"/>
+        </w:rPr>
+        <w:t>Вихо́дить люди́на до свого́ ді́ла,* і до своє́ї пра́ці аж до ве́чора.</w:t>
+      </w:r>
+    </w:p>
+    <w:p>
+      <w:pPr>
+        <w:spacing w:after="120"/>
+        <w:jc w:val="both"/>
+      </w:pPr>
+      <w:r>
+        <w:rPr>
+          <w:rFonts w:ascii="Times New Roman" w:eastAsia="Arial Unicode MS" w:hAnsi="Times New Roman" w:cs="Arial Unicode MS"/>
+          <w:sz w:val="24"/>
+          <w:szCs w:val="24"/>
         </w:rPr>
         <w:t>Яка́ їх, Твої́х діл, Го́споди, си́ла!* У му́дрості все Ти створи́в, − по́вна земля́ Твої́х створі́нь.</w:t>
       </w:r>
@@ -820,6 +814,7 @@
         <w:rPr>
           <w:rFonts w:ascii="Times New Roman" w:hAnsi="Times New Roman"/>
           <w:sz w:val="24"/>
+          <w:szCs w:val="24"/>
         </w:rPr>
         <w:t>Ось мо́ре вели́ке, преширо́ке,* у ньо́му плазуні́в без лі́ку, зві́рів мали́х і вели́ких.</w:t>
       </w:r>
@@ -833,26 +828,21 @@
         <w:rPr>
           <w:rFonts w:ascii="Times New Roman" w:hAnsi="Times New Roman"/>
           <w:sz w:val="24"/>
-        </w:rPr>
-        <w:t>Там кораблі́ прохо́дять,* є і левіята́н, яко́го Ти</w:t>
-      </w:r>
-      <w:r>
-        <w:rPr>
-          <w:rFonts w:ascii="Times New Roman" w:hAnsi="Times New Roman"/>
-          <w:sz w:val="24"/>
-        </w:rPr>
-        <w:t xml:space="preserve"> створи́в, щоб ним ба́витися.</w:t>
-      </w:r>
-    </w:p>
-    <w:p>
-      <w:pPr>
-        <w:spacing w:after="120"/>
-        <w:jc w:val="both"/>
-      </w:pPr>
-      <w:r>
-        <w:rPr>
-          <w:rFonts w:ascii="Times New Roman" w:hAnsi="Times New Roman"/>
-          <w:sz w:val="24"/>
+          <w:szCs w:val="24"/>
+        </w:rPr>
+        <w:t>Там кораблі́ прохо́дять,* є і левіята́н, яко́го Ти створи́в, щоб ним ба́витися.</w:t>
+      </w:r>
+    </w:p>
+    <w:p>
+      <w:pPr>
+        <w:spacing w:after="120"/>
+        <w:jc w:val="both"/>
+      </w:pPr>
+      <w:r>
+        <w:rPr>
+          <w:rFonts w:ascii="Times New Roman" w:hAnsi="Times New Roman"/>
+          <w:sz w:val="24"/>
+          <w:szCs w:val="24"/>
         </w:rPr>
         <w:t>Усі́ вони́ від Те́бе дожида́ють,* щоб дав їм у свій час пожи́ву.</w:t>
       </w:r>
@@ -866,6 +856,7 @@
         <w:rPr>
           <w:rFonts w:ascii="Times New Roman" w:hAnsi="Times New Roman"/>
           <w:sz w:val="24"/>
+          <w:szCs w:val="24"/>
         </w:rPr>
         <w:t>Коли́ дає́ш їм, вони́ її́ збира́ють,* як розту́люєш Твою́ ру́ку, вони́ наси́чуються бла́гом.</w:t>
       </w:r>
@@ -879,26 +870,21 @@
         <w:rPr>
           <w:rFonts w:ascii="Times New Roman" w:hAnsi="Times New Roman"/>
           <w:sz w:val="24"/>
-        </w:rPr>
-        <w:t>Вони́ бенте́жаться, коли́ хова́єш вид Свій;* як забира́єш дух у них,</w:t>
-      </w:r>
-      <w:r>
-        <w:rPr>
-          <w:rFonts w:ascii="Times New Roman" w:hAnsi="Times New Roman"/>
-          <w:sz w:val="24"/>
-        </w:rPr>
-        <w:t xml:space="preserve"> вони́ ги́нуть і поверта́ються у свій по́рох.</w:t>
-      </w:r>
-    </w:p>
-    <w:p>
-      <w:pPr>
-        <w:spacing w:after="120"/>
-        <w:jc w:val="both"/>
-      </w:pPr>
-      <w:r>
-        <w:rPr>
-          <w:rFonts w:ascii="Times New Roman" w:hAnsi="Times New Roman"/>
-          <w:sz w:val="24"/>
+          <w:szCs w:val="24"/>
+        </w:rPr>
+        <w:t>Вони́ бенте́жаться, коли́ хова́єш вид Свій;* як забира́єш дух у них, вони́ ги́нуть і поверта́ються у свій по́рох.</w:t>
+      </w:r>
+    </w:p>
+    <w:p>
+      <w:pPr>
+        <w:spacing w:after="120"/>
+        <w:jc w:val="both"/>
+      </w:pPr>
+      <w:r>
+        <w:rPr>
+          <w:rFonts w:ascii="Times New Roman" w:hAnsi="Times New Roman"/>
+          <w:sz w:val="24"/>
+          <w:szCs w:val="24"/>
         </w:rPr>
         <w:t>Зішле́ш Свій дух, – вони́ ожива́ють,* і Ти відно́влюєш лице́ землі́.</w:t>
       </w:r>
@@ -912,6 +898,7 @@
         <w:rPr>
           <w:rFonts w:ascii="Times New Roman" w:hAnsi="Times New Roman"/>
           <w:sz w:val="24"/>
+          <w:szCs w:val="24"/>
         </w:rPr>
         <w:t>Неха́й сла́ва Госпо́дня бу́де пові́ки,* неха́й Госпо́дь раді́є тво́рами Свої́ми.</w:t>
       </w:r>
@@ -925,26 +912,21 @@
         <w:rPr>
           <w:rFonts w:ascii="Times New Roman" w:hAnsi="Times New Roman"/>
           <w:sz w:val="24"/>
-        </w:rPr>
-        <w:t xml:space="preserve">Спогля́не Він на зе́млю, і вона́ </w:t>
-      </w:r>
-      <w:r>
-        <w:rPr>
-          <w:rFonts w:ascii="Times New Roman" w:hAnsi="Times New Roman"/>
-          <w:sz w:val="24"/>
-        </w:rPr>
-        <w:t>стряса́ється,* торкне́ться гір, вони́ диму́ють.</w:t>
-      </w:r>
-    </w:p>
-    <w:p>
-      <w:pPr>
-        <w:spacing w:after="120"/>
-        <w:jc w:val="both"/>
-      </w:pPr>
-      <w:r>
-        <w:rPr>
-          <w:rFonts w:ascii="Times New Roman" w:hAnsi="Times New Roman"/>
-          <w:sz w:val="24"/>
+          <w:szCs w:val="24"/>
+        </w:rPr>
+        <w:t>Спогля́не Він на зе́млю, і вона́ стряса́ється,* торкне́ться гір, вони́ диму́ють.</w:t>
+      </w:r>
+    </w:p>
+    <w:p>
+      <w:pPr>
+        <w:spacing w:after="120"/>
+        <w:jc w:val="both"/>
+      </w:pPr>
+      <w:r>
+        <w:rPr>
+          <w:rFonts w:ascii="Times New Roman" w:hAnsi="Times New Roman"/>
+          <w:sz w:val="24"/>
+          <w:szCs w:val="24"/>
         </w:rPr>
         <w:t>Я бу́ду Го́сподеві спі́вати по́ки життя́ мого́,* псалми́ співа́тиму, по́ки бу́ду жи́ти.</w:t>
       </w:r>
@@ -958,6 +940,7 @@
         <w:rPr>
           <w:rFonts w:ascii="Times New Roman" w:hAnsi="Times New Roman"/>
           <w:sz w:val="24"/>
+          <w:szCs w:val="24"/>
         </w:rPr>
         <w:t>Неха́й бу́де приє́мна Йому́ моя́ пі́сня;* у Го́споді я весели́тимусь.</w:t>
       </w:r>
@@ -971,26 +954,21 @@
         <w:rPr>
           <w:rFonts w:ascii="Times New Roman" w:hAnsi="Times New Roman"/>
           <w:sz w:val="24"/>
-        </w:rPr>
-        <w:t xml:space="preserve">Неха́й грі́шники з землі ще́знуть, і беззако́нних </w:t>
-      </w:r>
-      <w:r>
-        <w:rPr>
-          <w:rFonts w:ascii="Times New Roman" w:hAnsi="Times New Roman"/>
-          <w:sz w:val="24"/>
-        </w:rPr>
-        <w:t>бі́льше неха́й не бу́де.* Благослови́, душе́ моя́, Го́спода.</w:t>
-      </w:r>
-    </w:p>
-    <w:p>
-      <w:pPr>
-        <w:spacing w:after="120"/>
-        <w:jc w:val="both"/>
-      </w:pPr>
-      <w:r>
-        <w:rPr>
-          <w:rFonts w:ascii="Times New Roman" w:hAnsi="Times New Roman"/>
-          <w:sz w:val="24"/>
+          <w:szCs w:val="24"/>
+        </w:rPr>
+        <w:t>Неха́й грі́шники з землі ще́знуть, і беззако́нних бі́льше неха́й не бу́де.* Благослови́, душе́ моя́, Го́спода.</w:t>
+      </w:r>
+    </w:p>
+    <w:p>
+      <w:pPr>
+        <w:spacing w:after="120"/>
+        <w:jc w:val="both"/>
+      </w:pPr>
+      <w:r>
+        <w:rPr>
+          <w:rFonts w:ascii="Times New Roman" w:hAnsi="Times New Roman"/>
+          <w:sz w:val="24"/>
+          <w:szCs w:val="24"/>
         </w:rPr>
         <w:t>Со́нце зна́є свій за́хід,* наво́диш те́мряву, і ніч надхо́дить.</w:t>
       </w:r>
@@ -1004,6 +982,7 @@
         <w:rPr>
           <w:rFonts w:ascii="Times New Roman" w:hAnsi="Times New Roman"/>
           <w:sz w:val="24"/>
+          <w:szCs w:val="24"/>
         </w:rPr>
         <w:t>Яка́ їх, Твої́х діл, Го́споди, си́ла!* У му́дрості все Ти створи́в.</w:t>
       </w:r>
@@ -1017,26 +996,21 @@
         <w:rPr>
           <w:rFonts w:ascii="Times New Roman" w:hAnsi="Times New Roman"/>
           <w:sz w:val="24"/>
-        </w:rPr>
-        <w:t>Сла́ва Отцю́, і Си́ну, і Свято́му Ду́хові,* І ни́ні, і повсякча</w:t>
-      </w:r>
-      <w:r>
-        <w:rPr>
-          <w:rFonts w:ascii="Times New Roman" w:hAnsi="Times New Roman"/>
-          <w:sz w:val="24"/>
-        </w:rPr>
-        <w:t>́с, і на ві́ки вікі́в. Амі́нь.</w:t>
-      </w:r>
-    </w:p>
-    <w:p>
-      <w:pPr>
-        <w:spacing w:after="120"/>
-        <w:jc w:val="both"/>
-      </w:pPr>
-      <w:r>
-        <w:rPr>
-          <w:rFonts w:ascii="Times New Roman" w:hAnsi="Times New Roman"/>
-          <w:sz w:val="24"/>
+          <w:szCs w:val="24"/>
+        </w:rPr>
+        <w:t>Сла́ва Отцю́, і Си́ну, і Свято́му Ду́хові,* І ни́ні, і повсякча́с, і на ві́ки вікі́в. Амі́нь.</w:t>
+      </w:r>
+    </w:p>
+    <w:p>
+      <w:pPr>
+        <w:spacing w:after="120"/>
+        <w:jc w:val="both"/>
+      </w:pPr>
+      <w:r>
+        <w:rPr>
+          <w:rFonts w:ascii="Times New Roman" w:hAnsi="Times New Roman"/>
+          <w:sz w:val="24"/>
+          <w:szCs w:val="24"/>
         </w:rPr>
         <w:t xml:space="preserve">Алилу́я, алилу́я, алилу́я, сла́ва Тобі́, Бо́же. </w:t>
       </w:r>
@@ -1046,6 +1020,7 @@
           <w:i/>
           <w:color w:val="FF0000"/>
           <w:sz w:val="24"/>
+          <w:szCs w:val="24"/>
         </w:rPr>
         <w:t>(3 р.)</w:t>
       </w:r>
@@ -1063,7 +1038,7 @@
     </w:p>
     <w:p>
       <w:pPr>
-        <w:pStyle w:val="3"/>
+        <w:pStyle w:val="Heading3"/>
         <w:spacing w:before="0" w:after="120"/>
         <w:jc w:val="center"/>
         <w:rPr>
@@ -1362,7 +1337,7 @@
     </w:p>
     <w:p>
       <w:pPr>
-        <w:pStyle w:val="2"/>
+        <w:pStyle w:val="Heading2"/>
         <w:spacing w:before="0" w:after="120"/>
         <w:jc w:val="center"/>
         <w:rPr>
@@ -1721,6 +1696,7 @@
         <w:rPr>
           <w:rFonts w:ascii="Times New Roman" w:hAnsi="Times New Roman"/>
           <w:sz w:val="24"/>
+          <w:szCs w:val="24"/>
         </w:rPr>
         <w:t>Заступи, спаси, помилуй і охорони нас, Боже, Твоєю благодаттю</w:t>
       </w:r>
@@ -1791,17 +1767,10 @@
         <w:rPr>
           <w:rFonts w:ascii="Times New Roman" w:hAnsi="Times New Roman"/>
           <w:sz w:val="24"/>
+          <w:szCs w:val="24"/>
           <w:u w:val="single"/>
         </w:rPr>
-        <w:t>[Господи щедрий і милосердний, довготерпеливий і многомилостивий! Вислухай молитви наші і зверни увагу на голос моління нашого і яви нам знак милости Твоєї, наведи нас на дорогу Твою, щоб ходили ми в Твоїй правді. Звесели серця</w:t>
-      </w:r>
-      <w:r>
-        <w:rPr>
-          <w:rFonts w:ascii="Times New Roman" w:hAnsi="Times New Roman"/>
-          <w:sz w:val="24"/>
-          <w:u w:val="single"/>
-        </w:rPr>
-        <w:t xml:space="preserve"> наші, щоб ми боялись імення Твого святого, бо Ти великий і твориш чуда; Ти Бог єдиний і немає подібного Тобі між богами, Господи. Ти сильний у милості і добрий у силі, аби допомагати й утішати, і спасати всіх, хто на ім'я Твоє святе уповає.]</w:t>
+        <w:t>[Господи щедрий і милосердний, довготерпеливий і многомилостивий! Вислухай молитви наші і зверни увагу на голос моління нашого і яви нам знак милости Твоєї, наведи нас на дорогу Твою, щоб ходили ми в Твоїй правді. Звесели серця наші, щоб ми боялись імення Твого святого, бо Ти великий і твориш чуда; Ти Бог єдиний і немає подібного Тобі між богами, Господи. Ти сильний у милості і добрий у силі, аби допомагати й утішати, і спасати всіх, хто на ім'я Твоє святе уповає.]</w:t>
       </w:r>
     </w:p>
     <w:p>
@@ -1814,6 +1783,7 @@
           <w:i/>
           <w:color w:val="FF4400"/>
           <w:sz w:val="24"/>
+          <w:szCs w:val="24"/>
         </w:rPr>
         <w:t>Священник:</w:t>
       </w:r>
@@ -1821,6 +1791,7 @@
         <w:rPr>
           <w:rFonts w:ascii="Times New Roman" w:hAnsi="Times New Roman"/>
           <w:sz w:val="24"/>
+          <w:szCs w:val="24"/>
         </w:rPr>
         <w:t xml:space="preserve"> Бо Тобі належить усяка слава, честь і поклоніння, Отцю, і Сину, і Святому Духові, нині, і повсякчас, і на віки віків.</w:t>
       </w:r>
@@ -1866,7 +1837,7 @@
     </w:p>
     <w:p>
       <w:pPr>
-        <w:pStyle w:val="2"/>
+        <w:pStyle w:val="Heading2"/>
         <w:spacing w:before="0" w:after="120"/>
         <w:jc w:val="center"/>
         <w:rPr>
@@ -1923,6 +1894,7 @@
           <w:b/>
           <w:color w:val="000000"/>
           <w:sz w:val="24"/>
+          <w:szCs w:val="24"/>
         </w:rPr>
         <w:t>Го́споди, взива́ю я до Те́бе, ви́слухай мене́.* Ви́слухай мене́, Го́споди.* Го́споди, взива́ю я до Те́бе, ви́слухай мене́.* Почу́й го́лос молі́ння мого́,* коли́ взива́ю до Те́бе.* Ви́слухай мене́, Го́споди.</w:t>
       </w:r>
@@ -1937,6 +1909,7 @@
           <w:b/>
           <w:color w:val="000000"/>
           <w:sz w:val="24"/>
+          <w:szCs w:val="24"/>
         </w:rPr>
         <w:lastRenderedPageBreak/>
         <w:t>Неха́й піднесе́ться моли́тва моя́,* мов кади́ло пе́ред Тобо́ю;* підно́шення рук мої́х,* як же́ртва вечі́рня.* Ви́слухай мене́, Го́споди.</w:t>
@@ -1949,8 +1922,9 @@
       </w:pPr>
       <w:r>
         <w:rPr>
-          <w:rFonts w:ascii="Times New Roman" w:hAnsi="Times New Roman"/>
-          <w:sz w:val="24"/>
+          <w:rFonts w:ascii="Times New Roman" w:eastAsia="Arial Unicode MS" w:hAnsi="Times New Roman" w:cs="Arial Unicode MS"/>
+          <w:sz w:val="24"/>
+          <w:szCs w:val="24"/>
         </w:rPr>
         <w:t>Поста́в, Го́споди, мої́м уста́м сторо́жу;* до двере́й губ мої́х − ва́рту!</w:t>
       </w:r>
@@ -1964,6 +1938,7 @@
         <w:rPr>
           <w:rFonts w:ascii="Times New Roman" w:hAnsi="Times New Roman"/>
           <w:sz w:val="24"/>
+          <w:szCs w:val="24"/>
         </w:rPr>
         <w:t>Не дай схили́тися се́рцеві моє́му* до чо́гось зло́го.</w:t>
       </w:r>
@@ -1977,6 +1952,7 @@
         <w:rPr>
           <w:rFonts w:ascii="Times New Roman" w:hAnsi="Times New Roman"/>
           <w:sz w:val="24"/>
+          <w:szCs w:val="24"/>
         </w:rPr>
         <w:t>Ані чини́ти лихі́ вчи́нки з людьми́, що тво́рять беззако́ння,* – ні ла́сощів ї́хніх я не хо́чу ї́сти.</w:t>
       </w:r>
@@ -1990,6 +1966,7 @@
         <w:rPr>
           <w:rFonts w:ascii="Times New Roman" w:hAnsi="Times New Roman"/>
           <w:sz w:val="24"/>
+          <w:szCs w:val="24"/>
         </w:rPr>
         <w:t>Неха́й пра́ведник по-до́брому б’є мене́ й виправля́є,* а олі́я грі́шного неха́й не нама́стить голови́ моє́ї.</w:t>
       </w:r>
@@ -2003,6 +1980,7 @@
         <w:rPr>
           <w:rFonts w:ascii="Times New Roman" w:hAnsi="Times New Roman"/>
           <w:sz w:val="24"/>
+          <w:szCs w:val="24"/>
         </w:rPr>
         <w:t>Я все-таки́ моли́тимусь,* незважа́ючи на ї́хні злі вчи́нки.</w:t>
       </w:r>
@@ -2016,6 +1994,7 @@
         <w:rPr>
           <w:rFonts w:ascii="Times New Roman" w:hAnsi="Times New Roman"/>
           <w:sz w:val="24"/>
+          <w:szCs w:val="24"/>
         </w:rPr>
         <w:t>Якщо́ су́ддів ї́хніх ски́нуть в уще́лини ске́лі,* то почу́ють, що слова́ мої́ лю́бі.</w:t>
       </w:r>
@@ -2029,26 +2008,21 @@
         <w:rPr>
           <w:rFonts w:ascii="Times New Roman" w:hAnsi="Times New Roman"/>
           <w:sz w:val="24"/>
-        </w:rPr>
-        <w:t>Н</w:t>
-      </w:r>
-      <w:r>
-        <w:rPr>
-          <w:rFonts w:ascii="Times New Roman" w:hAnsi="Times New Roman"/>
-          <w:sz w:val="24"/>
-        </w:rPr>
-        <w:t>емо́вби хтось розби́в і розри́в зе́млю,* розки́дано ї́хні ко́сті пе́ред а́дом.</w:t>
-      </w:r>
-    </w:p>
-    <w:p>
-      <w:pPr>
-        <w:spacing w:after="120"/>
-        <w:jc w:val="both"/>
-      </w:pPr>
-      <w:r>
-        <w:rPr>
-          <w:rFonts w:ascii="Times New Roman" w:hAnsi="Times New Roman"/>
-          <w:sz w:val="24"/>
+          <w:szCs w:val="24"/>
+        </w:rPr>
+        <w:t>Немо́вби хтось розби́в і розри́в зе́млю,* розки́дано ї́хні ко́сті пе́ред а́дом.</w:t>
+      </w:r>
+    </w:p>
+    <w:p>
+      <w:pPr>
+        <w:spacing w:after="120"/>
+        <w:jc w:val="both"/>
+      </w:pPr>
+      <w:r>
+        <w:rPr>
+          <w:rFonts w:ascii="Times New Roman" w:hAnsi="Times New Roman"/>
+          <w:sz w:val="24"/>
+          <w:szCs w:val="24"/>
         </w:rPr>
         <w:t>Бо до Те́бе, Го́споди, мій Бо́же, мої́ о́чі;* до Те́бе прибіга́ю, не губи́ душі́ моє́ї.</w:t>
       </w:r>
@@ -2062,26 +2036,21 @@
         <w:rPr>
           <w:rFonts w:ascii="Times New Roman" w:hAnsi="Times New Roman"/>
           <w:sz w:val="24"/>
-        </w:rPr>
-        <w:t>Збережи́ мене́ від пе́тлі, що її́ наста́вили на ме́не,* і від сильця́ тих, що тво́рять бе</w:t>
-      </w:r>
-      <w:r>
-        <w:rPr>
-          <w:rFonts w:ascii="Times New Roman" w:hAnsi="Times New Roman"/>
-          <w:sz w:val="24"/>
-        </w:rPr>
-        <w:t>ззако́ння.</w:t>
-      </w:r>
-    </w:p>
-    <w:p>
-      <w:pPr>
-        <w:spacing w:after="120"/>
-        <w:jc w:val="both"/>
-      </w:pPr>
-      <w:r>
-        <w:rPr>
-          <w:rFonts w:ascii="Times New Roman" w:hAnsi="Times New Roman"/>
-          <w:sz w:val="24"/>
+          <w:szCs w:val="24"/>
+        </w:rPr>
+        <w:t>Збережи́ мене́ від пе́тлі, що її́ наста́вили на ме́не,* і від сильця́ тих, що тво́рять беззако́ння.</w:t>
+      </w:r>
+    </w:p>
+    <w:p>
+      <w:pPr>
+        <w:spacing w:after="120"/>
+        <w:jc w:val="both"/>
+      </w:pPr>
+      <w:r>
+        <w:rPr>
+          <w:rFonts w:ascii="Times New Roman" w:hAnsi="Times New Roman"/>
+          <w:sz w:val="24"/>
+          <w:szCs w:val="24"/>
         </w:rPr>
         <w:t>Неха́й грі́шники впаду́ть у вла́сні сі́ті всі ра́зом,* а я пройду́ безпе́чно.</w:t>
       </w:r>
@@ -2098,6 +2067,7 @@
           <w:i/>
           <w:color w:val="FF0000"/>
           <w:sz w:val="24"/>
+          <w:szCs w:val="24"/>
         </w:rPr>
         <w:t>Псалом 141</w:t>
       </w:r>
@@ -2111,6 +2081,7 @@
         <w:rPr>
           <w:rFonts w:ascii="Times New Roman" w:hAnsi="Times New Roman"/>
           <w:sz w:val="24"/>
+          <w:szCs w:val="24"/>
         </w:rPr>
         <w:t>Я го́лосом мої́м до Го́спода взива́ю,* я го́лосом мої́м до Го́спода молю́ся.</w:t>
       </w:r>
@@ -2124,6 +2095,7 @@
         <w:rPr>
           <w:rFonts w:ascii="Times New Roman" w:hAnsi="Times New Roman"/>
           <w:sz w:val="24"/>
+          <w:szCs w:val="24"/>
         </w:rPr>
         <w:t>Ска́ргу мою́ пе́ред Ним вилива́ю,* мою́ скру́ту Йому́ я виявля́ю.</w:t>
       </w:r>
@@ -2137,26 +2109,21 @@
         <w:rPr>
           <w:rFonts w:ascii="Times New Roman" w:hAnsi="Times New Roman"/>
           <w:sz w:val="24"/>
-        </w:rPr>
-        <w:t xml:space="preserve">Коли́ </w:t>
-      </w:r>
-      <w:r>
-        <w:rPr>
-          <w:rFonts w:ascii="Times New Roman" w:hAnsi="Times New Roman"/>
-          <w:sz w:val="24"/>
-        </w:rPr>
-        <w:t>триво́житься в мені́ дух мій, Ти знає́ш мою́ сте́жку.* На доро́зі, де я ступа́ю, та́йно розста́вили сильце́ на ме́не.</w:t>
-      </w:r>
-    </w:p>
-    <w:p>
-      <w:pPr>
-        <w:spacing w:after="120"/>
-        <w:jc w:val="both"/>
-      </w:pPr>
-      <w:r>
-        <w:rPr>
-          <w:rFonts w:ascii="Times New Roman" w:hAnsi="Times New Roman"/>
-          <w:sz w:val="24"/>
+          <w:szCs w:val="24"/>
+        </w:rPr>
+        <w:t>Коли́ триво́житься в мені́ дух мій, Ти знає́ш мою́ сте́жку.* На доро́зі, де я ступа́ю, та́йно розста́вили сильце́ на ме́не.</w:t>
+      </w:r>
+    </w:p>
+    <w:p>
+      <w:pPr>
+        <w:spacing w:after="120"/>
+        <w:jc w:val="both"/>
+      </w:pPr>
+      <w:r>
+        <w:rPr>
+          <w:rFonts w:ascii="Times New Roman" w:hAnsi="Times New Roman"/>
+          <w:sz w:val="24"/>
+          <w:szCs w:val="24"/>
         </w:rPr>
         <w:t>Погля́нь право́руч і подиви́ся:* нема́ ніко́го, хто дбав би за ме́не.</w:t>
       </w:r>
@@ -2170,26 +2137,21 @@
         <w:rPr>
           <w:rFonts w:ascii="Times New Roman" w:hAnsi="Times New Roman"/>
           <w:sz w:val="24"/>
-        </w:rPr>
-        <w:t>Нема́ куди́ мені́ втіка́ти,* нема́ ніко́го, хто піклува́вся би мно́ю</w:t>
-      </w:r>
-      <w:r>
-        <w:rPr>
-          <w:rFonts w:ascii="Times New Roman" w:hAnsi="Times New Roman"/>
-          <w:sz w:val="24"/>
-        </w:rPr>
-        <w:t>.</w:t>
-      </w:r>
-    </w:p>
-    <w:p>
-      <w:pPr>
-        <w:spacing w:after="120"/>
-        <w:jc w:val="both"/>
-      </w:pPr>
-      <w:r>
-        <w:rPr>
-          <w:rFonts w:ascii="Times New Roman" w:hAnsi="Times New Roman"/>
-          <w:sz w:val="24"/>
+          <w:szCs w:val="24"/>
+        </w:rPr>
+        <w:t>Нема́ куди́ мені́ втіка́ти,* нема́ ніко́го, хто піклува́вся би мно́ю.</w:t>
+      </w:r>
+    </w:p>
+    <w:p>
+      <w:pPr>
+        <w:spacing w:after="120"/>
+        <w:jc w:val="both"/>
+      </w:pPr>
+      <w:r>
+        <w:rPr>
+          <w:rFonts w:ascii="Times New Roman" w:eastAsia="Arial Unicode MS" w:hAnsi="Times New Roman" w:cs="Arial Unicode MS"/>
+          <w:sz w:val="24"/>
+          <w:szCs w:val="24"/>
         </w:rPr>
         <w:t>До Те́бе, Го́споди, взива́ю й кажу́:* Ти моє́ прибі́жище, в землі́ живи́х Ти − моя́ до́ля!</w:t>
       </w:r>
@@ -2203,6 +2165,7 @@
         <w:rPr>
           <w:rFonts w:ascii="Times New Roman" w:hAnsi="Times New Roman"/>
           <w:sz w:val="24"/>
+          <w:szCs w:val="24"/>
         </w:rPr>
         <w:t>Зверни́ ува́гу на моє́ блага́ння,* бо я ве́льми неща́сний.</w:t>
       </w:r>
@@ -2216,6 +2179,7 @@
         <w:rPr>
           <w:rFonts w:ascii="Times New Roman" w:hAnsi="Times New Roman"/>
           <w:sz w:val="24"/>
+          <w:szCs w:val="24"/>
         </w:rPr>
         <w:t>Спаси́ мене́ від гони́телів мої́х,* бо вони́ сильні́ші від ме́не.</w:t>
       </w:r>
@@ -2229,6 +2193,7 @@
         <w:rPr>
           <w:rFonts w:ascii="Times New Roman" w:hAnsi="Times New Roman"/>
           <w:sz w:val="24"/>
+          <w:szCs w:val="24"/>
         </w:rPr>
         <w:t>Ви́веди з в’язни́ці мою́ ду́шу,* щоб дя́кувати І́мені Твоє́му.</w:t>
       </w:r>
@@ -2242,6 +2207,7 @@
         <w:rPr>
           <w:rFonts w:ascii="Times New Roman" w:hAnsi="Times New Roman"/>
           <w:sz w:val="24"/>
+          <w:szCs w:val="24"/>
         </w:rPr>
         <w:t>Мене́ обсту́плять пра́ведники,* бо Ти добро́ мені́ вчи́ниш.</w:t>
       </w:r>
@@ -2280,6 +2246,7 @@
         <w:rPr>
           <w:rFonts w:ascii="Times New Roman" w:hAnsi="Times New Roman"/>
           <w:sz w:val="24"/>
+          <w:szCs w:val="24"/>
         </w:rPr>
         <w:t>З глиби́н взива́ю до Те́бе, Го́споди,* Го́споди, почу́й мій го́лос.</w:t>
       </w:r>
@@ -2293,13 +2260,14 @@
         <w:rPr>
           <w:rFonts w:ascii="Times New Roman" w:hAnsi="Times New Roman"/>
           <w:sz w:val="24"/>
+          <w:szCs w:val="24"/>
         </w:rPr>
         <w:t>Неха́й бу́дуть Твої́ ву́ха ува́жні,* до го́лосу бла́гання мого́.</w:t>
       </w:r>
     </w:p>
     <w:p>
       <w:pPr>
-        <w:pStyle w:val="3"/>
+        <w:pStyle w:val="Heading3"/>
         <w:spacing w:before="0" w:after="120"/>
         <w:jc w:val="center"/>
         <w:rPr>
@@ -2387,20 +2355,38 @@
           <w:sz w:val="24"/>
           <w:szCs w:val="24"/>
         </w:rPr>
-        <w:t xml:space="preserve"> Ідучи слідами появленого Христа,* служили ви йому,* чесні Мироносиці,* з сердечною правотою.* Навіть після смерти ви його не залишили,* але збуджені милосердям,* пішли до гробу,* щоб йому принести мира, змішаного зі сльозами.* Тому ми святкуємо всесвященну вашу пам'ять.</w:t>
-      </w:r>
-    </w:p>
-    <w:p>
-      <w:pPr>
-        <w:spacing w:after="120"/>
-        <w:jc w:val="both"/>
-      </w:pPr>
-      <w:r>
-        <w:rPr>
-          <w:rFonts w:ascii="Times New Roman" w:hAnsi="Times New Roman"/>
-          <w:i/>
-          <w:color w:val="FF0000"/>
-          <w:sz w:val="24"/>
+        <w:t xml:space="preserve"> Ідучи слідами появленого Христа,* служили ви йому,* чесні </w:t>
+      </w:r>
+      <w:r>
+        <w:rPr>
+          <w:rFonts w:ascii="Times New Roman" w:hAnsi="Times New Roman"/>
+          <w:sz w:val="24"/>
+          <w:szCs w:val="24"/>
+        </w:rPr>
+        <w:t>м</w:t>
+      </w:r>
+      <w:r>
+        <w:rPr>
+          <w:rFonts w:ascii="Times New Roman" w:hAnsi="Times New Roman"/>
+          <w:color w:val="000000"/>
+          <w:sz w:val="24"/>
+          <w:szCs w:val="24"/>
+        </w:rPr>
+        <w:t>ироносиці,* з сердечною правотою.* Навіть після смерти ви його не залишили,* але збуджені милосердям,* пішли до гробу,* щоб йому принести мира, змішаного зі сльозами.* Тому ми святкуємо всесвященну вашу пам'ять.</w:t>
+      </w:r>
+    </w:p>
+    <w:p>
+      <w:pPr>
+        <w:spacing w:after="120"/>
+        <w:jc w:val="both"/>
+      </w:pPr>
+      <w:r>
+        <w:rPr>
+          <w:rFonts w:ascii="Times New Roman" w:hAnsi="Times New Roman"/>
+          <w:i/>
+          <w:color w:val="FF0000"/>
+          <w:sz w:val="24"/>
+          <w:szCs w:val="24"/>
         </w:rPr>
         <w:t>Стих:</w:t>
       </w:r>
@@ -2409,6 +2395,7 @@
           <w:rFonts w:ascii="Times New Roman" w:hAnsi="Times New Roman"/>
           <w:i/>
           <w:sz w:val="24"/>
+          <w:szCs w:val="24"/>
         </w:rPr>
         <w:t xml:space="preserve"> </w:t>
       </w:r>
@@ -2416,6 +2403,7 @@
         <w:rPr>
           <w:rFonts w:ascii="Times New Roman" w:hAnsi="Times New Roman"/>
           <w:sz w:val="24"/>
+          <w:szCs w:val="24"/>
           <w:u w:val="single"/>
         </w:rPr>
         <w:t>За́для І́мени Твого́ наді́юсь на Те́бе, Го́споди, наді́ється душа́ моя́ на сло́во Твоє́;* наді́ється душа́ моя́ на Го́спода.</w:t>
@@ -2488,6 +2476,7 @@
           <w:i/>
           <w:color w:val="FF0000"/>
           <w:sz w:val="24"/>
+          <w:szCs w:val="24"/>
         </w:rPr>
         <w:t>Стих:</w:t>
       </w:r>
@@ -2496,6 +2485,7 @@
           <w:rFonts w:ascii="Times New Roman" w:hAnsi="Times New Roman"/>
           <w:i/>
           <w:sz w:val="24"/>
+          <w:szCs w:val="24"/>
         </w:rPr>
         <w:t xml:space="preserve"> </w:t>
       </w:r>
@@ -2503,6 +2493,7 @@
         <w:rPr>
           <w:rFonts w:ascii="Times New Roman" w:hAnsi="Times New Roman"/>
           <w:sz w:val="24"/>
+          <w:szCs w:val="24"/>
           <w:u w:val="single"/>
         </w:rPr>
         <w:t>Від ра́нньої сторо́жі до но́чі від ра́нньої сторо́жі* неха́й упова́є Ізра́їль на Го́спода.</w:t>
@@ -2540,6 +2531,7 @@
           <w:i/>
           <w:color w:val="FF0000"/>
           <w:sz w:val="24"/>
+          <w:szCs w:val="24"/>
         </w:rPr>
         <w:t>Стих:</w:t>
       </w:r>
@@ -2548,6 +2540,7 @@
           <w:rFonts w:ascii="Times New Roman" w:hAnsi="Times New Roman"/>
           <w:i/>
           <w:sz w:val="24"/>
+          <w:szCs w:val="24"/>
         </w:rPr>
         <w:t xml:space="preserve"> </w:t>
       </w:r>
@@ -2555,6 +2548,7 @@
         <w:rPr>
           <w:rFonts w:ascii="Times New Roman" w:hAnsi="Times New Roman"/>
           <w:sz w:val="24"/>
+          <w:szCs w:val="24"/>
           <w:u w:val="single"/>
         </w:rPr>
         <w:t>Бо в Го́спода ми́лість і відку́плення вели́ке в Ньо́го;* Він ви́зволить Ізра́їля від усьо́го беззако́ння його́.</w:t>
@@ -2625,6 +2619,7 @@
           <w:i/>
           <w:color w:val="FF0000"/>
           <w:sz w:val="24"/>
+          <w:szCs w:val="24"/>
         </w:rPr>
         <w:t>Стих:</w:t>
       </w:r>
@@ -2633,6 +2628,7 @@
           <w:rFonts w:ascii="Times New Roman" w:hAnsi="Times New Roman"/>
           <w:i/>
           <w:sz w:val="24"/>
+          <w:szCs w:val="24"/>
         </w:rPr>
         <w:t xml:space="preserve"> </w:t>
       </w:r>
@@ -2640,6 +2636,7 @@
         <w:rPr>
           <w:rFonts w:ascii="Times New Roman" w:hAnsi="Times New Roman"/>
           <w:sz w:val="24"/>
+          <w:szCs w:val="24"/>
           <w:u w:val="single"/>
         </w:rPr>
         <w:t>Хвалі́те Го́спода всі наро́ди!* Прославля́йте Його́ всі лю́ди!</w:t>
@@ -2675,6 +2672,7 @@
           <w:i/>
           <w:color w:val="FF0000"/>
           <w:sz w:val="24"/>
+          <w:szCs w:val="24"/>
         </w:rPr>
         <w:t>Стих:</w:t>
       </w:r>
@@ -2683,6 +2681,7 @@
           <w:rFonts w:ascii="Times New Roman" w:hAnsi="Times New Roman"/>
           <w:i/>
           <w:sz w:val="24"/>
+          <w:szCs w:val="24"/>
         </w:rPr>
         <w:t xml:space="preserve"> </w:t>
       </w:r>
@@ -2690,6 +2689,7 @@
         <w:rPr>
           <w:rFonts w:ascii="Times New Roman" w:hAnsi="Times New Roman"/>
           <w:sz w:val="24"/>
+          <w:szCs w:val="24"/>
           <w:u w:val="single"/>
         </w:rPr>
         <w:t>Вели́ке бо до нас Його́ милосе́рдя,* і ві́рність Го́спода пові́ки.</w:t>
@@ -2784,7 +2784,7 @@
     </w:p>
     <w:p>
       <w:pPr>
-        <w:pStyle w:val="2"/>
+        <w:pStyle w:val="Heading2"/>
         <w:spacing w:before="0" w:after="120"/>
         <w:jc w:val="center"/>
         <w:rPr>
@@ -2847,6 +2847,7 @@
           <w:i/>
           <w:color w:val="FF0000"/>
           <w:sz w:val="24"/>
+          <w:szCs w:val="24"/>
         </w:rPr>
         <w:t>Вірні:</w:t>
       </w:r>
@@ -2855,6 +2856,7 @@
           <w:rFonts w:ascii="Times New Roman" w:hAnsi="Times New Roman"/>
           <w:color w:val="FF0000"/>
           <w:sz w:val="24"/>
+          <w:szCs w:val="24"/>
         </w:rPr>
         <w:t xml:space="preserve"> </w:t>
       </w:r>
@@ -2862,6 +2864,7 @@
         <w:rPr>
           <w:rFonts w:ascii="Times New Roman" w:hAnsi="Times New Roman"/>
           <w:sz w:val="24"/>
+          <w:szCs w:val="24"/>
         </w:rPr>
         <w:t>Сві́тло ти́хе свято́ї сла́ви безсме́ртного Отця́ небе́сного, свято́го, блаже́нного, Ісу́се Хри́сте, дожи́вши до за́ходу со́нця, ба́чивши сві́тло вечі́рнє, сла́вимо Отця́, і Си́на, і Свято́го Ду́ха – Бо́га. Досто́йно є повсякча́с прославля́ти Тебе́ голоса́ми побо́жними, Си́ну Бо́жий, що життя́ дає́ш усьому́ сві́ту, тому́ світ уве́сь сла́вить Тебе́.</w:t>
       </w:r>
@@ -2944,7 +2947,7 @@
     </w:p>
     <w:p>
       <w:pPr>
-        <w:pStyle w:val="3"/>
+        <w:pStyle w:val="Heading3"/>
         <w:spacing w:before="0" w:after="120"/>
         <w:jc w:val="center"/>
         <w:rPr>
@@ -3047,7 +3050,7 @@
     </w:p>
     <w:p>
       <w:pPr>
-        <w:pStyle w:val="3"/>
+        <w:pStyle w:val="Heading3"/>
         <w:spacing w:before="0" w:after="120"/>
         <w:jc w:val="center"/>
         <w:rPr>
@@ -3270,7 +3273,7 @@
     </w:p>
     <w:p>
       <w:pPr>
-        <w:pStyle w:val="3"/>
+        <w:pStyle w:val="Heading3"/>
         <w:spacing w:before="0" w:after="120"/>
         <w:jc w:val="center"/>
         <w:rPr>
@@ -3365,6 +3368,7 @@
         <w:rPr>
           <w:rFonts w:ascii="Times New Roman" w:hAnsi="Times New Roman"/>
           <w:sz w:val="24"/>
+          <w:szCs w:val="24"/>
         </w:rPr>
         <w:t>Заступи, спаси, помилуй і охорони нас, Боже, Твоєю благодаттю</w:t>
       </w:r>
@@ -3446,6 +3450,7 @@
           <w:i/>
           <w:color w:val="FF4400"/>
           <w:sz w:val="24"/>
+          <w:szCs w:val="24"/>
         </w:rPr>
         <w:t>Вірні:</w:t>
       </w:r>
@@ -3453,6 +3458,7 @@
         <w:rPr>
           <w:rFonts w:ascii="Times New Roman" w:hAnsi="Times New Roman"/>
           <w:sz w:val="24"/>
+          <w:szCs w:val="24"/>
         </w:rPr>
         <w:t xml:space="preserve"> Пода́й, Го́споди.</w:t>
       </w:r>
@@ -3465,6 +3471,7 @@
         <w:rPr>
           <w:rFonts w:ascii="Times New Roman" w:hAnsi="Times New Roman"/>
           <w:sz w:val="24"/>
+          <w:szCs w:val="24"/>
         </w:rPr>
         <w:t>Ангела миру, вірного наставника, охоронця душ і тіл наших у Господа просім.</w:t>
       </w:r>
@@ -3479,6 +3486,7 @@
           <w:i/>
           <w:color w:val="FF4400"/>
           <w:sz w:val="24"/>
+          <w:szCs w:val="24"/>
         </w:rPr>
         <w:t>Вірні:</w:t>
       </w:r>
@@ -3486,6 +3494,7 @@
         <w:rPr>
           <w:rFonts w:ascii="Times New Roman" w:hAnsi="Times New Roman"/>
           <w:sz w:val="24"/>
+          <w:szCs w:val="24"/>
         </w:rPr>
         <w:t xml:space="preserve"> Пода́й, Го́споди.</w:t>
       </w:r>
@@ -3498,6 +3507,7 @@
         <w:rPr>
           <w:rFonts w:ascii="Times New Roman" w:hAnsi="Times New Roman"/>
           <w:sz w:val="24"/>
+          <w:szCs w:val="24"/>
         </w:rPr>
         <w:t>Прощення й відпущення гріхів і прогрішень наших у Господа просім.</w:t>
       </w:r>
@@ -3512,6 +3522,7 @@
           <w:i/>
           <w:color w:val="FF4400"/>
           <w:sz w:val="24"/>
+          <w:szCs w:val="24"/>
         </w:rPr>
         <w:t>Вірні:</w:t>
       </w:r>
@@ -3519,6 +3530,7 @@
         <w:rPr>
           <w:rFonts w:ascii="Times New Roman" w:hAnsi="Times New Roman"/>
           <w:sz w:val="24"/>
+          <w:szCs w:val="24"/>
         </w:rPr>
         <w:t xml:space="preserve"> Пода́й, Го́споди.</w:t>
       </w:r>
@@ -3531,6 +3543,7 @@
         <w:rPr>
           <w:rFonts w:ascii="Times New Roman" w:hAnsi="Times New Roman"/>
           <w:sz w:val="24"/>
+          <w:szCs w:val="24"/>
         </w:rPr>
         <w:t>Доброго й пожиточного для душ наших і миру для світу у Господа просім.</w:t>
       </w:r>
@@ -3545,6 +3558,7 @@
           <w:i/>
           <w:color w:val="FF4400"/>
           <w:sz w:val="24"/>
+          <w:szCs w:val="24"/>
         </w:rPr>
         <w:t>Вірні:</w:t>
       </w:r>
@@ -3552,6 +3566,7 @@
         <w:rPr>
           <w:rFonts w:ascii="Times New Roman" w:hAnsi="Times New Roman"/>
           <w:sz w:val="24"/>
+          <w:szCs w:val="24"/>
         </w:rPr>
         <w:t xml:space="preserve"> Пода́й, Го́споди.</w:t>
       </w:r>
@@ -3564,6 +3579,7 @@
         <w:rPr>
           <w:rFonts w:ascii="Times New Roman" w:hAnsi="Times New Roman"/>
           <w:sz w:val="24"/>
+          <w:szCs w:val="24"/>
         </w:rPr>
         <w:t>Останок життя нашого в мирі й покаянні завершити у Господа просім.</w:t>
       </w:r>
@@ -3578,6 +3594,7 @@
           <w:i/>
           <w:color w:val="FF4400"/>
           <w:sz w:val="24"/>
+          <w:szCs w:val="24"/>
         </w:rPr>
         <w:t>Вірні:</w:t>
       </w:r>
@@ -3585,6 +3602,7 @@
         <w:rPr>
           <w:rFonts w:ascii="Times New Roman" w:hAnsi="Times New Roman"/>
           <w:sz w:val="24"/>
+          <w:szCs w:val="24"/>
         </w:rPr>
         <w:t xml:space="preserve"> Пода́й, Го́споди.</w:t>
       </w:r>
@@ -3597,6 +3615,7 @@
         <w:rPr>
           <w:rFonts w:ascii="Times New Roman" w:hAnsi="Times New Roman"/>
           <w:sz w:val="24"/>
+          <w:szCs w:val="24"/>
         </w:rPr>
         <w:t>Християнської кончини життя нашого – безболізної, бездоганної, мирної – і оправдання на страшному суді Христовому просім.</w:t>
       </w:r>
@@ -3611,6 +3630,7 @@
           <w:i/>
           <w:color w:val="FF4400"/>
           <w:sz w:val="24"/>
+          <w:szCs w:val="24"/>
         </w:rPr>
         <w:t>Вірні:</w:t>
       </w:r>
@@ -3618,6 +3638,7 @@
         <w:rPr>
           <w:rFonts w:ascii="Times New Roman" w:hAnsi="Times New Roman"/>
           <w:sz w:val="24"/>
+          <w:szCs w:val="24"/>
         </w:rPr>
         <w:t xml:space="preserve"> Пода́й, Го́споди.</w:t>
       </w:r>
@@ -3630,6 +3651,7 @@
         <w:rPr>
           <w:rFonts w:ascii="Times New Roman" w:hAnsi="Times New Roman"/>
           <w:sz w:val="24"/>
+          <w:szCs w:val="24"/>
         </w:rPr>
         <w:t>Пресвяту, пречисту, преблагословенну, славну Владичицю нашу Богородицю і приснодіву Марію, з усіма святими пом’янувши, самих себе, і один одного, і все життя наше Христу Богові віддаймо.</w:t>
       </w:r>
@@ -3644,6 +3666,7 @@
           <w:i/>
           <w:color w:val="FF4400"/>
           <w:sz w:val="24"/>
+          <w:szCs w:val="24"/>
         </w:rPr>
         <w:t>Вірні:</w:t>
       </w:r>
@@ -3652,6 +3675,7 @@
           <w:rFonts w:ascii="Times New Roman" w:hAnsi="Times New Roman"/>
           <w:color w:val="000000"/>
           <w:sz w:val="24"/>
+          <w:szCs w:val="24"/>
         </w:rPr>
         <w:t xml:space="preserve"> Тобі́, Го́споди.</w:t>
       </w:r>
@@ -3665,6 +3689,7 @@
         <w:rPr>
           <w:rFonts w:ascii="Times New Roman" w:hAnsi="Times New Roman"/>
           <w:sz w:val="24"/>
+          <w:szCs w:val="24"/>
           <w:u w:val="single"/>
         </w:rPr>
         <w:lastRenderedPageBreak/>
@@ -3681,6 +3706,7 @@
           <w:i/>
           <w:color w:val="FF0000"/>
           <w:sz w:val="24"/>
+          <w:szCs w:val="24"/>
         </w:rPr>
         <w:t>Священник:</w:t>
       </w:r>
@@ -3689,6 +3715,7 @@
           <w:rFonts w:ascii="Times New Roman" w:hAnsi="Times New Roman"/>
           <w:color w:val="FF0000"/>
           <w:sz w:val="24"/>
+          <w:szCs w:val="24"/>
         </w:rPr>
         <w:t xml:space="preserve"> </w:t>
       </w:r>
@@ -3697,6 +3724,7 @@
           <w:rFonts w:ascii="Times New Roman" w:hAnsi="Times New Roman"/>
           <w:color w:val="000000"/>
           <w:sz w:val="24"/>
+          <w:szCs w:val="24"/>
         </w:rPr>
         <w:t>Бо Ти – Бог милости, ласк і людинолюбности, і Тобі славу віддаємо, Отцю, і Сину, і Святому Духові, нині, і повсякчас, і на віки віків.</w:t>
       </w:r>
@@ -3920,6 +3948,7 @@
           <w:i/>
           <w:color w:val="FF0000"/>
           <w:sz w:val="24"/>
+          <w:szCs w:val="24"/>
         </w:rPr>
         <w:t>Священник:</w:t>
       </w:r>
@@ -3928,6 +3957,7 @@
           <w:rFonts w:ascii="Times New Roman" w:hAnsi="Times New Roman"/>
           <w:color w:val="FF0000"/>
           <w:sz w:val="24"/>
+          <w:szCs w:val="24"/>
         </w:rPr>
         <w:t xml:space="preserve"> </w:t>
       </w:r>
@@ -3936,6 +3966,7 @@
           <w:rFonts w:ascii="Times New Roman" w:hAnsi="Times New Roman"/>
           <w:color w:val="000000"/>
           <w:sz w:val="24"/>
+          <w:szCs w:val="24"/>
         </w:rPr>
         <w:t>Нехай буде влада царства Твого благословенна і дуже прославлена: Отця, і Сина, і Святого Духа, нині і повсякчас, і на віки віків.</w:t>
       </w:r>
@@ -3971,7 +4002,7 @@
     </w:p>
     <w:p>
       <w:pPr>
-        <w:pStyle w:val="2"/>
+        <w:pStyle w:val="Heading2"/>
         <w:spacing w:before="0" w:after="120"/>
         <w:jc w:val="center"/>
         <w:rPr>
@@ -4183,7 +4214,7 @@
     </w:p>
     <w:p>
       <w:pPr>
-        <w:pStyle w:val="3"/>
+        <w:pStyle w:val="Heading3"/>
         <w:spacing w:before="0" w:after="120"/>
         <w:jc w:val="center"/>
         <w:rPr>
@@ -4211,6 +4242,7 @@
         <w:rPr>
           <w:rFonts w:ascii="Times New Roman" w:hAnsi="Times New Roman"/>
           <w:sz w:val="24"/>
+          <w:szCs w:val="24"/>
         </w:rPr>
         <w:t>Ни́ні відпуска́єш слугу́ Твого́, Влади́ко,* за Твої́м сло́вом у ми́рі.</w:t>
       </w:r>
@@ -4223,6 +4255,7 @@
         <w:rPr>
           <w:rFonts w:ascii="Times New Roman" w:hAnsi="Times New Roman"/>
           <w:sz w:val="24"/>
+          <w:szCs w:val="24"/>
         </w:rPr>
         <w:t>Бо поба́чили о́чі мої́* спасі́ння Твоє́;</w:t>
       </w:r>
@@ -4235,6 +4268,7 @@
         <w:rPr>
           <w:rFonts w:ascii="Times New Roman" w:hAnsi="Times New Roman"/>
           <w:sz w:val="24"/>
+          <w:szCs w:val="24"/>
         </w:rPr>
         <w:t>Що приготува́в Ти* пе́ред усіма́ наро́дами;</w:t>
       </w:r>
@@ -4247,6 +4281,7 @@
         <w:rPr>
           <w:rFonts w:ascii="Times New Roman" w:hAnsi="Times New Roman"/>
           <w:sz w:val="24"/>
+          <w:szCs w:val="24"/>
         </w:rPr>
         <w:t>Сві́тло на просві́ту пога́нам,* і сла́ву лю́ду Твого́, Ізра́їля.</w:t>
       </w:r>
@@ -4259,6 +4294,7 @@
         <w:rPr>
           <w:rFonts w:ascii="Times New Roman" w:hAnsi="Times New Roman"/>
           <w:sz w:val="24"/>
+          <w:szCs w:val="24"/>
         </w:rPr>
         <w:t xml:space="preserve">Святи́й Бо́же, святи́й Крі́пкий, святи́й Безсме́ртний, поми́луй нас. </w:t>
       </w:r>
@@ -4268,6 +4304,7 @@
           <w:i/>
           <w:color w:val="FF0000"/>
           <w:sz w:val="24"/>
+          <w:szCs w:val="24"/>
         </w:rPr>
         <w:t>(3 р.)</w:t>
       </w:r>
@@ -4280,6 +4317,7 @@
         <w:rPr>
           <w:rFonts w:ascii="Times New Roman" w:hAnsi="Times New Roman"/>
           <w:sz w:val="24"/>
+          <w:szCs w:val="24"/>
         </w:rPr>
         <w:t>Сла́ва Отцю́, і Си́ну, і Свято́му Ду́хові,* і ни́ні, і повсякча́с, і на ві́ки вікі́в. Амі́нь.</w:t>
       </w:r>
@@ -4292,6 +4330,7 @@
         <w:rPr>
           <w:rFonts w:ascii="Times New Roman" w:hAnsi="Times New Roman"/>
           <w:sz w:val="24"/>
+          <w:szCs w:val="24"/>
         </w:rPr>
         <w:t>Пресвята́ Тро́йце, поми́луй нас; Го́споди, очи́сти гріхи́ на́ші; Влади́ко, прости́ беззако́ння на́ші; Святи́й, завіта́й і зціли́ не́мочі на́ші, І́мени Твого́ ра́ди.</w:t>
       </w:r>
@@ -4304,6 +4343,7 @@
         <w:rPr>
           <w:rFonts w:ascii="Times New Roman" w:hAnsi="Times New Roman"/>
           <w:sz w:val="24"/>
+          <w:szCs w:val="24"/>
         </w:rPr>
         <w:t xml:space="preserve">Го́споди, поми́луй. </w:t>
       </w:r>
@@ -4313,6 +4353,7 @@
           <w:i/>
           <w:color w:val="FF0000"/>
           <w:sz w:val="24"/>
+          <w:szCs w:val="24"/>
         </w:rPr>
         <w:t>(3 р.)</w:t>
       </w:r>
@@ -4325,6 +4366,7 @@
         <w:rPr>
           <w:rFonts w:ascii="Times New Roman" w:hAnsi="Times New Roman"/>
           <w:sz w:val="24"/>
+          <w:szCs w:val="24"/>
         </w:rPr>
         <w:t>Сла́ва Отцю́, і Си́ну, і Свято́му Ду́хові,* і ни́ні, і повсякча́с, і на ві́ки вікі́в. Амі́нь.</w:t>
       </w:r>
@@ -4338,6 +4380,7 @@
         <w:rPr>
           <w:rFonts w:ascii="Times New Roman" w:hAnsi="Times New Roman"/>
           <w:sz w:val="24"/>
+          <w:szCs w:val="24"/>
         </w:rPr>
         <w:t>О́тче наш, що єси́ на небеса́х,* неха́й святи́ться ім’я́ Твоє́,* неха́й при́йде ца́рство Твоє́,* неха́й бу́де во́ля Твоя́, як на не́бі, так і на землі́.* Хліб наш насу́щний дай нам сього́дні;* і прости́ нам прови́ни на́ші,* як і ми проща́ємо винува́тцям на́шим;* і не введи́ нас у споку́су,* але́ ви́зволи нас від лука́вого.</w:t>
       </w:r>
@@ -4353,6 +4396,7 @@
           <w:i/>
           <w:color w:val="FF0000"/>
           <w:sz w:val="24"/>
+          <w:szCs w:val="24"/>
         </w:rPr>
         <w:t>Священник:</w:t>
       </w:r>
@@ -4360,6 +4404,7 @@
         <w:rPr>
           <w:rFonts w:ascii="Times New Roman" w:hAnsi="Times New Roman"/>
           <w:sz w:val="24"/>
+          <w:szCs w:val="24"/>
         </w:rPr>
         <w:t xml:space="preserve"> Бо Твоє є царство, і сила, і слава, Отця, і Сина, і Святого Духа, нині, і повсякчас, і на віки віків.</w:t>
       </w:r>
@@ -4415,7 +4460,7 @@
     </w:p>
     <w:p>
       <w:pPr>
-        <w:pStyle w:val="3"/>
+        <w:pStyle w:val="Heading3"/>
         <w:spacing w:before="0" w:after="120"/>
         <w:jc w:val="center"/>
         <w:rPr>
@@ -4591,7 +4636,7 @@
     </w:p>
     <w:p>
       <w:pPr>
-        <w:pStyle w:val="3"/>
+        <w:pStyle w:val="Heading3"/>
         <w:spacing w:before="0" w:after="120"/>
         <w:jc w:val="center"/>
         <w:rPr>
@@ -4619,6 +4664,7 @@
         <w:rPr>
           <w:rFonts w:ascii="Times New Roman" w:hAnsi="Times New Roman"/>
           <w:sz w:val="24"/>
+          <w:szCs w:val="24"/>
         </w:rPr>
         <w:t>Помилуй нас, Боже, з великої милості Твоєї, молимось Тобі, вислухай і помилуй.</w:t>
       </w:r>
@@ -4633,6 +4679,7 @@
           <w:i/>
           <w:color w:val="FF4400"/>
           <w:sz w:val="24"/>
+          <w:szCs w:val="24"/>
         </w:rPr>
         <w:t>Вірні:</w:t>
       </w:r>
@@ -4640,6 +4687,7 @@
         <w:rPr>
           <w:rFonts w:ascii="Times New Roman" w:hAnsi="Times New Roman"/>
           <w:sz w:val="24"/>
+          <w:szCs w:val="24"/>
         </w:rPr>
         <w:t xml:space="preserve"> Го́споди, поми́луй. </w:t>
       </w:r>
@@ -4649,6 +4697,7 @@
           <w:i/>
           <w:color w:val="FF4400"/>
           <w:sz w:val="24"/>
+          <w:szCs w:val="24"/>
         </w:rPr>
         <w:t>(3 р.)</w:t>
       </w:r>
@@ -4661,6 +4710,7 @@
         <w:rPr>
           <w:rFonts w:ascii="Times New Roman" w:hAnsi="Times New Roman"/>
           <w:sz w:val="24"/>
+          <w:szCs w:val="24"/>
         </w:rPr>
         <w:t xml:space="preserve">Ще молимось за святішого вселенського архиєрея Франциска, папу Римського, і за блаженнішого патріярха нашого Святослава, і за преосвященнішого архиєпископа і митрополита нашого кир </w:t>
       </w:r>
@@ -4670,6 +4720,7 @@
           <w:i/>
           <w:color w:val="FF4400"/>
           <w:sz w:val="24"/>
+          <w:szCs w:val="24"/>
         </w:rPr>
         <w:t>ім’я</w:t>
       </w:r>
@@ -4678,6 +4729,7 @@
           <w:rFonts w:ascii="Times New Roman" w:hAnsi="Times New Roman"/>
           <w:i/>
           <w:sz w:val="24"/>
+          <w:szCs w:val="24"/>
         </w:rPr>
         <w:t>,</w:t>
       </w:r>
@@ -4685,6 +4737,7 @@
         <w:rPr>
           <w:rFonts w:ascii="Times New Roman" w:hAnsi="Times New Roman"/>
           <w:sz w:val="24"/>
+          <w:szCs w:val="24"/>
         </w:rPr>
         <w:t xml:space="preserve"> і за боголюбивого єпископа нашого кир </w:t>
       </w:r>
@@ -4694,6 +4747,7 @@
           <w:i/>
           <w:color w:val="FF4400"/>
           <w:sz w:val="24"/>
+          <w:szCs w:val="24"/>
         </w:rPr>
         <w:t>ім’я</w:t>
       </w:r>
@@ -4702,6 +4756,7 @@
           <w:rFonts w:ascii="Times New Roman" w:hAnsi="Times New Roman"/>
           <w:i/>
           <w:sz w:val="24"/>
+          <w:szCs w:val="24"/>
         </w:rPr>
         <w:t>,</w:t>
       </w:r>
@@ -4709,6 +4764,7 @@
         <w:rPr>
           <w:rFonts w:ascii="Times New Roman" w:hAnsi="Times New Roman"/>
           <w:sz w:val="24"/>
+          <w:szCs w:val="24"/>
         </w:rPr>
         <w:t xml:space="preserve"> за тих, що служать і послужили у святім храмі цьому, і за отців наших духовних, і всіх у Христі братів і сестер наших.</w:t>
       </w:r>
@@ -4723,6 +4779,7 @@
           <w:i/>
           <w:color w:val="FF4400"/>
           <w:sz w:val="24"/>
+          <w:szCs w:val="24"/>
         </w:rPr>
         <w:t>Вірні:</w:t>
       </w:r>
@@ -4730,6 +4787,7 @@
         <w:rPr>
           <w:rFonts w:ascii="Times New Roman" w:hAnsi="Times New Roman"/>
           <w:sz w:val="24"/>
+          <w:szCs w:val="24"/>
         </w:rPr>
         <w:t xml:space="preserve"> Го́споди, поми́луй. </w:t>
       </w:r>
@@ -4739,6 +4797,7 @@
           <w:i/>
           <w:color w:val="FF4400"/>
           <w:sz w:val="24"/>
+          <w:szCs w:val="24"/>
         </w:rPr>
         <w:t>(3 р.)</w:t>
       </w:r>
@@ -4751,6 +4810,7 @@
         <w:rPr>
           <w:rFonts w:ascii="Times New Roman" w:hAnsi="Times New Roman"/>
           <w:sz w:val="24"/>
+          <w:szCs w:val="24"/>
         </w:rPr>
         <w:t>Ще молимось за Богом бережений народ наш, за правління і за все військо.</w:t>
       </w:r>
@@ -4765,6 +4825,7 @@
           <w:i/>
           <w:color w:val="FF4400"/>
           <w:sz w:val="24"/>
+          <w:szCs w:val="24"/>
         </w:rPr>
         <w:lastRenderedPageBreak/>
         <w:t>Вірні:</w:t>
@@ -4773,6 +4834,7 @@
         <w:rPr>
           <w:rFonts w:ascii="Times New Roman" w:hAnsi="Times New Roman"/>
           <w:sz w:val="24"/>
+          <w:szCs w:val="24"/>
         </w:rPr>
         <w:t xml:space="preserve"> Го́споди, поми́луй. </w:t>
       </w:r>
@@ -4782,6 +4844,7 @@
           <w:i/>
           <w:color w:val="FF4400"/>
           <w:sz w:val="24"/>
+          <w:szCs w:val="24"/>
         </w:rPr>
         <w:t>(3 р.)</w:t>
       </w:r>
@@ -4794,6 +4857,7 @@
         <w:rPr>
           <w:rFonts w:ascii="Times New Roman" w:hAnsi="Times New Roman"/>
           <w:sz w:val="24"/>
+          <w:szCs w:val="24"/>
         </w:rPr>
         <w:t>Ще молимось за тут присутніх людей, що очікують від Тебе великої і багатої милости, за тих, що творять нам милостиню, і за всіх православних християн.</w:t>
       </w:r>
@@ -4808,6 +4872,7 @@
           <w:i/>
           <w:color w:val="FF4400"/>
           <w:sz w:val="24"/>
+          <w:szCs w:val="24"/>
         </w:rPr>
         <w:t>Вірні:</w:t>
       </w:r>
@@ -4815,6 +4880,7 @@
         <w:rPr>
           <w:rFonts w:ascii="Times New Roman" w:hAnsi="Times New Roman"/>
           <w:sz w:val="24"/>
+          <w:szCs w:val="24"/>
         </w:rPr>
         <w:t xml:space="preserve"> Го́споди, поми́луй. </w:t>
       </w:r>
@@ -4824,6 +4890,7 @@
           <w:i/>
           <w:color w:val="FF4400"/>
           <w:sz w:val="24"/>
+          <w:szCs w:val="24"/>
         </w:rPr>
         <w:t>(3 р.)</w:t>
       </w:r>
@@ -4837,17 +4904,10 @@
         <w:rPr>
           <w:rFonts w:ascii="Times New Roman" w:hAnsi="Times New Roman"/>
           <w:sz w:val="24"/>
+          <w:szCs w:val="24"/>
           <w:u w:val="single"/>
         </w:rPr>
-        <w:t>[Господи, Боже наш! Згадай нас грішних і недостойних слуг Твоїх,</w:t>
-      </w:r>
-      <w:r>
-        <w:rPr>
-          <w:rFonts w:ascii="Times New Roman" w:hAnsi="Times New Roman"/>
-          <w:sz w:val="24"/>
-          <w:u w:val="single"/>
-        </w:rPr>
-        <w:t xml:space="preserve"> коли призиваємо святе ім'я Твоє, і не осороми нас, коли очікуємо милости Твоєї, але вислухай, Господи, усі наші спасенні прохання, і вчини нас достойними любити і боятися Тебе від усього серця нашого і творити в усьому волю Твою.]</w:t>
+        <w:t>[Господи, Боже наш! Згадай нас грішних і недостойних слуг Твоїх, коли призиваємо святе ім'я Твоє, і не осороми нас, коли очікуємо милости Твоєї, але вислухай, Господи, усі наші спасенні прохання, і вчини нас достойними любити і боятися Тебе від усього серця нашого і творити в усьому волю Твою.]</w:t>
       </w:r>
     </w:p>
     <w:p>
@@ -4860,6 +4920,7 @@
           <w:i/>
           <w:color w:val="FF4400"/>
           <w:sz w:val="24"/>
+          <w:szCs w:val="24"/>
         </w:rPr>
         <w:t xml:space="preserve">Священник: </w:t>
       </w:r>
@@ -4867,6 +4928,7 @@
         <w:rPr>
           <w:rFonts w:ascii="Times New Roman" w:hAnsi="Times New Roman"/>
           <w:sz w:val="24"/>
+          <w:szCs w:val="24"/>
         </w:rPr>
         <w:t>Бо милостивий і людинолюбний Бог єси, і Тобі славу возсилаємо, Отцю, і Сину, і Святому Духові, нині, і повсякчас, і на віки віків.</w:t>
       </w:r>
@@ -4915,7 +4977,7 @@
     </w:p>
     <w:p>
       <w:pPr>
-        <w:pStyle w:val="2"/>
+        <w:pStyle w:val="Heading2"/>
         <w:spacing w:before="0" w:after="120"/>
         <w:jc w:val="center"/>
         <w:rPr>
@@ -4968,6 +5030,7 @@
           <w:i/>
           <w:color w:val="FF0000"/>
           <w:sz w:val="24"/>
+          <w:szCs w:val="24"/>
         </w:rPr>
         <w:t>Вірні:</w:t>
       </w:r>
@@ -4975,6 +5038,7 @@
         <w:rPr>
           <w:rFonts w:ascii="Times New Roman" w:hAnsi="Times New Roman"/>
           <w:sz w:val="24"/>
+          <w:szCs w:val="24"/>
         </w:rPr>
         <w:t xml:space="preserve"> </w:t>
       </w:r>
@@ -4983,6 +5047,7 @@
           <w:rFonts w:ascii="Times New Roman" w:hAnsi="Times New Roman"/>
           <w:color w:val="333333"/>
           <w:sz w:val="24"/>
+          <w:szCs w:val="24"/>
         </w:rPr>
         <w:t>Світи́ся, світи́ся, нови́й Єрусали́ме,* сла́ва бо Госпо́дня на то</w:t>
       </w:r>
@@ -4991,6 +5056,7 @@
           <w:rFonts w:ascii="Times New Roman" w:hAnsi="Times New Roman"/>
           <w:color w:val="000000"/>
           <w:sz w:val="24"/>
+          <w:szCs w:val="24"/>
         </w:rPr>
         <w:t>́</w:t>
       </w:r>
@@ -4999,6 +5065,7 @@
           <w:rFonts w:ascii="Times New Roman" w:hAnsi="Times New Roman"/>
           <w:color w:val="333333"/>
           <w:sz w:val="24"/>
+          <w:szCs w:val="24"/>
         </w:rPr>
         <w:t>бі возсія́ла!* Раді́й ни</w:t>
       </w:r>
@@ -5007,6 +5074,7 @@
           <w:rFonts w:ascii="Times New Roman" w:hAnsi="Times New Roman"/>
           <w:color w:val="000000"/>
           <w:sz w:val="24"/>
+          <w:szCs w:val="24"/>
         </w:rPr>
         <w:t>́</w:t>
       </w:r>
@@ -5015,6 +5083,7 @@
           <w:rFonts w:ascii="Times New Roman" w:hAnsi="Times New Roman"/>
           <w:color w:val="333333"/>
           <w:sz w:val="24"/>
+          <w:szCs w:val="24"/>
         </w:rPr>
         <w:t>ні й весели́ся, Сіо́не.* А ти, чи́ста Богоро́дице, втіша́йся воскресі́нням Си́на свого́.</w:t>
       </w:r>
@@ -5030,6 +5099,7 @@
           <w:i/>
           <w:color w:val="FF0000"/>
           <w:sz w:val="24"/>
+          <w:szCs w:val="24"/>
         </w:rPr>
         <w:t>Священник:</w:t>
       </w:r>
@@ -5038,6 +5108,7 @@
           <w:rFonts w:ascii="Times New Roman" w:hAnsi="Times New Roman"/>
           <w:color w:val="FF0000"/>
           <w:sz w:val="24"/>
+          <w:szCs w:val="24"/>
         </w:rPr>
         <w:t xml:space="preserve"> </w:t>
       </w:r>
@@ -5045,6 +5116,7 @@
         <w:rPr>
           <w:rFonts w:ascii="Times New Roman" w:hAnsi="Times New Roman"/>
           <w:sz w:val="24"/>
+          <w:szCs w:val="24"/>
         </w:rPr>
         <w:t>Слава тобі, Христе Боже, уповання наше, слава тобі!</w:t>
       </w:r>
@@ -5378,7 +5450,7 @@
     </w:p>
     <w:p>
       <w:pPr>
-        <w:pStyle w:val="1"/>
+        <w:pStyle w:val="Heading1"/>
         <w:spacing w:after="120"/>
         <w:jc w:val="center"/>
         <w:rPr>
@@ -5622,7 +5694,7 @@
     </w:p>
     <w:p>
       <w:pPr>
-        <w:pStyle w:val="2"/>
+        <w:pStyle w:val="Heading2"/>
         <w:spacing w:before="0" w:after="120"/>
         <w:jc w:val="center"/>
         <w:rPr>
@@ -7761,7 +7833,7 @@
     </w:p>
     <w:p>
       <w:pPr>
-        <w:pStyle w:val="3"/>
+        <w:pStyle w:val="Heading3"/>
         <w:spacing w:before="0" w:after="120"/>
         <w:jc w:val="center"/>
         <w:rPr>
@@ -7814,6 +7886,7 @@
           <w:rFonts w:ascii="Times New Roman" w:hAnsi="Times New Roman"/>
           <w:color w:val="FF0000"/>
           <w:sz w:val="24"/>
+          <w:szCs w:val="24"/>
         </w:rPr>
         <w:t xml:space="preserve">1. </w:t>
       </w:r>
@@ -7821,6 +7894,7 @@
         <w:rPr>
           <w:rFonts w:ascii="Times New Roman" w:hAnsi="Times New Roman"/>
           <w:sz w:val="24"/>
+          <w:szCs w:val="24"/>
         </w:rPr>
         <w:t xml:space="preserve">Благодаримо </w:t>
       </w:r>
@@ -7829,6 +7903,7 @@
           <w:rFonts w:ascii="Times New Roman" w:hAnsi="Times New Roman"/>
           <w:color w:val="000000"/>
           <w:sz w:val="24"/>
+          <w:szCs w:val="24"/>
         </w:rPr>
         <w:t>Т</w:t>
       </w:r>
@@ -7836,6 +7911,7 @@
         <w:rPr>
           <w:rFonts w:ascii="Times New Roman" w:hAnsi="Times New Roman"/>
           <w:sz w:val="24"/>
+          <w:szCs w:val="24"/>
         </w:rPr>
         <w:t>е</w:t>
       </w:r>
@@ -7844,6 +7920,7 @@
           <w:rFonts w:ascii="Times New Roman" w:hAnsi="Times New Roman"/>
           <w:color w:val="000000"/>
           <w:sz w:val="24"/>
+          <w:szCs w:val="24"/>
         </w:rPr>
         <w:t>б</w:t>
       </w:r>
@@ -7851,6 +7928,7 @@
         <w:rPr>
           <w:rFonts w:ascii="Times New Roman" w:hAnsi="Times New Roman"/>
           <w:sz w:val="24"/>
+          <w:szCs w:val="24"/>
         </w:rPr>
         <w:t>е</w:t>
       </w:r>
@@ -7859,6 +7937,7 @@
           <w:rFonts w:ascii="Times New Roman" w:hAnsi="Times New Roman"/>
           <w:color w:val="000000"/>
           <w:sz w:val="24"/>
+          <w:szCs w:val="24"/>
         </w:rPr>
         <w:t>, Господи, Боже наш, що підняв нас із постелі нашої і вклав в уста наші слово хвали, щоб поклонятися і призивати ім'я Твоє святе. Ми умоляємо Твоє милосердя, яке Ти завжди виявляв у нашому житті. Пошли поміч свою людям, що стоять перед лицем святої слави Твоєї і дожидають від Тебе багатої милости; і дай нам, що зо страхом і любов'ю завжди Тобі служимо, хвалити несказанну Твою доброту. Бо Тобі належить усяка слава, честь і поклоніння: Отцю, і Сину, і Святому Духові, нині і повсякчас, і на віки віків. Амінь.</w:t>
       </w:r>
@@ -7873,6 +7952,7 @@
           <w:rFonts w:ascii="Times New Roman" w:hAnsi="Times New Roman"/>
           <w:color w:val="FF0000"/>
           <w:sz w:val="24"/>
+          <w:szCs w:val="24"/>
         </w:rPr>
         <w:t xml:space="preserve">2. </w:t>
       </w:r>
@@ -7881,6 +7961,7 @@
           <w:rFonts w:ascii="Times New Roman" w:hAnsi="Times New Roman"/>
           <w:color w:val="000000"/>
           <w:sz w:val="24"/>
+          <w:szCs w:val="24"/>
         </w:rPr>
         <w:t xml:space="preserve">Від ночі лине дух наш до Тебе, Боже, бо світлом є повеління Твої на землі. Навчи нас у страсі Твоєму виконувати правду й добро, бо Тебе славимо як правдивого Бога нашого. Прихили вухо своє і вислухай нас, і пом'яни, Господи, тих, що є та що моляться з нами, всіх по імені, і спаси їх силою Твоєю. Благослови людей Твоїх і освяти спадкоємство Твоє: мир світові Твоєму даруй, церквам Твоїм, Священникам, владі, і всім людям. Хай </w:t>
       </w:r>
@@ -7889,6 +7970,7 @@
           <w:rFonts w:ascii="Times New Roman" w:hAnsi="Times New Roman"/>
           <w:color w:val="000000"/>
           <w:sz w:val="24"/>
+          <w:szCs w:val="24"/>
         </w:rPr>
         <w:lastRenderedPageBreak/>
         <w:t>благословиться і прославляється всечесне і величне ім'я Твоє, Отця, і Сина, і Святого Духа, нині і повсякчас, і на віки віків. Амінь.</w:t>
@@ -7904,6 +7986,7 @@
           <w:rFonts w:ascii="Times New Roman" w:hAnsi="Times New Roman"/>
           <w:color w:val="FF0000"/>
           <w:sz w:val="24"/>
+          <w:szCs w:val="24"/>
         </w:rPr>
         <w:t>3.</w:t>
       </w:r>
@@ -7912,6 +7995,7 @@
           <w:rFonts w:ascii="Times New Roman" w:hAnsi="Times New Roman"/>
           <w:color w:val="000000"/>
           <w:sz w:val="24"/>
+          <w:szCs w:val="24"/>
         </w:rPr>
         <w:t xml:space="preserve"> Від ночі лине дух наш до Тебе, Боже, бо світлом є повеління Твої. Навчи нас, Боже, правди Твоєї, заповідей Твоїх і виправдань Твоїх. Просвіти наші духовні очі, щоб ми не заснули в гріхах на смерть. Віджени всяку мряку від сердець наших, даруй нам сонце правди і охорони життя наше знаменням і печаттю Святого Твого Духа. Направ стопи наші на шлях мирний, дай нам бачити ранішній день у радості, щоб ми Тобі засилали ранішні молитви, бо Твоє є володіння і Твоє є царство і сила, і слава Отця, і Сина, і Святого Духа, нині і повсякчас, і на віки віків. Амінь.</w:t>
       </w:r>
@@ -7926,6 +8010,7 @@
           <w:rFonts w:ascii="Times New Roman" w:hAnsi="Times New Roman"/>
           <w:color w:val="FF0000"/>
           <w:sz w:val="24"/>
+          <w:szCs w:val="24"/>
         </w:rPr>
         <w:t>4.</w:t>
       </w:r>
@@ -7934,6 +8019,7 @@
           <w:rFonts w:ascii="Times New Roman" w:hAnsi="Times New Roman"/>
           <w:color w:val="000000"/>
           <w:sz w:val="24"/>
+          <w:szCs w:val="24"/>
         </w:rPr>
         <w:t xml:space="preserve"> Владико, Боже святий і неосяжний, що казав із темряви світлові засіяти, що заспокоїв нас у нічному сні й підвів до величання і моління Твоєї доброти! Ти, що даєш себе умолити задля свого милосердя, прийми і нині нас, що поклоняємося Тобі й по силі </w:t>
       </w:r>
@@ -7941,6 +8027,7 @@
         <w:rPr>
           <w:rFonts w:ascii="Times New Roman" w:hAnsi="Times New Roman"/>
           <w:sz w:val="24"/>
+          <w:szCs w:val="24"/>
         </w:rPr>
         <w:t xml:space="preserve">благодаримо </w:t>
       </w:r>
@@ -7949,6 +8036,7 @@
           <w:rFonts w:ascii="Times New Roman" w:hAnsi="Times New Roman"/>
           <w:color w:val="000000"/>
           <w:sz w:val="24"/>
+          <w:szCs w:val="24"/>
         </w:rPr>
         <w:t>Т</w:t>
       </w:r>
@@ -7956,6 +8044,7 @@
         <w:rPr>
           <w:rFonts w:ascii="Times New Roman" w:hAnsi="Times New Roman"/>
           <w:sz w:val="24"/>
+          <w:szCs w:val="24"/>
         </w:rPr>
         <w:t>ебе</w:t>
       </w:r>
@@ -7964,6 +8053,7 @@
           <w:rFonts w:ascii="Times New Roman" w:hAnsi="Times New Roman"/>
           <w:color w:val="000000"/>
           <w:sz w:val="24"/>
+          <w:szCs w:val="24"/>
         </w:rPr>
         <w:t xml:space="preserve">; і даруй нам те, чого просимо задля спасіння. Вчини нас синами світла і дня та спадкоємцями вічних Твоїх </w:t>
       </w:r>
@@ -7971,6 +8061,7 @@
         <w:rPr>
           <w:rFonts w:ascii="Times New Roman" w:hAnsi="Times New Roman"/>
           <w:sz w:val="24"/>
+          <w:szCs w:val="24"/>
         </w:rPr>
         <w:t>благ</w:t>
       </w:r>
@@ -7979,6 +8070,7 @@
           <w:rFonts w:ascii="Times New Roman" w:hAnsi="Times New Roman"/>
           <w:color w:val="000000"/>
           <w:sz w:val="24"/>
+          <w:szCs w:val="24"/>
         </w:rPr>
         <w:t>. Пом'яни, Господи, за багатством ласк Твоїх усіх людей, що є і моляться з нами, і всю братію нашу на землі й на морі, і на всякому місці володіння Твого, що потребують Твоєї любови й помочі. Усім вияви велику Твою милість, щоб спасенні, як душею так і тілом, завжди перебували й відважно славили чудне й благословенне ім'я Твоє, бо Ти Бог милости і ласк, і любови, і Тобі славу возсилаємо: Отцю, і Сину, і Святому Духові, нині і повсякчас, і на віки віків. Амінь.</w:t>
       </w:r>
@@ -7993,6 +8085,7 @@
           <w:rFonts w:ascii="Times New Roman" w:hAnsi="Times New Roman"/>
           <w:color w:val="FF0000"/>
           <w:sz w:val="24"/>
+          <w:szCs w:val="24"/>
         </w:rPr>
         <w:t>5.</w:t>
       </w:r>
@@ -8001,6 +8094,7 @@
           <w:rFonts w:ascii="Times New Roman" w:hAnsi="Times New Roman"/>
           <w:color w:val="000000"/>
           <w:sz w:val="24"/>
+          <w:szCs w:val="24"/>
         </w:rPr>
         <w:t xml:space="preserve"> Скарб</w:t>
       </w:r>
@@ -8008,6 +8102,7 @@
         <w:rPr>
           <w:rFonts w:ascii="Times New Roman" w:hAnsi="Times New Roman"/>
           <w:sz w:val="24"/>
+          <w:szCs w:val="24"/>
         </w:rPr>
         <w:t>нице</w:t>
       </w:r>
@@ -8016,6 +8111,7 @@
           <w:rFonts w:ascii="Times New Roman" w:hAnsi="Times New Roman"/>
           <w:color w:val="000000"/>
           <w:sz w:val="24"/>
+          <w:szCs w:val="24"/>
         </w:rPr>
         <w:t xml:space="preserve"> </w:t>
       </w:r>
@@ -8023,6 +8119,7 @@
         <w:rPr>
           <w:rFonts w:ascii="Times New Roman" w:hAnsi="Times New Roman"/>
           <w:sz w:val="24"/>
+          <w:szCs w:val="24"/>
         </w:rPr>
         <w:t>благ</w:t>
       </w:r>
@@ -8031,6 +8128,7 @@
           <w:rFonts w:ascii="Times New Roman" w:hAnsi="Times New Roman"/>
           <w:color w:val="000000"/>
           <w:sz w:val="24"/>
+          <w:szCs w:val="24"/>
         </w:rPr>
         <w:t>, джерело невисихаюче, Отче святий, чудотворче всесильний і вседержителю! Усі Тобі поклоняємося і Тобі молимося та Твої милості і Твої ласки призиваємо на поміч і на заступництво нашій смиренності. Пом'яни, Господи, слуг Твоїх, прийми від усіх нас ранішні моління, як кадило перед Тобою; ні одного з нас не вчини нездатним, але всіх нас зберігай ласками Твоїми. Пом'яни, Господи, тих, що чувають і співають на славу Твою і єдинородного Твого Сина і Бога нашого, і Святого Твого Духа. Будь їм помічником і заступником; прийми їх молитви на наднебесний і духовний Твій жертовник, бо Ти Бог наш, і Тобі славу возсилаємо: Отцю, і Сину, і Святому Духові, нині і повсякчас, і на віки віків. Амінь.</w:t>
       </w:r>
@@ -8045,6 +8143,7 @@
           <w:rFonts w:ascii="Times New Roman" w:hAnsi="Times New Roman"/>
           <w:color w:val="FF0000"/>
           <w:sz w:val="24"/>
+          <w:szCs w:val="24"/>
         </w:rPr>
         <w:t xml:space="preserve">6. </w:t>
       </w:r>
@@ -8052,6 +8151,7 @@
         <w:rPr>
           <w:rFonts w:ascii="Times New Roman" w:hAnsi="Times New Roman"/>
           <w:sz w:val="24"/>
+          <w:szCs w:val="24"/>
         </w:rPr>
         <w:t>Благодаримо</w:t>
       </w:r>
@@ -8060,6 +8160,7 @@
           <w:rFonts w:ascii="Times New Roman" w:hAnsi="Times New Roman"/>
           <w:color w:val="000000"/>
           <w:sz w:val="24"/>
+          <w:szCs w:val="24"/>
         </w:rPr>
         <w:t xml:space="preserve"> Т</w:t>
       </w:r>
@@ -8067,6 +8168,7 @@
         <w:rPr>
           <w:rFonts w:ascii="Times New Roman" w:hAnsi="Times New Roman"/>
           <w:sz w:val="24"/>
+          <w:szCs w:val="24"/>
         </w:rPr>
         <w:t>е</w:t>
       </w:r>
@@ -8075,6 +8177,7 @@
           <w:rFonts w:ascii="Times New Roman" w:hAnsi="Times New Roman"/>
           <w:color w:val="000000"/>
           <w:sz w:val="24"/>
+          <w:szCs w:val="24"/>
         </w:rPr>
         <w:t>б</w:t>
       </w:r>
@@ -8082,6 +8185,7 @@
         <w:rPr>
           <w:rFonts w:ascii="Times New Roman" w:hAnsi="Times New Roman"/>
           <w:sz w:val="24"/>
+          <w:szCs w:val="24"/>
         </w:rPr>
         <w:t>е</w:t>
       </w:r>
@@ -8090,6 +8194,7 @@
           <w:rFonts w:ascii="Times New Roman" w:hAnsi="Times New Roman"/>
           <w:color w:val="000000"/>
           <w:sz w:val="24"/>
+          <w:szCs w:val="24"/>
         </w:rPr>
         <w:t>, Господи, Боже спасіння нашого, бо Ти все робиш для добра життя нашого, щоб ми завжди на Тебе споглядали, Спасителю й Доброчинцю душ наших. Бо Ти дав спокій нам у час минулої ночі й підвів нас, щоб ми поклонялися величному імені Твоєму. Тому молимо Тебе, Господи: Дай нам ласку й силу, щоб ми стали гідними співати Тобі розумно й молитися безупинно та в страсі і тремтінні над нашим спасінням працювали, при заступництві Христа Твого. Пом'яни, Господи, і тих, що вночі до Тебе кличуть. Вислухай їх і помилуй, і круши під ноги їх невидимих і войовничих ворогів. Бо Ти Цар миру і Спас душ наших, і Тобі славу возсилаємо: Отцю і Сину, і Святому Духові, нині і повсякчас, і на віки віків. Амінь.</w:t>
       </w:r>
@@ -8104,6 +8209,7 @@
           <w:rFonts w:ascii="Times New Roman" w:hAnsi="Times New Roman"/>
           <w:color w:val="FF0000"/>
           <w:sz w:val="24"/>
+          <w:szCs w:val="24"/>
         </w:rPr>
         <w:t>7.</w:t>
       </w:r>
@@ -8112,6 +8218,7 @@
           <w:rFonts w:ascii="Times New Roman" w:hAnsi="Times New Roman"/>
           <w:color w:val="000000"/>
           <w:sz w:val="24"/>
+          <w:szCs w:val="24"/>
         </w:rPr>
         <w:t xml:space="preserve"> Боже й Отче Господа нашого Ісуса Христа! Ти підніс нас з постелі нашої і зібрав на годину молитви. Дай нам ласку відкрити уста наші і прийми наші подяки, що в наших силах, і навчи нас установ Твоїх. Бо молитися як слід не вміємо, якщо Ти, Господи, святим Твоїм Духом не навчиш нас. Тому молимося Тобі: Даруй і прости, якщо ми згрішили аж до теперішньої години словом або ділом, або думкою, добровільно або недобровільно. Бо коли на провини будеш дивитися, Господи, Господи, то хто встоїться, бо в Тебе є прощення. Ти один святий, допоміжник сильний, захисник життя нашого, і Тебе ми завжди оспівуватимемо. Нехай буде сила Царства Твого завжди благословенна і вельми прославлювана: Отця, і Сина, і Святого Духа, нині і повсякчас, і на віки віків. Амінь.</w:t>
       </w:r>
@@ -8126,6 +8233,7 @@
           <w:rFonts w:ascii="Times New Roman" w:hAnsi="Times New Roman"/>
           <w:color w:val="FF0000"/>
           <w:sz w:val="24"/>
+          <w:szCs w:val="24"/>
         </w:rPr>
         <w:t xml:space="preserve">8. </w:t>
       </w:r>
@@ -8134,6 +8242,7 @@
           <w:rFonts w:ascii="Times New Roman" w:hAnsi="Times New Roman"/>
           <w:color w:val="000000"/>
           <w:sz w:val="24"/>
+          <w:szCs w:val="24"/>
         </w:rPr>
         <w:t xml:space="preserve">Господи, Боже наш, що сонну неміч забрав від нас і покликав нас візванням святим, щоб і вночі підносити руки наші і прославляти Тебе за справедливі Твої присуди. Прийми благання наші, моління, визнавання, нічні служби і даруй нам, Боже, віру бездоганну, надію впевнену, любов нелицемірну. Благослови наші входи й виходи, вчинки, слова, діла </w:t>
       </w:r>
@@ -8142,6 +8251,7 @@
           <w:rFonts w:ascii="Times New Roman" w:hAnsi="Times New Roman"/>
           <w:color w:val="000000"/>
           <w:sz w:val="24"/>
+          <w:szCs w:val="24"/>
         </w:rPr>
         <w:lastRenderedPageBreak/>
         <w:t>й думки; і дай нам дочекатися початку дня, нам, що хвалять й оспівують, і благословлять добрість Твоєї несказанної сили, щоб було благословенне Твоє пресвяте ім'я і прославлене Твоє царство: Отця, і Сина, і Святого Духа, нині і повсякчас, і на віки віків. Амінь.</w:t>
@@ -8157,6 +8267,7 @@
           <w:rFonts w:ascii="Times New Roman" w:hAnsi="Times New Roman"/>
           <w:color w:val="FF0000"/>
           <w:sz w:val="24"/>
+          <w:szCs w:val="24"/>
         </w:rPr>
         <w:t>9.</w:t>
       </w:r>
@@ -8165,6 +8276,7 @@
           <w:rFonts w:ascii="Times New Roman" w:hAnsi="Times New Roman"/>
           <w:color w:val="000000"/>
           <w:sz w:val="24"/>
+          <w:szCs w:val="24"/>
         </w:rPr>
         <w:t xml:space="preserve"> Господи, Боже наш! Ти за покаяння дарував людям відпущення, нам же, як образ пізнання і визнання гріхів, показав покаяння і прощення пророка Давида. Тож, Владико, помилуй з великої милости Твоєї нас, що в чимало великих гріхів впали, і по багатстві ласк Твоїх очисти беззаконня наші, бо перед Тобою згрішили ми, Господи, що невідомі й таємні речі серця людського знаєш, і єдиний Ти маєш владу прощати гріхи. Серце ж чисте вчини в нас і Духом владичним утверди нас, і радість спасіння Твого яви нам. Не відкинь нас від лиця Твого, але дозволь, як благий і людинолюбний, аж до останнього нашого віддиху появляти Тобі жертву справедливости й приноси на святих Твоїх жертовниках, милістю і ласками і людинолюб'ям єдинородного Сина Твого, з яким Ти є благословенний з пресвятим, добрим і животворчим Твоїм Духом, нині й повсякчас, і на віки віків. Амінь.</w:t>
       </w:r>
@@ -8179,6 +8291,7 @@
           <w:rFonts w:ascii="Times New Roman" w:hAnsi="Times New Roman"/>
           <w:color w:val="FF0000"/>
           <w:sz w:val="24"/>
+          <w:szCs w:val="24"/>
         </w:rPr>
         <w:t>10.</w:t>
       </w:r>
@@ -8187,36 +8300,22 @@
           <w:rFonts w:ascii="Times New Roman" w:hAnsi="Times New Roman"/>
           <w:color w:val="000000"/>
           <w:sz w:val="24"/>
-        </w:rPr>
-        <w:t xml:space="preserve"> Боже, Боже наш! Ти сотворив розумні й д</w:t>
-      </w:r>
-      <w:r>
-        <w:rPr>
-          <w:rFonts w:ascii="Times New Roman" w:hAnsi="Times New Roman"/>
-          <w:color w:val="000000"/>
-          <w:sz w:val="24"/>
-        </w:rPr>
-        <w:t>уховні сили Своєю волею. Тебе просимо й Тобі молимося: Прийми наші посильні величання з усіма Твоїми творіннями і збагати щедрими даруваннями Твоєї ласки. Бо перед Тобою згинається всяке коліно: на небі, на землі й під землею, і все, що живе, і все створін</w:t>
-      </w:r>
-      <w:r>
-        <w:rPr>
-          <w:rFonts w:ascii="Times New Roman" w:hAnsi="Times New Roman"/>
-          <w:color w:val="000000"/>
-          <w:sz w:val="24"/>
-        </w:rPr>
-        <w:t>ня оспівує неосяжну Твою славу, бо Ти Бог правдивий і вельми милостивий. Тебе бо хвалять усі небесні сили, і Тобі славу возсилаємо: Отцю, і Сину, і Святому Духові, нині і повсякчас, і на віки віків. Амінь.</w:t>
-      </w:r>
-    </w:p>
-    <w:p>
-      <w:pPr>
-        <w:spacing w:after="120"/>
-        <w:jc w:val="both"/>
-      </w:pPr>
-      <w:r>
-        <w:rPr>
-          <w:rFonts w:ascii="Times New Roman" w:hAnsi="Times New Roman"/>
-          <w:color w:val="FF0000"/>
-          <w:sz w:val="24"/>
+          <w:szCs w:val="24"/>
+        </w:rPr>
+        <w:t xml:space="preserve"> Боже, Боже наш! Ти сотворив розумні й духовні сили Своєю волею. Тебе просимо й Тобі молимося: Прийми наші посильні величання з усіма Твоїми творіннями і збагати щедрими даруваннями Твоєї ласки. Бо перед Тобою згинається всяке коліно: на небі, на землі й під землею, і все, що живе, і все створіння оспівує неосяжну Твою славу, бо Ти Бог правдивий і вельми милостивий. Тебе бо хвалять усі небесні сили, і Тобі славу возсилаємо: Отцю, і Сину, і Святому Духові, нині і повсякчас, і на віки віків. Амінь.</w:t>
+      </w:r>
+    </w:p>
+    <w:p>
+      <w:pPr>
+        <w:spacing w:after="120"/>
+        <w:jc w:val="both"/>
+      </w:pPr>
+      <w:r>
+        <w:rPr>
+          <w:rFonts w:ascii="Times New Roman" w:hAnsi="Times New Roman"/>
+          <w:color w:val="FF0000"/>
+          <w:sz w:val="24"/>
+          <w:szCs w:val="24"/>
         </w:rPr>
         <w:t xml:space="preserve">11. </w:t>
       </w:r>
@@ -8225,6 +8324,7 @@
           <w:rFonts w:ascii="Times New Roman" w:hAnsi="Times New Roman"/>
           <w:color w:val="000000"/>
           <w:sz w:val="24"/>
+          <w:szCs w:val="24"/>
         </w:rPr>
         <w:t xml:space="preserve">Хвалимо, співаємо, благословимо і </w:t>
       </w:r>
@@ -8232,6 +8332,7 @@
         <w:rPr>
           <w:rFonts w:ascii="Times New Roman" w:hAnsi="Times New Roman"/>
           <w:sz w:val="24"/>
+          <w:szCs w:val="24"/>
         </w:rPr>
         <w:t>благодаримо</w:t>
       </w:r>
@@ -8240,6 +8341,7 @@
           <w:rFonts w:ascii="Times New Roman" w:hAnsi="Times New Roman"/>
           <w:color w:val="000000"/>
           <w:sz w:val="24"/>
+          <w:szCs w:val="24"/>
         </w:rPr>
         <w:t xml:space="preserve"> Т</w:t>
       </w:r>
@@ -8247,6 +8349,7 @@
         <w:rPr>
           <w:rFonts w:ascii="Times New Roman" w:hAnsi="Times New Roman"/>
           <w:sz w:val="24"/>
+          <w:szCs w:val="24"/>
         </w:rPr>
         <w:t>ебе</w:t>
       </w:r>
@@ -8255,6 +8358,7 @@
           <w:rFonts w:ascii="Times New Roman" w:hAnsi="Times New Roman"/>
           <w:color w:val="000000"/>
           <w:sz w:val="24"/>
+          <w:szCs w:val="24"/>
         </w:rPr>
         <w:t>, Боже батьків наших, бо Ти забрав тінь нічну і явив нам знову світло денне. Молимо Твою добрість: Милостивий будь для нас грішних і прийми молитву нашу задля великої Твоєї ласкавости, бо ми прибігаємо до Тебе, милостивого і всемогутнього Бога. Ти, що засвітив у серцях наших правдиве сонце справедливости Твоєї! Просвіти розум наш і почування всі зберігай, щоб, як у день, ходили ми пристойно шляхом заповідей Твоїх і дійшли до життя вічного, і стали гідними насолоджуватися недоступним Твоїм світлом. Бо в Тебе є джерело життя, Ти Бог наш і Тобі славу возсилаємо: Отцю, і Сину, і Святому Духові, нині і повсякчас, і на віки віків. Амінь.</w:t>
       </w:r>
@@ -8273,7 +8377,7 @@
     </w:p>
     <w:p>
       <w:pPr>
-        <w:pStyle w:val="2"/>
+        <w:pStyle w:val="Heading2"/>
         <w:spacing w:before="0" w:after="120"/>
         <w:jc w:val="center"/>
         <w:rPr>
@@ -8657,6 +8761,7 @@
         <w:rPr>
           <w:rFonts w:ascii="Times New Roman" w:hAnsi="Times New Roman"/>
           <w:sz w:val="24"/>
+          <w:szCs w:val="24"/>
         </w:rPr>
         <w:t>Заступи, спаси, помилуй і охорони нас, Боже, Твоєю благодаттю</w:t>
       </w:r>
@@ -8731,6 +8836,7 @@
         <w:rPr>
           <w:rFonts w:ascii="Times New Roman" w:hAnsi="Times New Roman"/>
           <w:sz w:val="24"/>
+          <w:szCs w:val="24"/>
           <w:u w:val="single"/>
         </w:rPr>
         <w:t>[Благодаримо Тебе, Господи, Боже наш, що підняв нас із постелі нашої і вклав в уста наші слово хвали, щоб поклонятися і призивати ім'я Твоє святе. Ми умоляємо Твоє милосердя, яке Ти завжди виявляв у нашому житті. Пошли поміч свою людям, що стоять перед лицем святої слави Твоєї і дожидають від Тебе багатої милости; і дай нам, що зо страхом і любов'ю завжди Тобі служимо, хвалити несказанну Твою доброту.]</w:t>
@@ -8746,6 +8852,7 @@
           <w:i/>
           <w:color w:val="FF4400"/>
           <w:sz w:val="24"/>
+          <w:szCs w:val="24"/>
         </w:rPr>
         <w:t>Священник:</w:t>
       </w:r>
@@ -8753,6 +8860,7 @@
         <w:rPr>
           <w:rFonts w:ascii="Times New Roman" w:hAnsi="Times New Roman"/>
           <w:sz w:val="24"/>
+          <w:szCs w:val="24"/>
         </w:rPr>
         <w:t xml:space="preserve"> Бо Тобі належить усяка слава, честь і поклоніння, Отцю, і Сину, і Святому Духові, нині, і повсякчас, і на віки віків.</w:t>
       </w:r>
@@ -8799,7 +8907,7 @@
     </w:p>
     <w:p>
       <w:pPr>
-        <w:pStyle w:val="3"/>
+        <w:pStyle w:val="Heading3"/>
         <w:spacing w:before="0" w:after="120"/>
         <w:jc w:val="center"/>
         <w:rPr>
@@ -8995,7 +9103,20 @@
     </w:p>
     <w:p>
       <w:pPr>
-        <w:pStyle w:val="3"/>
+        <w:spacing w:after="120"/>
+        <w:jc w:val="both"/>
+        <w:rPr>
+          <w:rFonts w:ascii="Times New Roman" w:hAnsi="Times New Roman"/>
+          <w:i/>
+          <w:color w:val="FF0000"/>
+          <w:sz w:val="24"/>
+          <w:szCs w:val="24"/>
+        </w:rPr>
+      </w:pPr>
+    </w:p>
+    <w:p>
+      <w:pPr>
+        <w:pStyle w:val="Heading3"/>
         <w:spacing w:before="0" w:after="120"/>
         <w:jc w:val="center"/>
         <w:rPr>
@@ -9189,7 +9310,7 @@
     </w:p>
     <w:p>
       <w:pPr>
-        <w:pStyle w:val="3"/>
+        <w:pStyle w:val="Heading3"/>
         <w:spacing w:before="0" w:after="120"/>
         <w:jc w:val="center"/>
         <w:rPr>
@@ -9218,6 +9339,7 @@
           <w:rFonts w:ascii="Times New Roman" w:hAnsi="Times New Roman"/>
           <w:color w:val="000000"/>
           <w:sz w:val="24"/>
+          <w:szCs w:val="24"/>
         </w:rPr>
         <w:t>Ще і ще в мирі Господеві помолімся.</w:t>
       </w:r>
@@ -9232,6 +9354,7 @@
           <w:i/>
           <w:color w:val="FF4400"/>
           <w:sz w:val="24"/>
+          <w:szCs w:val="24"/>
         </w:rPr>
         <w:t>Вірні:</w:t>
       </w:r>
@@ -9240,6 +9363,7 @@
           <w:rFonts w:ascii="Times New Roman" w:hAnsi="Times New Roman"/>
           <w:color w:val="000000"/>
           <w:sz w:val="24"/>
+          <w:szCs w:val="24"/>
         </w:rPr>
         <w:t xml:space="preserve"> Го́споди, поми́луй.</w:t>
       </w:r>
@@ -9252,6 +9376,7 @@
         <w:rPr>
           <w:rFonts w:ascii="Times New Roman" w:hAnsi="Times New Roman"/>
           <w:sz w:val="24"/>
+          <w:szCs w:val="24"/>
         </w:rPr>
         <w:t>Заступи, спаси, помилуй і охорони нас, Боже, Твоєю благодаттю</w:t>
       </w:r>
@@ -9266,6 +9391,7 @@
           <w:i/>
           <w:color w:val="FF4400"/>
           <w:sz w:val="24"/>
+          <w:szCs w:val="24"/>
         </w:rPr>
         <w:t>Вірні:</w:t>
       </w:r>
@@ -9274,6 +9400,7 @@
           <w:rFonts w:ascii="Times New Roman" w:hAnsi="Times New Roman"/>
           <w:color w:val="000000"/>
           <w:sz w:val="24"/>
+          <w:szCs w:val="24"/>
         </w:rPr>
         <w:t xml:space="preserve"> Го́споди, поми́луй.</w:t>
       </w:r>
@@ -9287,6 +9414,7 @@
           <w:rFonts w:ascii="Times New Roman" w:hAnsi="Times New Roman"/>
           <w:color w:val="000000"/>
           <w:sz w:val="24"/>
+          <w:szCs w:val="24"/>
         </w:rPr>
         <w:lastRenderedPageBreak/>
         <w:t>Пресвяту, пречисту, преблагословенну, славну Владичицю нашу Богородицю і приснодіву Марію, з усіма святими пом’янувши, самих себе, і один одного, і все життя наше Христу Богові віддаймо.</w:t>
@@ -9302,6 +9430,7 @@
           <w:i/>
           <w:color w:val="FF4400"/>
           <w:sz w:val="24"/>
+          <w:szCs w:val="24"/>
         </w:rPr>
         <w:t>Вірні:</w:t>
       </w:r>
@@ -9310,6 +9439,7 @@
           <w:rFonts w:ascii="Times New Roman" w:hAnsi="Times New Roman"/>
           <w:color w:val="000000"/>
           <w:sz w:val="24"/>
+          <w:szCs w:val="24"/>
         </w:rPr>
         <w:t xml:space="preserve"> Тобі́, Го́споди.</w:t>
       </w:r>
@@ -9323,6 +9453,7 @@
         <w:rPr>
           <w:rFonts w:ascii="Times New Roman" w:hAnsi="Times New Roman"/>
           <w:sz w:val="24"/>
+          <w:szCs w:val="24"/>
           <w:u w:val="single"/>
         </w:rPr>
         <w:t>[Від ночі лине дух наш до Тебе, Боже, бо світлом є повеління Твої. Навчи нас, Боже, правди Твоєї, заповідей Твоїх і виправдань Твоїх. Просвіти наші духовні очі, щоб ми не заснули в гріхах на смерть. Віджени всяку мряку від сердець наших, даруй нам сонце правди і охорони життя наше знаменням і печаттю Святого Твого Духа. Направ стопи наші на шлях мирний, дай нам бачити ранішній день у радості, щоб ми Тобі засилали ранішні молитви.]</w:t>
@@ -9338,6 +9469,7 @@
           <w:i/>
           <w:color w:val="FF4400"/>
           <w:sz w:val="24"/>
+          <w:szCs w:val="24"/>
         </w:rPr>
         <w:t>Священник:</w:t>
       </w:r>
@@ -9346,6 +9478,7 @@
           <w:rFonts w:ascii="Times New Roman" w:hAnsi="Times New Roman"/>
           <w:color w:val="000000"/>
           <w:sz w:val="24"/>
+          <w:szCs w:val="24"/>
         </w:rPr>
         <w:t xml:space="preserve"> Бо Твоя є влада і Твоє є царство, і сила, і слава, Отця, і Сина, і Святого Духа, нині, і повсякчас, і на віки віків.</w:t>
       </w:r>
@@ -9390,7 +9523,7 @@
     </w:p>
     <w:p>
       <w:pPr>
-        <w:pStyle w:val="3"/>
+        <w:pStyle w:val="Heading3"/>
         <w:spacing w:before="0" w:after="120"/>
         <w:jc w:val="center"/>
         <w:rPr>
@@ -9498,7 +9631,7 @@
     </w:p>
     <w:p>
       <w:pPr>
-        <w:pStyle w:val="3"/>
+        <w:pStyle w:val="Heading3"/>
         <w:spacing w:before="0" w:after="120"/>
         <w:jc w:val="center"/>
         <w:rPr>
@@ -9527,6 +9660,7 @@
           <w:rFonts w:ascii="Times New Roman" w:hAnsi="Times New Roman"/>
           <w:color w:val="000000"/>
           <w:sz w:val="24"/>
+          <w:szCs w:val="24"/>
         </w:rPr>
         <w:t>Ще і ще в мирі Господеві помолімся.</w:t>
       </w:r>
@@ -9541,6 +9675,7 @@
           <w:i/>
           <w:color w:val="FF4400"/>
           <w:sz w:val="24"/>
+          <w:szCs w:val="24"/>
         </w:rPr>
         <w:t>Вірні:</w:t>
       </w:r>
@@ -9549,6 +9684,7 @@
           <w:rFonts w:ascii="Times New Roman" w:hAnsi="Times New Roman"/>
           <w:color w:val="000000"/>
           <w:sz w:val="24"/>
+          <w:szCs w:val="24"/>
         </w:rPr>
         <w:t xml:space="preserve"> Го́споди, поми́луй.</w:t>
       </w:r>
@@ -9561,6 +9697,7 @@
         <w:rPr>
           <w:rFonts w:ascii="Times New Roman" w:hAnsi="Times New Roman"/>
           <w:sz w:val="24"/>
+          <w:szCs w:val="24"/>
         </w:rPr>
         <w:t>Заступи, спаси, помилуй і охорони нас, Боже, Твоєю благодаттю</w:t>
       </w:r>
@@ -9575,6 +9712,7 @@
           <w:i/>
           <w:color w:val="FF4400"/>
           <w:sz w:val="24"/>
+          <w:szCs w:val="24"/>
         </w:rPr>
         <w:t>Вірні:</w:t>
       </w:r>
@@ -9583,6 +9721,7 @@
           <w:rFonts w:ascii="Times New Roman" w:hAnsi="Times New Roman"/>
           <w:color w:val="000000"/>
           <w:sz w:val="24"/>
+          <w:szCs w:val="24"/>
         </w:rPr>
         <w:t xml:space="preserve"> Го́споди, поми́луй.</w:t>
       </w:r>
@@ -9596,6 +9735,7 @@
           <w:rFonts w:ascii="Times New Roman" w:hAnsi="Times New Roman"/>
           <w:color w:val="000000"/>
           <w:sz w:val="24"/>
+          <w:szCs w:val="24"/>
         </w:rPr>
         <w:t>Пресвяту, пречисту, преблагословенну, славну Владичицю нашу Богородицю і приснодіву Марію, з усіма святими пом’янувши, самих себе, і один одного, і все життя наше Христу Богові віддаймо.</w:t>
       </w:r>
@@ -9610,6 +9750,7 @@
           <w:i/>
           <w:color w:val="FF4400"/>
           <w:sz w:val="24"/>
+          <w:szCs w:val="24"/>
         </w:rPr>
         <w:t>Вірні:</w:t>
       </w:r>
@@ -9618,6 +9759,7 @@
           <w:rFonts w:ascii="Times New Roman" w:hAnsi="Times New Roman"/>
           <w:color w:val="000000"/>
           <w:sz w:val="24"/>
+          <w:szCs w:val="24"/>
         </w:rPr>
         <w:t xml:space="preserve"> Тобі́, Го́споди.</w:t>
       </w:r>
@@ -9653,6 +9795,7 @@
           <w:i/>
           <w:color w:val="FF4400"/>
           <w:sz w:val="24"/>
+          <w:szCs w:val="24"/>
         </w:rPr>
         <w:t>Священник:</w:t>
       </w:r>
@@ -9661,6 +9804,7 @@
           <w:rFonts w:ascii="Times New Roman" w:hAnsi="Times New Roman"/>
           <w:color w:val="000000"/>
           <w:sz w:val="24"/>
+          <w:szCs w:val="24"/>
         </w:rPr>
         <w:t xml:space="preserve"> Бо Ти благий і людинолюбний Бог – і Тобі славу возсилаємо, Отцю, і Сину, і Святому Духові, нині, і повсякчас, і на віки віків.</w:t>
       </w:r>
@@ -9705,7 +9849,7 @@
     </w:p>
     <w:p>
       <w:pPr>
-        <w:pStyle w:val="3"/>
+        <w:pStyle w:val="Heading3"/>
         <w:spacing w:before="0" w:after="120"/>
         <w:jc w:val="center"/>
         <w:rPr>
@@ -9807,7 +9951,7 @@
     </w:p>
     <w:p>
       <w:pPr>
-        <w:pStyle w:val="3"/>
+        <w:pStyle w:val="Heading3"/>
         <w:spacing w:before="0" w:after="120"/>
         <w:jc w:val="center"/>
         <w:rPr>
@@ -9871,7 +10015,7 @@
     </w:p>
     <w:p>
       <w:pPr>
-        <w:pStyle w:val="3"/>
+        <w:pStyle w:val="Heading3"/>
         <w:spacing w:before="0" w:after="120"/>
         <w:jc w:val="center"/>
         <w:rPr>
@@ -10280,6 +10424,7 @@
         <w:rPr>
           <w:rFonts w:ascii="Times New Roman" w:hAnsi="Times New Roman"/>
           <w:sz w:val="24"/>
+          <w:szCs w:val="24"/>
           <w:u w:val="single"/>
         </w:rPr>
         <w:lastRenderedPageBreak/>
@@ -10299,7 +10444,7 @@
     </w:p>
     <w:p>
       <w:pPr>
-        <w:pStyle w:val="2"/>
+        <w:pStyle w:val="Heading2"/>
         <w:spacing w:before="0" w:after="120"/>
         <w:jc w:val="center"/>
         <w:rPr>
@@ -10924,7 +11069,7 @@
     </w:p>
     <w:p>
       <w:pPr>
-        <w:pStyle w:val="3"/>
+        <w:pStyle w:val="Heading3"/>
         <w:spacing w:before="0" w:after="120"/>
         <w:jc w:val="center"/>
         <w:rPr>
@@ -10953,6 +11098,7 @@
           <w:rFonts w:ascii="Times New Roman" w:hAnsi="Times New Roman"/>
           <w:color w:val="000000"/>
           <w:sz w:val="24"/>
+          <w:szCs w:val="24"/>
         </w:rPr>
         <w:t>Ще і ще в мирі Господеві помолімся.</w:t>
       </w:r>
@@ -10967,6 +11113,7 @@
           <w:i/>
           <w:color w:val="FF4400"/>
           <w:sz w:val="24"/>
+          <w:szCs w:val="24"/>
         </w:rPr>
         <w:t>Вірні:</w:t>
       </w:r>
@@ -10975,6 +11122,7 @@
           <w:rFonts w:ascii="Times New Roman" w:hAnsi="Times New Roman"/>
           <w:color w:val="000000"/>
           <w:sz w:val="24"/>
+          <w:szCs w:val="24"/>
         </w:rPr>
         <w:t xml:space="preserve"> Го́споди, поми́луй.</w:t>
       </w:r>
@@ -10987,6 +11135,7 @@
         <w:rPr>
           <w:rFonts w:ascii="Times New Roman" w:hAnsi="Times New Roman"/>
           <w:sz w:val="24"/>
+          <w:szCs w:val="24"/>
         </w:rPr>
         <w:t>Заступи, спаси, помилуй і охорони нас, Боже, Твоєю благодаттю</w:t>
       </w:r>
@@ -11001,6 +11150,7 @@
           <w:i/>
           <w:color w:val="FF4400"/>
           <w:sz w:val="24"/>
+          <w:szCs w:val="24"/>
         </w:rPr>
         <w:t>Вірні:</w:t>
       </w:r>
@@ -11009,6 +11159,7 @@
           <w:rFonts w:ascii="Times New Roman" w:hAnsi="Times New Roman"/>
           <w:color w:val="000000"/>
           <w:sz w:val="24"/>
+          <w:szCs w:val="24"/>
         </w:rPr>
         <w:t xml:space="preserve"> Го́споди, поми́луй.</w:t>
       </w:r>
@@ -11022,6 +11173,7 @@
           <w:rFonts w:ascii="Times New Roman" w:hAnsi="Times New Roman"/>
           <w:color w:val="000000"/>
           <w:sz w:val="24"/>
+          <w:szCs w:val="24"/>
         </w:rPr>
         <w:t>Пресвяту, пречисту, преблагословенну, славну Владичицю нашу Богородицю і приснодіву Марію, з усіма святими пом’янувши, самих себе, і один одного, і все життя наше Христу Богові віддаймо.</w:t>
       </w:r>
@@ -11036,6 +11188,7 @@
           <w:i/>
           <w:color w:val="FF4400"/>
           <w:sz w:val="24"/>
+          <w:szCs w:val="24"/>
         </w:rPr>
         <w:t>Вірні:</w:t>
       </w:r>
@@ -11044,6 +11197,7 @@
           <w:rFonts w:ascii="Times New Roman" w:hAnsi="Times New Roman"/>
           <w:color w:val="000000"/>
           <w:sz w:val="24"/>
+          <w:szCs w:val="24"/>
         </w:rPr>
         <w:t xml:space="preserve"> Тобі́, Го́споди.</w:t>
       </w:r>
@@ -11057,38 +11211,24 @@
         <w:rPr>
           <w:rFonts w:ascii="Times New Roman" w:hAnsi="Times New Roman"/>
           <w:sz w:val="24"/>
+          <w:szCs w:val="24"/>
           <w:u w:val="single"/>
         </w:rPr>
-        <w:t xml:space="preserve">[Господи, Боже наш, що сонну </w:t>
-      </w:r>
-      <w:r>
-        <w:rPr>
-          <w:rFonts w:ascii="Times New Roman" w:hAnsi="Times New Roman"/>
-          <w:sz w:val="24"/>
-          <w:u w:val="single"/>
-        </w:rPr>
-        <w:t>неміч забрав від нас і покликав нас візванням святим, щоб і вночі підносити руки наші і прославляти Тебе за справедливі Твої присуди. Прийми благання наші, моління, визнавання, нічні служби і даруй нам, Боже, віру бездоганну, надію впевнену, любов нелицемі</w:t>
-      </w:r>
-      <w:r>
-        <w:rPr>
-          <w:rFonts w:ascii="Times New Roman" w:hAnsi="Times New Roman"/>
-          <w:sz w:val="24"/>
-          <w:u w:val="single"/>
-        </w:rPr>
-        <w:t>рну. Благослови наші входи й виходи, вчинки, слова, діла й думки; і дай нам дочекатися початку дня, нам, що хвалять й оспівують, і благословлять добрість Твоєї несказанної сили]</w:t>
-      </w:r>
-    </w:p>
-    <w:p>
-      <w:pPr>
-        <w:spacing w:after="120"/>
-        <w:jc w:val="both"/>
-      </w:pPr>
-      <w:r>
-        <w:rPr>
-          <w:rFonts w:ascii="Times New Roman" w:hAnsi="Times New Roman"/>
-          <w:i/>
-          <w:color w:val="FF0000"/>
-          <w:sz w:val="24"/>
+        <w:t>[Господи, Боже наш, що сонну неміч забрав від нас і покликав нас візванням святим, щоб і вночі підносити руки наші і прославляти Тебе за справедливі Твої присуди. Прийми благання наші, моління, визнавання, нічні служби і даруй нам, Боже, віру бездоганну, надію впевнену, любов нелицемірну. Благослови наші входи й виходи, вчинки, слова, діла й думки; і дай нам дочекатися початку дня, нам, що хвалять й оспівують, і благословлять добрість Твоєї несказанної сили]</w:t>
+      </w:r>
+    </w:p>
+    <w:p>
+      <w:pPr>
+        <w:spacing w:after="120"/>
+        <w:jc w:val="both"/>
+      </w:pPr>
+      <w:r>
+        <w:rPr>
+          <w:rFonts w:ascii="Times New Roman" w:hAnsi="Times New Roman"/>
+          <w:i/>
+          <w:color w:val="FF0000"/>
+          <w:sz w:val="24"/>
+          <w:szCs w:val="24"/>
         </w:rPr>
         <w:t xml:space="preserve">Священник: </w:t>
       </w:r>
@@ -11097,6 +11237,7 @@
           <w:rFonts w:ascii="Times New Roman" w:hAnsi="Times New Roman"/>
           <w:color w:val="000000"/>
           <w:sz w:val="24"/>
+          <w:szCs w:val="24"/>
         </w:rPr>
         <w:t>Бо Ти Бог наш і Тобі славу возсилаємо: Отцю, і Сину, і Святому Духові</w:t>
       </w:r>
@@ -11104,6 +11245,7 @@
         <w:rPr>
           <w:rFonts w:ascii="Times New Roman" w:hAnsi="Times New Roman"/>
           <w:sz w:val="24"/>
+          <w:szCs w:val="24"/>
         </w:rPr>
         <w:t>, нині, і повсякчас, і на віки віків.</w:t>
       </w:r>
@@ -12182,7 +12324,7 @@
     </w:p>
     <w:p>
       <w:pPr>
-        <w:pStyle w:val="3"/>
+        <w:pStyle w:val="Heading3"/>
         <w:spacing w:before="0" w:after="120"/>
         <w:jc w:val="center"/>
         <w:rPr>
@@ -12210,6 +12352,7 @@
           <w:rFonts w:ascii="Times New Roman" w:hAnsi="Times New Roman"/>
           <w:color w:val="000000"/>
           <w:sz w:val="24"/>
+          <w:szCs w:val="24"/>
         </w:rPr>
         <w:t>Ще і ще в мирі Господеві помолімся.</w:t>
       </w:r>
@@ -12224,6 +12367,7 @@
           <w:i/>
           <w:color w:val="FF4400"/>
           <w:sz w:val="24"/>
+          <w:szCs w:val="24"/>
         </w:rPr>
         <w:t>Вірні:</w:t>
       </w:r>
@@ -12232,6 +12376,7 @@
           <w:rFonts w:ascii="Times New Roman" w:hAnsi="Times New Roman"/>
           <w:color w:val="000000"/>
           <w:sz w:val="24"/>
+          <w:szCs w:val="24"/>
         </w:rPr>
         <w:t xml:space="preserve"> Го́споди, поми́луй.</w:t>
       </w:r>
@@ -12244,6 +12389,7 @@
         <w:rPr>
           <w:rFonts w:ascii="Times New Roman" w:hAnsi="Times New Roman"/>
           <w:sz w:val="24"/>
+          <w:szCs w:val="24"/>
         </w:rPr>
         <w:t>Заступи, спаси, помилуй і охорони нас, Боже, Твоєю благодаттю</w:t>
       </w:r>
@@ -12258,6 +12404,7 @@
           <w:i/>
           <w:color w:val="FF4400"/>
           <w:sz w:val="24"/>
+          <w:szCs w:val="24"/>
         </w:rPr>
         <w:t>Вірні:</w:t>
       </w:r>
@@ -12266,6 +12413,7 @@
           <w:rFonts w:ascii="Times New Roman" w:hAnsi="Times New Roman"/>
           <w:color w:val="000000"/>
           <w:sz w:val="24"/>
+          <w:szCs w:val="24"/>
         </w:rPr>
         <w:t xml:space="preserve"> Го́споди, поми́луй.</w:t>
       </w:r>
@@ -12279,6 +12427,7 @@
           <w:rFonts w:ascii="Times New Roman" w:hAnsi="Times New Roman"/>
           <w:color w:val="000000"/>
           <w:sz w:val="24"/>
+          <w:szCs w:val="24"/>
         </w:rPr>
         <w:lastRenderedPageBreak/>
         <w:t>Пресвяту, пречисту, преблагословенну, славну Владичицю нашу Богородицю і приснодіву Марію, з усіма святими пом’янувши, самих себе, і один одного, і все життя наше Христу Богові віддаймо.</w:t>
@@ -12294,6 +12443,7 @@
           <w:i/>
           <w:color w:val="FF4400"/>
           <w:sz w:val="24"/>
+          <w:szCs w:val="24"/>
         </w:rPr>
         <w:t>Вірні:</w:t>
       </w:r>
@@ -12302,6 +12452,7 @@
           <w:rFonts w:ascii="Times New Roman" w:hAnsi="Times New Roman"/>
           <w:color w:val="000000"/>
           <w:sz w:val="24"/>
+          <w:szCs w:val="24"/>
         </w:rPr>
         <w:t xml:space="preserve"> Тобі́, Го́споди.</w:t>
       </w:r>
@@ -12315,6 +12466,7 @@
         <w:rPr>
           <w:rFonts w:ascii="Times New Roman" w:hAnsi="Times New Roman"/>
           <w:sz w:val="24"/>
+          <w:szCs w:val="24"/>
           <w:u w:val="single"/>
         </w:rPr>
         <w:t>[Благодаримо Тебе, Господи, Боже спасіння нашого, бо Ти все робиш для добра життя нашого, щоб ми завжди на Тебе споглядали, Спасителю й Доброчинцю душ наших. Бо Ти дав спокій нам у час минулої ночі й підвів нас, щоб ми поклонялися величному імені Твоєму. Тому молимо Тебе, Господи: Дай нам ласку й силу, щоб ми стали гідними співати Тобі розумно й молитися безупинно та в страсі і тремтінні над нашим спасінням працювали, при заступництві Христа Твого. Пом'яни, Господи, і тих, що вночі до Тебе кличуть. Вислухай їх і помилуй, і круши під ноги їх невидимих і войовничих ворогів.]</w:t>
@@ -12331,6 +12483,7 @@
           <w:i/>
           <w:color w:val="FF0000"/>
           <w:sz w:val="24"/>
+          <w:szCs w:val="24"/>
         </w:rPr>
         <w:t xml:space="preserve">Священник: </w:t>
       </w:r>
@@ -12339,6 +12492,7 @@
           <w:rFonts w:ascii="Times New Roman" w:hAnsi="Times New Roman"/>
           <w:color w:val="000000"/>
           <w:sz w:val="24"/>
+          <w:szCs w:val="24"/>
         </w:rPr>
         <w:t>Бо Ти цар миру і Спас душ наших – і Тобі славу возсилаємо, Отцю, і Сину, і Святому Духові</w:t>
       </w:r>
@@ -12346,6 +12500,7 @@
         <w:rPr>
           <w:rFonts w:ascii="Times New Roman" w:hAnsi="Times New Roman"/>
           <w:sz w:val="24"/>
+          <w:szCs w:val="24"/>
         </w:rPr>
         <w:t>, нині, і повсякчас, і на віки віків.</w:t>
       </w:r>
@@ -12901,7 +13056,7 @@
     </w:p>
     <w:p>
       <w:pPr>
-        <w:pStyle w:val="3"/>
+        <w:pStyle w:val="Heading3"/>
         <w:spacing w:before="0" w:after="120"/>
         <w:jc w:val="center"/>
         <w:rPr>
@@ -13383,7 +13538,7 @@
     </w:p>
     <w:p>
       <w:pPr>
-        <w:pStyle w:val="3"/>
+        <w:pStyle w:val="Heading3"/>
         <w:spacing w:before="0" w:after="120"/>
         <w:jc w:val="center"/>
         <w:rPr>
@@ -13413,6 +13568,7 @@
           <w:rFonts w:ascii="Times New Roman" w:hAnsi="Times New Roman"/>
           <w:color w:val="000000"/>
           <w:sz w:val="24"/>
+          <w:szCs w:val="24"/>
         </w:rPr>
         <w:t>Ще і ще в мирі Господеві помолімся.</w:t>
       </w:r>
@@ -13427,6 +13583,7 @@
           <w:i/>
           <w:color w:val="FF4400"/>
           <w:sz w:val="24"/>
+          <w:szCs w:val="24"/>
         </w:rPr>
         <w:t>Вірні:</w:t>
       </w:r>
@@ -13435,6 +13592,7 @@
           <w:rFonts w:ascii="Times New Roman" w:hAnsi="Times New Roman"/>
           <w:color w:val="000000"/>
           <w:sz w:val="24"/>
+          <w:szCs w:val="24"/>
         </w:rPr>
         <w:t xml:space="preserve"> Го́споди, поми́луй.</w:t>
       </w:r>
@@ -13447,6 +13605,7 @@
         <w:rPr>
           <w:rFonts w:ascii="Times New Roman" w:hAnsi="Times New Roman"/>
           <w:sz w:val="24"/>
+          <w:szCs w:val="24"/>
         </w:rPr>
         <w:t>Заступи, спаси, помилуй і охорони нас, Боже, Твоєю благодаттю</w:t>
       </w:r>
@@ -13461,6 +13620,7 @@
           <w:i/>
           <w:color w:val="FF4400"/>
           <w:sz w:val="24"/>
+          <w:szCs w:val="24"/>
         </w:rPr>
         <w:t>Вірні:</w:t>
       </w:r>
@@ -13469,6 +13629,7 @@
           <w:rFonts w:ascii="Times New Roman" w:hAnsi="Times New Roman"/>
           <w:color w:val="000000"/>
           <w:sz w:val="24"/>
+          <w:szCs w:val="24"/>
         </w:rPr>
         <w:t xml:space="preserve"> Го́споди, поми́луй.</w:t>
       </w:r>
@@ -13482,6 +13643,7 @@
           <w:rFonts w:ascii="Times New Roman" w:hAnsi="Times New Roman"/>
           <w:color w:val="000000"/>
           <w:sz w:val="24"/>
+          <w:szCs w:val="24"/>
         </w:rPr>
         <w:t>Пресвяту, пречисту, преблагословенну, славну Владичицю нашу Богородицю і приснодіву Марію, з усіма святими пом’янувши, самих себе, і один одного, і все життя наше Христу Богові віддаймо.</w:t>
       </w:r>
@@ -13496,6 +13658,7 @@
           <w:i/>
           <w:color w:val="FF4400"/>
           <w:sz w:val="24"/>
+          <w:szCs w:val="24"/>
         </w:rPr>
         <w:t>Вірні:</w:t>
       </w:r>
@@ -13504,6 +13667,7 @@
           <w:rFonts w:ascii="Times New Roman" w:hAnsi="Times New Roman"/>
           <w:color w:val="000000"/>
           <w:sz w:val="24"/>
+          <w:szCs w:val="24"/>
         </w:rPr>
         <w:t xml:space="preserve"> Тобі́, Го́споди.</w:t>
       </w:r>
@@ -13517,17 +13681,10 @@
         <w:rPr>
           <w:rFonts w:ascii="Times New Roman" w:hAnsi="Times New Roman"/>
           <w:sz w:val="24"/>
+          <w:szCs w:val="24"/>
           <w:u w:val="single"/>
         </w:rPr>
-        <w:t>[Боже, Боже наш! Ти сотворив розумні й духовні сили Своєю волею. Тебе просимо й Тобі молимося: Прийми наші посильні величання з усіма Твоїми творіннями і збагати щедрими даруваннями Твоєї ласки. Бо перед Тобо</w:t>
-      </w:r>
-      <w:r>
-        <w:rPr>
-          <w:rFonts w:ascii="Times New Roman" w:hAnsi="Times New Roman"/>
-          <w:sz w:val="24"/>
-          <w:u w:val="single"/>
-        </w:rPr>
-        <w:t>ю згинається всяке коліно: на небі, на землі й під землею, і все, що живе, і все створіння оспівує неосяжну Твою славу, бо Ти Бог правдивий і вельми милостивий.]</w:t>
+        <w:t>[Боже, Боже наш! Ти сотворив розумні й духовні сили Своєю волею. Тебе просимо й Тобі молимося: Прийми наші посильні величання з усіма Твоїми творіннями і збагати щедрими даруваннями Твоєї ласки. Бо перед Тобою згинається всяке коліно: на небі, на землі й під землею, і все, що живе, і все створіння оспівує неосяжну Твою славу, бо Ти Бог правдивий і вельми милостивий.]</w:t>
       </w:r>
     </w:p>
     <w:p>
@@ -13609,7 +13766,7 @@
     </w:p>
     <w:p>
       <w:pPr>
-        <w:pStyle w:val="3"/>
+        <w:pStyle w:val="Heading3"/>
         <w:spacing w:before="0" w:after="120"/>
         <w:jc w:val="center"/>
         <w:rPr>
@@ -13693,7 +13850,7 @@
     </w:p>
     <w:p>
       <w:pPr>
-        <w:pStyle w:val="2"/>
+        <w:pStyle w:val="Heading2"/>
         <w:spacing w:before="0" w:after="120"/>
         <w:jc w:val="center"/>
         <w:rPr>
@@ -14327,7 +14484,7 @@
     </w:p>
     <w:p>
       <w:pPr>
-        <w:pStyle w:val="3"/>
+        <w:pStyle w:val="Heading3"/>
         <w:spacing w:before="0" w:after="120"/>
         <w:jc w:val="center"/>
         <w:rPr>
@@ -14356,6 +14513,7 @@
         <w:rPr>
           <w:rFonts w:ascii="Times New Roman" w:hAnsi="Times New Roman"/>
           <w:sz w:val="24"/>
+          <w:szCs w:val="24"/>
           <w:u w:val="single"/>
         </w:rPr>
         <w:t>[Хвалимо, співаємо, благословимо і благодаримо Тебе, Боже батьків наших, бо Ти забрав тінь нічну і явив нам знову світло денне. Молимо Твою добрість: Милостивий будь для нас грішних і прийми молитву нашу задля великої Твоєї ласкавости, бо ми прибігаємо до Тебе, милостивого і всемогутнього Бога. Ти, що засвітив у серцях наших правдиве сонце справедливости Твоєї! Просвіти розум наш і почування всі зберігай, щоб, як у день, ходили ми пристойно шляхом заповідей Твоїх і дійшли до життя вічного, і стали гідними насолоджуватися недоступним Твоїм світлом. Бо в Тебе є джерело життя, Ти Бог наш і Тобі славу возсилаємо: Отцю, і Сину, і Святому Духові, нині і повсякчас, і на віки віків. Амінь.]</w:t>
@@ -14840,7 +14998,7 @@
     </w:p>
     <w:p>
       <w:pPr>
-        <w:pStyle w:val="3"/>
+        <w:pStyle w:val="Heading3"/>
         <w:spacing w:before="0" w:after="120"/>
         <w:jc w:val="center"/>
         <w:rPr>
@@ -14925,6 +15083,7 @@
         <w:rPr>
           <w:rFonts w:ascii="Times New Roman" w:hAnsi="Times New Roman"/>
           <w:sz w:val="24"/>
+          <w:szCs w:val="24"/>
         </w:rPr>
         <w:t>Заступи, спаси, помилуй і охорони нас, Боже, Твоєю благодаттю</w:t>
       </w:r>
@@ -15246,6 +15405,7 @@
           <w:i/>
           <w:color w:val="FF0000"/>
           <w:sz w:val="24"/>
+          <w:szCs w:val="24"/>
         </w:rPr>
         <w:t>Священник:</w:t>
       </w:r>
@@ -15254,6 +15414,7 @@
           <w:rFonts w:ascii="Times New Roman" w:hAnsi="Times New Roman"/>
           <w:color w:val="FF0000"/>
           <w:sz w:val="24"/>
+          <w:szCs w:val="24"/>
         </w:rPr>
         <w:t xml:space="preserve"> </w:t>
       </w:r>
@@ -15262,6 +15423,7 @@
           <w:rFonts w:ascii="Times New Roman" w:hAnsi="Times New Roman"/>
           <w:color w:val="000000"/>
           <w:sz w:val="24"/>
+          <w:szCs w:val="24"/>
         </w:rPr>
         <w:t>Бо Ти – Бог милости, ласк і людинолюбности, і Тобі славу віддаємо, Отцю, і Сину, і Святому Духові, нині, і повсякчас, і на віки віків.</w:t>
       </w:r>
@@ -15476,6 +15638,7 @@
           <w:i/>
           <w:color w:val="FF4400"/>
           <w:sz w:val="24"/>
+          <w:szCs w:val="24"/>
         </w:rPr>
         <w:t xml:space="preserve">Священник: </w:t>
       </w:r>
@@ -15484,6 +15647,7 @@
           <w:rFonts w:ascii="Times New Roman" w:hAnsi="Times New Roman"/>
           <w:color w:val="000000"/>
           <w:sz w:val="24"/>
+          <w:szCs w:val="24"/>
         </w:rPr>
         <w:t>Бо до Тебе належить милувати і спасати нас, Боже наш, і Тобі славу віддаємо, Отцю, і Сину, і Святому Духові, нині, і повсякчас, і на віки віків.</w:t>
       </w:r>
@@ -15528,7 +15692,7 @@
     </w:p>
     <w:p>
       <w:pPr>
-        <w:pStyle w:val="2"/>
+        <w:pStyle w:val="Heading2"/>
         <w:spacing w:before="0" w:after="120"/>
         <w:jc w:val="center"/>
         <w:rPr>
@@ -15854,6 +16018,7 @@
         <w:rPr>
           <w:rFonts w:ascii="Times New Roman" w:hAnsi="Times New Roman"/>
           <w:sz w:val="24"/>
+          <w:szCs w:val="24"/>
         </w:rPr>
         <w:t xml:space="preserve">Святи́й Бо́же, святи́й Крі́пкий, святи́й Безсме́ртний, поми́луй нас. </w:t>
       </w:r>
@@ -15863,6 +16028,7 @@
           <w:i/>
           <w:color w:val="FF0000"/>
           <w:sz w:val="24"/>
+          <w:szCs w:val="24"/>
         </w:rPr>
         <w:t>(3 р.)</w:t>
       </w:r>
@@ -15875,6 +16041,7 @@
         <w:rPr>
           <w:rFonts w:ascii="Times New Roman" w:hAnsi="Times New Roman"/>
           <w:sz w:val="24"/>
+          <w:szCs w:val="24"/>
         </w:rPr>
         <w:t>Сла́ва Отцю́, і Си́ну, і Свято́му Ду́хові,* і ни́ні, і повсякча́с, і на ві́ки вікі́в. Амі́нь.</w:t>
       </w:r>
@@ -15887,6 +16054,7 @@
         <w:rPr>
           <w:rFonts w:ascii="Times New Roman" w:hAnsi="Times New Roman"/>
           <w:sz w:val="24"/>
+          <w:szCs w:val="24"/>
         </w:rPr>
         <w:t>Пресвята́ Тро́йце, поми́луй нас; Го́споди, очи́сти гріхи́ на́ші; Влади́ко, прости́ беззако́ння на́ші; Святи́й, завіта́й і зціли́ не́мочі на́ші, І́мени Твого́ ра́ди.</w:t>
       </w:r>
@@ -15899,6 +16067,7 @@
         <w:rPr>
           <w:rFonts w:ascii="Times New Roman" w:hAnsi="Times New Roman"/>
           <w:sz w:val="24"/>
+          <w:szCs w:val="24"/>
         </w:rPr>
         <w:lastRenderedPageBreak/>
         <w:t xml:space="preserve">Го́споди, поми́луй. </w:t>
@@ -15909,6 +16078,7 @@
           <w:i/>
           <w:color w:val="FF0000"/>
           <w:sz w:val="24"/>
+          <w:szCs w:val="24"/>
         </w:rPr>
         <w:t>(3 р.)</w:t>
       </w:r>
@@ -15921,6 +16091,7 @@
         <w:rPr>
           <w:rFonts w:ascii="Times New Roman" w:hAnsi="Times New Roman"/>
           <w:sz w:val="24"/>
+          <w:szCs w:val="24"/>
         </w:rPr>
         <w:t>Сла́ва Отцю́, і Си́ну, і Свято́му Ду́хові,* і ни́ні, і повсякча́с, і на ві́ки вікі́в. Амі́нь.</w:t>
       </w:r>
@@ -15934,6 +16105,7 @@
         <w:rPr>
           <w:rFonts w:ascii="Times New Roman" w:hAnsi="Times New Roman"/>
           <w:sz w:val="24"/>
+          <w:szCs w:val="24"/>
         </w:rPr>
         <w:t>О́тче наш, що єси́ на небеса́х,* неха́й святи́ться ім’я́ Твоє́,* неха́й при́йде ца́рство Твоє́,* неха́й бу́де во́ля Твоя́, як на не́бі, так і на землі́.* Хліб наш насу́щний дай нам сього́дні;* і прости́ нам прови́ни на́ші,* як і ми проща́ємо винува́тцям на́шим;* і не введи́ нас у споку́су,* але́ ви́зволи нас від лука́вого.</w:t>
       </w:r>
@@ -15949,6 +16121,7 @@
           <w:i/>
           <w:color w:val="FF0000"/>
           <w:sz w:val="24"/>
+          <w:szCs w:val="24"/>
         </w:rPr>
         <w:t>Священник:</w:t>
       </w:r>
@@ -15956,6 +16129,7 @@
         <w:rPr>
           <w:rFonts w:ascii="Times New Roman" w:hAnsi="Times New Roman"/>
           <w:sz w:val="24"/>
+          <w:szCs w:val="24"/>
         </w:rPr>
         <w:t xml:space="preserve"> Бо Твоє є царство, і сила, і слава, Отця, і Сина, і Святого Духа, нині, і повсякчас, і на віки віків.</w:t>
       </w:r>
@@ -16022,7 +16196,7 @@
     </w:p>
     <w:p>
       <w:pPr>
-        <w:pStyle w:val="3"/>
+        <w:pStyle w:val="Heading3"/>
         <w:spacing w:before="0" w:after="120"/>
         <w:jc w:val="center"/>
         <w:rPr>
@@ -16198,7 +16372,7 @@
     </w:p>
     <w:p>
       <w:pPr>
-        <w:pStyle w:val="3"/>
+        <w:pStyle w:val="Heading3"/>
         <w:spacing w:before="0" w:after="120"/>
         <w:jc w:val="center"/>
         <w:rPr>
@@ -16307,6 +16481,7 @@
         <w:rPr>
           <w:rFonts w:ascii="Times New Roman" w:hAnsi="Times New Roman"/>
           <w:sz w:val="24"/>
+          <w:szCs w:val="24"/>
         </w:rPr>
         <w:t xml:space="preserve">Ще молимось за святішого вселенського Архиєрея Франциска, Папу Римського, за блаженнішого Патріарха нашого Святослава, і за преосвященнішого Митрополита нашого Кир </w:t>
       </w:r>
@@ -16316,6 +16491,7 @@
           <w:i/>
           <w:color w:val="FF0000"/>
           <w:sz w:val="24"/>
+          <w:szCs w:val="24"/>
         </w:rPr>
         <w:t>(ім'я)</w:t>
       </w:r>
@@ -16323,6 +16499,7 @@
         <w:rPr>
           <w:rFonts w:ascii="Times New Roman" w:hAnsi="Times New Roman"/>
           <w:sz w:val="24"/>
+          <w:szCs w:val="24"/>
         </w:rPr>
         <w:t xml:space="preserve">, і за боголюбивого Єпископа нашого Кир </w:t>
       </w:r>
@@ -16332,6 +16509,7 @@
           <w:i/>
           <w:color w:val="FF0000"/>
           <w:sz w:val="24"/>
+          <w:szCs w:val="24"/>
         </w:rPr>
         <w:t>(ім'я)</w:t>
       </w:r>
@@ -16339,6 +16517,7 @@
         <w:rPr>
           <w:rFonts w:ascii="Times New Roman" w:hAnsi="Times New Roman"/>
           <w:sz w:val="24"/>
+          <w:szCs w:val="24"/>
         </w:rPr>
         <w:t xml:space="preserve">, [і за всечесніших отців наших Протоархимандрита </w:t>
       </w:r>
@@ -16348,6 +16527,7 @@
           <w:i/>
           <w:color w:val="FF0000"/>
           <w:sz w:val="24"/>
+          <w:szCs w:val="24"/>
         </w:rPr>
         <w:t>(ім'я)</w:t>
       </w:r>
@@ -16355,6 +16535,7 @@
         <w:rPr>
           <w:rFonts w:ascii="Times New Roman" w:hAnsi="Times New Roman"/>
           <w:sz w:val="24"/>
+          <w:szCs w:val="24"/>
         </w:rPr>
         <w:t xml:space="preserve">, Архимандрита </w:t>
       </w:r>
@@ -16364,6 +16545,7 @@
           <w:i/>
           <w:color w:val="FF0000"/>
           <w:sz w:val="24"/>
+          <w:szCs w:val="24"/>
         </w:rPr>
         <w:t>(ім'я)</w:t>
       </w:r>
@@ -16371,6 +16553,7 @@
         <w:rPr>
           <w:rFonts w:ascii="Times New Roman" w:hAnsi="Times New Roman"/>
           <w:sz w:val="24"/>
+          <w:szCs w:val="24"/>
         </w:rPr>
         <w:t xml:space="preserve">, Протоігумена </w:t>
       </w:r>
@@ -16380,6 +16563,7 @@
           <w:i/>
           <w:color w:val="FF0000"/>
           <w:sz w:val="24"/>
+          <w:szCs w:val="24"/>
         </w:rPr>
         <w:t>(ім'я)</w:t>
       </w:r>
@@ -16387,6 +16571,7 @@
         <w:rPr>
           <w:rFonts w:ascii="Times New Roman" w:hAnsi="Times New Roman"/>
           <w:sz w:val="24"/>
+          <w:szCs w:val="24"/>
         </w:rPr>
         <w:t xml:space="preserve"> й Ігумена </w:t>
       </w:r>
@@ -16396,6 +16581,7 @@
           <w:i/>
           <w:color w:val="FF0000"/>
           <w:sz w:val="24"/>
+          <w:szCs w:val="24"/>
         </w:rPr>
         <w:t>(ім'я)</w:t>
       </w:r>
@@ -16403,6 +16589,7 @@
         <w:rPr>
           <w:rFonts w:ascii="Times New Roman" w:hAnsi="Times New Roman"/>
           <w:sz w:val="24"/>
+          <w:szCs w:val="24"/>
         </w:rPr>
         <w:t>], за тих, що служать і послужили у святому храмі цьому (і в святій обителі цій), і за отців наших духовних, і всіх у Христі братів наших.</w:t>
       </w:r>
@@ -16459,6 +16646,7 @@
           <w:i/>
           <w:color w:val="FF4400"/>
           <w:sz w:val="24"/>
+          <w:szCs w:val="24"/>
         </w:rPr>
         <w:t xml:space="preserve">Священник: </w:t>
       </w:r>
@@ -16466,6 +16654,7 @@
         <w:rPr>
           <w:rFonts w:ascii="Times New Roman" w:hAnsi="Times New Roman"/>
           <w:sz w:val="24"/>
+          <w:szCs w:val="24"/>
         </w:rPr>
         <w:t>Бо милостивий і людинолюбний Бог єси, і Тобі славу возсилаємо, Отцю, і Сину, і Святому Духові, нині, і повсякчас, і на віки віків.</w:t>
       </w:r>
@@ -16503,7 +16692,7 @@
     </w:p>
     <w:p>
       <w:pPr>
-        <w:pStyle w:val="2"/>
+        <w:pStyle w:val="Heading2"/>
         <w:spacing w:before="0" w:after="120"/>
         <w:jc w:val="center"/>
         <w:rPr>
@@ -16556,6 +16745,7 @@
           <w:i/>
           <w:color w:val="FF0000"/>
           <w:sz w:val="24"/>
+          <w:szCs w:val="24"/>
         </w:rPr>
         <w:t>Вірні:</w:t>
       </w:r>
@@ -16563,6 +16753,7 @@
         <w:rPr>
           <w:rFonts w:ascii="Times New Roman" w:hAnsi="Times New Roman"/>
           <w:sz w:val="24"/>
+          <w:szCs w:val="24"/>
         </w:rPr>
         <w:t xml:space="preserve"> </w:t>
       </w:r>
@@ -16571,6 +16762,7 @@
           <w:rFonts w:ascii="Times New Roman" w:hAnsi="Times New Roman"/>
           <w:color w:val="333333"/>
           <w:sz w:val="24"/>
+          <w:szCs w:val="24"/>
         </w:rPr>
         <w:t>Світи́ся, світи́ся, нови́й Єрусали́ме,* сла́ва бо Госпо́дня на то</w:t>
       </w:r>
@@ -16579,6 +16771,7 @@
           <w:rFonts w:ascii="Times New Roman" w:hAnsi="Times New Roman"/>
           <w:color w:val="000000"/>
           <w:sz w:val="24"/>
+          <w:szCs w:val="24"/>
         </w:rPr>
         <w:t>́</w:t>
       </w:r>
@@ -16587,6 +16780,7 @@
           <w:rFonts w:ascii="Times New Roman" w:hAnsi="Times New Roman"/>
           <w:color w:val="333333"/>
           <w:sz w:val="24"/>
+          <w:szCs w:val="24"/>
         </w:rPr>
         <w:t>бі возсія́ла!* Раді́й ни</w:t>
       </w:r>
@@ -16595,6 +16789,7 @@
           <w:rFonts w:ascii="Times New Roman" w:hAnsi="Times New Roman"/>
           <w:color w:val="000000"/>
           <w:sz w:val="24"/>
+          <w:szCs w:val="24"/>
         </w:rPr>
         <w:t>́</w:t>
       </w:r>
@@ -16603,6 +16798,7 @@
           <w:rFonts w:ascii="Times New Roman" w:hAnsi="Times New Roman"/>
           <w:color w:val="333333"/>
           <w:sz w:val="24"/>
+          <w:szCs w:val="24"/>
         </w:rPr>
         <w:t>ні й весели́ся, Сіо́не.* А ти, чи́ста Богоро́дице, втіша́йся воскресі́нням Си́на свого́.</w:t>
       </w:r>
@@ -16618,6 +16814,7 @@
           <w:i/>
           <w:color w:val="FF0000"/>
           <w:sz w:val="24"/>
+          <w:szCs w:val="24"/>
         </w:rPr>
         <w:t>Священник:</w:t>
       </w:r>
@@ -16626,6 +16823,7 @@
           <w:rFonts w:ascii="Times New Roman" w:hAnsi="Times New Roman"/>
           <w:color w:val="FF0000"/>
           <w:sz w:val="24"/>
+          <w:szCs w:val="24"/>
         </w:rPr>
         <w:t xml:space="preserve"> </w:t>
       </w:r>
@@ -16633,6 +16831,7 @@
         <w:rPr>
           <w:rFonts w:ascii="Times New Roman" w:hAnsi="Times New Roman"/>
           <w:sz w:val="24"/>
+          <w:szCs w:val="24"/>
         </w:rPr>
         <w:t>Слава тобі, Христе Боже, уповання наше, слава тобі!</w:t>
       </w:r>
@@ -17323,20 +17522,21 @@
     <w:lsdException w:name="Unresolved Mention" w:semiHidden="1" w:unhideWhenUsed="1"/>
     <w:lsdException w:name="Smart Link" w:semiHidden="1" w:unhideWhenUsed="1"/>
   </w:latentStyles>
-  <w:style w:type="paragraph" w:default="1" w:styleId="a">
+  <w:style w:type="paragraph" w:default="1" w:styleId="Normal">
     <w:name w:val="Normal"/>
     <w:qFormat/>
     <w:rsid w:val="00F536D8"/>
     <w:rPr>
       <w:rFonts w:eastAsia="Times New Roman" w:cs="Times New Roman"/>
       <w:sz w:val="36"/>
+      <w:szCs w:val="36"/>
     </w:rPr>
   </w:style>
-  <w:style w:type="paragraph" w:styleId="1">
+  <w:style w:type="paragraph" w:styleId="Heading1">
     <w:name w:val="heading 1"/>
-    <w:basedOn w:val="a"/>
-    <w:next w:val="a"/>
-    <w:link w:val="10"/>
+    <w:basedOn w:val="Normal"/>
+    <w:next w:val="Normal"/>
+    <w:link w:val="Heading1Char"/>
     <w:uiPriority w:val="9"/>
     <w:qFormat/>
     <w:rsid w:val="00F536D8"/>
@@ -17352,11 +17552,11 @@
       <w:szCs w:val="24"/>
     </w:rPr>
   </w:style>
-  <w:style w:type="paragraph" w:styleId="2">
+  <w:style w:type="paragraph" w:styleId="Heading2">
     <w:name w:val="heading 2"/>
-    <w:basedOn w:val="a"/>
-    <w:next w:val="a"/>
-    <w:link w:val="20"/>
+    <w:basedOn w:val="Normal"/>
+    <w:next w:val="Normal"/>
+    <w:link w:val="Heading2Char"/>
     <w:uiPriority w:val="9"/>
     <w:unhideWhenUsed/>
     <w:qFormat/>
@@ -17374,11 +17574,11 @@
       <w:szCs w:val="26"/>
     </w:rPr>
   </w:style>
-  <w:style w:type="paragraph" w:styleId="3">
+  <w:style w:type="paragraph" w:styleId="Heading3">
     <w:name w:val="heading 3"/>
-    <w:basedOn w:val="a"/>
-    <w:next w:val="a"/>
-    <w:link w:val="30"/>
+    <w:basedOn w:val="Normal"/>
+    <w:next w:val="Normal"/>
+    <w:link w:val="Heading3Char"/>
     <w:uiPriority w:val="9"/>
     <w:unhideWhenUsed/>
     <w:qFormat/>
@@ -17396,10 +17596,10 @@
       <w:szCs w:val="24"/>
     </w:rPr>
   </w:style>
-  <w:style w:type="paragraph" w:styleId="4">
+  <w:style w:type="paragraph" w:styleId="Heading4">
     <w:name w:val="heading 4"/>
-    <w:basedOn w:val="a"/>
-    <w:next w:val="a"/>
+    <w:basedOn w:val="Normal"/>
+    <w:next w:val="Normal"/>
     <w:uiPriority w:val="9"/>
     <w:semiHidden/>
     <w:unhideWhenUsed/>
@@ -17416,10 +17616,10 @@
       <w:szCs w:val="24"/>
     </w:rPr>
   </w:style>
-  <w:style w:type="paragraph" w:styleId="5">
+  <w:style w:type="paragraph" w:styleId="Heading5">
     <w:name w:val="heading 5"/>
-    <w:basedOn w:val="a"/>
-    <w:next w:val="a"/>
+    <w:basedOn w:val="Normal"/>
+    <w:next w:val="Normal"/>
     <w:uiPriority w:val="9"/>
     <w:semiHidden/>
     <w:unhideWhenUsed/>
@@ -17436,10 +17636,10 @@
       <w:szCs w:val="22"/>
     </w:rPr>
   </w:style>
-  <w:style w:type="paragraph" w:styleId="6">
+  <w:style w:type="paragraph" w:styleId="Heading6">
     <w:name w:val="heading 6"/>
-    <w:basedOn w:val="a"/>
-    <w:next w:val="a"/>
+    <w:basedOn w:val="Normal"/>
+    <w:next w:val="Normal"/>
     <w:uiPriority w:val="9"/>
     <w:semiHidden/>
     <w:unhideWhenUsed/>
@@ -17455,13 +17655,13 @@
       <w:sz w:val="20"/>
     </w:rPr>
   </w:style>
-  <w:style w:type="character" w:default="1" w:styleId="a0">
+  <w:style w:type="character" w:default="1" w:styleId="DefaultParagraphFont">
     <w:name w:val="Default Paragraph Font"/>
     <w:uiPriority w:val="1"/>
     <w:semiHidden/>
     <w:unhideWhenUsed/>
   </w:style>
-  <w:style w:type="table" w:default="1" w:styleId="a1">
+  <w:style w:type="table" w:default="1" w:styleId="TableNormal">
     <w:name w:val="Normal Table"/>
     <w:uiPriority w:val="99"/>
     <w:semiHidden/>
@@ -17476,16 +17676,16 @@
       </w:tblCellMar>
     </w:tblPr>
   </w:style>
-  <w:style w:type="numbering" w:default="1" w:styleId="a2">
+  <w:style w:type="numbering" w:default="1" w:styleId="NoList">
     <w:name w:val="No List"/>
     <w:uiPriority w:val="99"/>
     <w:semiHidden/>
     <w:unhideWhenUsed/>
   </w:style>
-  <w:style w:type="paragraph" w:styleId="a3">
+  <w:style w:type="paragraph" w:styleId="Title">
     <w:name w:val="Title"/>
-    <w:basedOn w:val="a"/>
-    <w:next w:val="a"/>
+    <w:basedOn w:val="Normal"/>
+    <w:next w:val="Normal"/>
     <w:uiPriority w:val="10"/>
     <w:qFormat/>
     <w:pPr>
@@ -17499,9 +17699,9 @@
       <w:szCs w:val="72"/>
     </w:rPr>
   </w:style>
-  <w:style w:type="character" w:customStyle="1" w:styleId="10">
-    <w:name w:val="Заголовок 1 Знак"/>
-    <w:link w:val="1"/>
+  <w:style w:type="character" w:customStyle="1" w:styleId="Heading1Char">
+    <w:name w:val="Heading 1 Char"/>
+    <w:link w:val="Heading1"/>
     <w:rsid w:val="00F536D8"/>
     <w:rPr>
       <w:rFonts w:ascii="Arial" w:eastAsia="Times New Roman" w:hAnsi="Arial" w:cs="Arial"/>
@@ -17511,9 +17711,9 @@
       <w:szCs w:val="24"/>
     </w:rPr>
   </w:style>
-  <w:style w:type="character" w:customStyle="1" w:styleId="20">
-    <w:name w:val="Заголовок 2 Знак"/>
-    <w:link w:val="2"/>
+  <w:style w:type="character" w:customStyle="1" w:styleId="Heading2Char">
+    <w:name w:val="Heading 2 Char"/>
+    <w:link w:val="Heading2"/>
     <w:uiPriority w:val="9"/>
     <w:rsid w:val="00E36909"/>
     <w:rPr>
@@ -17524,10 +17724,10 @@
       <w:lang w:val="en-US"/>
     </w:rPr>
   </w:style>
-  <w:style w:type="character" w:customStyle="1" w:styleId="30">
-    <w:name w:val="Заголовок 3 Знак"/>
-    <w:link w:val="3"/>
-    <w:uiPriority w:val="99"/>
+  <w:style w:type="character" w:customStyle="1" w:styleId="Heading3Char">
+    <w:name w:val="Heading 3 Char"/>
+    <w:link w:val="Heading3"/>
+    <w:uiPriority w:val="9"/>
     <w:rsid w:val="00A231E9"/>
     <w:rPr>
       <w:rFonts w:ascii="Calibri Light" w:eastAsia="Times New Roman" w:hAnsi="Calibri Light" w:cs="Times New Roman"/>
@@ -17537,10 +17737,10 @@
       <w:lang w:val="en-US"/>
     </w:rPr>
   </w:style>
-  <w:style w:type="paragraph" w:styleId="a4">
+  <w:style w:type="paragraph" w:styleId="DocumentMap">
     <w:name w:val="Document Map"/>
-    <w:basedOn w:val="a"/>
-    <w:link w:val="a5"/>
+    <w:basedOn w:val="Normal"/>
+    <w:link w:val="DocumentMapChar"/>
     <w:uiPriority w:val="99"/>
     <w:semiHidden/>
     <w:unhideWhenUsed/>
@@ -17551,9 +17751,9 @@
       <w:szCs w:val="24"/>
     </w:rPr>
   </w:style>
-  <w:style w:type="character" w:customStyle="1" w:styleId="a5">
-    <w:name w:val="Схема документа Знак"/>
-    <w:link w:val="a4"/>
+  <w:style w:type="character" w:customStyle="1" w:styleId="DocumentMapChar">
+    <w:name w:val="Document Map Char"/>
+    <w:link w:val="DocumentMap"/>
     <w:uiPriority w:val="99"/>
     <w:semiHidden/>
     <w:rsid w:val="00BE02F8"/>
@@ -17564,10 +17764,10 @@
       <w:lang w:val="en-US"/>
     </w:rPr>
   </w:style>
-  <w:style w:type="paragraph" w:styleId="a6">
+  <w:style w:type="paragraph" w:styleId="Subtitle">
     <w:name w:val="Subtitle"/>
-    <w:basedOn w:val="a"/>
-    <w:next w:val="a"/>
+    <w:basedOn w:val="Normal"/>
+    <w:next w:val="Normal"/>
     <w:uiPriority w:val="11"/>
     <w:qFormat/>
     <w:pPr>
@@ -17902,8 +18102,8 @@
 </file>
 
 <file path=customXml/item1.xml><?xml version="1.0" encoding="utf-8"?>
-<go:gDocsCustomXmlDataStorage xmlns:go="http://customooxmlschemas.google.com/" xmlns:r="http://schemas.openxmlformats.org/officeDocument/2006/relationships" uri="GoogleDocsCustomDataVersion1">
-  <go:docsCustomData xmlns:go="http://customooxmlschemas.google.com/" roundtripDataSignature="AMtx7mg8yM+ohWWmiQLtf0xD7U6zlzBiug==">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</go:docsCustomData>
+<go:gDocsCustomXmlDataStorage xmlns:go="http://customooxmlschemas.google.com/" xmlns:r="http://schemas.openxmlformats.org/officeDocument/2006/relationships" uri="GoogleDocsCustomDataVersion2">
+  <go:docsCustomData xmlns:go="http://customooxmlschemas.google.com/" roundtripDataSignature="AMtx7mgaSlD6JtW10pYX+6Qyfeu6OR1x8g==">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</go:docsCustomData>
 </go:gDocsCustomXmlDataStorage>
 </file>
 
